--- a/products-storage/02-dopraboty-bez-poter/05-izmenenie-srokov.docx
+++ b/products-storage/02-dopraboty-bez-poter/05-izmenenie-srokov.docx
@@ -11,15 +11,6 @@
           <w:b/>
         </w:rPr>
         <w:t>Соглашение / уведомление об изменении сроков</w:t>
-      </w:r>
-    </w:p>
-    <w:p>
-      <w:r>
-        <w:rPr>
-          <w:i/>
-          <w:color w:val="E85D22"/>
-        </w:rPr>
-        <w:t>Заполните поля в квадратных скобках и удалите подсказки перед отправкой.</w:t>
       </w:r>
     </w:p>
     <w:p>
@@ -86,167 +77,6 @@
         <w:t>Приложен обновлённый график: [___]</w:t>
       </w:r>
     </w:p>
-    <w:p>
-      <w:pPr>
-        <w:pStyle w:val="Heading1"/>
-      </w:pPr>
-      <w:r>
-        <w:t>Контроль перед использованием</w:t>
-      </w:r>
-    </w:p>
-    <w:tbl>
-      <w:tblPr>
-        <w:tblW w:type="auto" w:w="0"/>
-        <w:jc w:val="center"/>
-        <w:tblLayout w:type="fixed"/>
-        <w:tblLook w:firstColumn="1" w:firstRow="1" w:lastColumn="0" w:lastRow="0" w:noHBand="0" w:noVBand="1" w:val="04A0"/>
-      </w:tblPr>
-      <w:tblGrid>
-        <w:gridCol w:w="1800"/>
-        <w:gridCol w:w="7560"/>
-      </w:tblGrid>
-      <w:tr>
-        <w:tc>
-          <w:tcPr>
-            <w:tcW w:type="dxa" w:w="4680"/>
-            <w:shd w:fill="E9E5DC"/>
-            <w:vAlign w:val="center"/>
-          </w:tcPr>
-          <w:p>
-            <w:r>
-              <w:t>Статус</w:t>
-            </w:r>
-          </w:p>
-        </w:tc>
-        <w:tc>
-          <w:tcPr>
-            <w:tcW w:type="dxa" w:w="4680"/>
-            <w:shd w:fill="E9E5DC"/>
-            <w:vAlign w:val="center"/>
-          </w:tcPr>
-          <w:p>
-            <w:r>
-              <w:t>Проверка</w:t>
-            </w:r>
-          </w:p>
-        </w:tc>
-      </w:tr>
-      <w:tr>
-        <w:tc>
-          <w:tcPr>
-            <w:tcW w:type="dxa" w:w="1800"/>
-          </w:tcPr>
-          <w:p>
-            <w:r>
-              <w:t>☐</w:t>
-            </w:r>
-          </w:p>
-        </w:tc>
-        <w:tc>
-          <w:tcPr>
-            <w:tcW w:type="dxa" w:w="7560"/>
-          </w:tcPr>
-          <w:p>
-            <w:r>
-              <w:t>Сверено с договором и приложениями</w:t>
-            </w:r>
-          </w:p>
-        </w:tc>
-      </w:tr>
-      <w:tr>
-        <w:tc>
-          <w:tcPr>
-            <w:tcW w:type="dxa" w:w="1800"/>
-          </w:tcPr>
-          <w:p>
-            <w:r>
-              <w:t>☐</w:t>
-            </w:r>
-          </w:p>
-        </w:tc>
-        <w:tc>
-          <w:tcPr>
-            <w:tcW w:type="dxa" w:w="7560"/>
-          </w:tcPr>
-          <w:p>
-            <w:r>
-              <w:t>Проверены полномочия подписанта и адресат</w:t>
-            </w:r>
-          </w:p>
-        </w:tc>
-      </w:tr>
-      <w:tr>
-        <w:tc>
-          <w:tcPr>
-            <w:tcW w:type="dxa" w:w="1800"/>
-          </w:tcPr>
-          <w:p>
-            <w:r>
-              <w:t>☐</w:t>
-            </w:r>
-          </w:p>
-        </w:tc>
-        <w:tc>
-          <w:tcPr>
-            <w:tcW w:type="dxa" w:w="7560"/>
-          </w:tcPr>
-          <w:p>
-            <w:r>
-              <w:t>Приложения названы и приложены</w:t>
-            </w:r>
-          </w:p>
-        </w:tc>
-      </w:tr>
-      <w:tr>
-        <w:tc>
-          <w:tcPr>
-            <w:tcW w:type="dxa" w:w="1800"/>
-          </w:tcPr>
-          <w:p>
-            <w:r>
-              <w:t>☐</w:t>
-            </w:r>
-          </w:p>
-        </w:tc>
-        <w:tc>
-          <w:tcPr>
-            <w:tcW w:type="dxa" w:w="7560"/>
-          </w:tcPr>
-          <w:p>
-            <w:r>
-              <w:t>Зафиксирован доказуемый канал отправки</w:t>
-            </w:r>
-          </w:p>
-        </w:tc>
-      </w:tr>
-      <w:tr>
-        <w:tc>
-          <w:tcPr>
-            <w:tcW w:type="dxa" w:w="1800"/>
-          </w:tcPr>
-          <w:p>
-            <w:r>
-              <w:t>☐</w:t>
-            </w:r>
-          </w:p>
-        </w:tc>
-        <w:tc>
-          <w:tcPr>
-            <w:tcW w:type="dxa" w:w="7560"/>
-          </w:tcPr>
-          <w:p>
-            <w:r>
-              <w:t>Юридически значимые формулировки проверены специалистом под объект</w:t>
-            </w:r>
-          </w:p>
-        </w:tc>
-      </w:tr>
-    </w:tbl>
-    <w:p>
-      <w:r>
-        <w:t>Важно: шаблон не заменяет анализ договора, проектной документации и обстоятельств конкретного объекта.</w:t>
-      </w:r>
-    </w:p>
     <w:sectPr>
       <w:headerReference w:type="default" r:id="rId9"/>
       <w:footerReference w:type="default" r:id="rId10"/>
@@ -266,14 +96,7 @@
       <w:pStyle w:val="Footer"/>
       <w:jc w:val="center"/>
     </w:pPr>
-    <w:r>
-      <w:rPr>
-        <w:rFonts w:ascii="Arial" w:hAnsi="Arial"/>
-        <w:color w:val="787878"/>
-        <w:sz w:val="16"/>
-      </w:rPr>
-      <w:t>Соглашение / уведомление об изменении сроков  •  версия 21.07.2026  •  marzhavbetone.ru</w:t>
-    </w:r>
+    <w:r/>
   </w:p>
 </w:ftr>
 </file>
@@ -284,14 +107,7 @@
     <w:pPr>
       <w:pStyle w:val="Header"/>
     </w:pPr>
-    <w:r>
-      <w:rPr>
-        <w:rFonts w:ascii="Arial" w:hAnsi="Arial"/>
-        <w:color w:val="646464"/>
-        <w:sz w:val="16"/>
-      </w:rPr>
-      <w:t>МАРЖА В БЕТОНЕ  /  РАБОЧИЙ ШАБЛОН</w:t>
-    </w:r>
+    <w:r/>
   </w:p>
 </w:hdr>
 </file>

--- a/products-storage/02-dopraboty-bez-poter/05-izmenenie-srokov.docx
+++ b/products-storage/02-dopraboty-bez-poter/05-izmenenie-srokov.docx
@@ -5,111 +5,1367 @@
     <w:p>
       <w:pPr>
         <w:pStyle w:val="Title"/>
+        <w:jc w:val="left"/>
       </w:pPr>
       <w:r>
-        <w:rPr>
-          <w:b/>
-        </w:rPr>
-        <w:t>Соглашение / уведомление об изменении сроков</w:t>
+        <w:t>Обоснование изменения сроков дополнительных работ</w:t>
+      </w:r>
+    </w:p>
+    <w:p>
+      <w:r>
+        <w:t>Покажите затронутые операции и расчёт смещения графика. Передайте обоснование заказчику и перенесите согласованные даты в соглашение 12 и обновлённый график.</w:t>
       </w:r>
     </w:p>
     <w:p>
       <w:pPr>
         <w:pStyle w:val="Heading1"/>
+        <w:keepNext/>
+        <w:pageBreakBefore w:val="0"/>
       </w:pPr>
       <w:r>
-        <w:t>Причина</w:t>
+        <w:t>Реквизиты</w:t>
       </w:r>
     </w:p>
+    <w:tbl>
+      <w:tblPr>
+        <w:tblStyle w:val="TableGrid"/>
+        <w:tblW w:type="auto" w:w="0"/>
+        <w:jc w:val="center"/>
+        <w:tblLayout w:type="fixed"/>
+        <w:tblLook w:firstColumn="1" w:firstRow="1" w:lastColumn="0" w:lastRow="0" w:noHBand="0" w:noVBand="1" w:val="04A0"/>
+      </w:tblPr>
+      <w:tblGrid>
+        <w:gridCol w:w="2268"/>
+        <w:gridCol w:w="7427"/>
+      </w:tblGrid>
+      <w:tr>
+        <w:trPr>
+          <w:cantSplit/>
+        </w:trPr>
+        <w:tc>
+          <w:tcPr>
+            <w:tcW w:type="dxa" w:w="2268"/>
+            <w:vAlign w:val="center"/>
+            <w:shd w:fill="F3F0E8"/>
+          </w:tcPr>
+          <w:p>
+            <w:pPr>
+              <w:spacing w:after="0"/>
+            </w:pPr>
+            <w:r/>
+            <w:r>
+              <w:rPr>
+                <w:b/>
+                <w:color w:val="262F37"/>
+                <w:sz w:val="18"/>
+              </w:rPr>
+              <w:t>Документ</w:t>
+            </w:r>
+          </w:p>
+        </w:tc>
+        <w:tc>
+          <w:tcPr>
+            <w:tcW w:type="dxa" w:w="7427"/>
+            <w:vAlign w:val="center"/>
+          </w:tcPr>
+          <w:p>
+            <w:pPr>
+              <w:spacing w:after="0"/>
+            </w:pPr>
+            <w:r/>
+            <w:r>
+              <w:rPr>
+                <w:b w:val="0"/>
+                <w:color w:val="262F37"/>
+                <w:sz w:val="18"/>
+              </w:rPr>
+              <w:t>Обоснование № [___] от [___]; место [___]</w:t>
+            </w:r>
+          </w:p>
+        </w:tc>
+      </w:tr>
+      <w:tr>
+        <w:trPr>
+          <w:cantSplit/>
+        </w:trPr>
+        <w:tc>
+          <w:tcPr>
+            <w:tcW w:type="dxa" w:w="2268"/>
+            <w:vAlign w:val="center"/>
+            <w:shd w:fill="F3F0E8"/>
+          </w:tcPr>
+          <w:p>
+            <w:pPr>
+              <w:spacing w:after="0"/>
+            </w:pPr>
+            <w:r/>
+            <w:r>
+              <w:rPr>
+                <w:b/>
+                <w:color w:val="262F37"/>
+                <w:sz w:val="18"/>
+              </w:rPr>
+              <w:t>Договор</w:t>
+            </w:r>
+          </w:p>
+        </w:tc>
+        <w:tc>
+          <w:tcPr>
+            <w:tcW w:type="dxa" w:w="7427"/>
+            <w:vAlign w:val="center"/>
+          </w:tcPr>
+          <w:p>
+            <w:pPr>
+              <w:spacing w:after="0"/>
+            </w:pPr>
+            <w:r/>
+            <w:r>
+              <w:rPr>
+                <w:b w:val="0"/>
+                <w:color w:val="262F37"/>
+                <w:sz w:val="18"/>
+              </w:rPr>
+              <w:t>Договор подряда № [___] от [___]; исходное приложение / смета [___]</w:t>
+            </w:r>
+          </w:p>
+        </w:tc>
+      </w:tr>
+      <w:tr>
+        <w:trPr>
+          <w:cantSplit/>
+        </w:trPr>
+        <w:tc>
+          <w:tcPr>
+            <w:tcW w:type="dxa" w:w="2268"/>
+            <w:vAlign w:val="center"/>
+            <w:shd w:fill="F3F0E8"/>
+          </w:tcPr>
+          <w:p>
+            <w:pPr>
+              <w:spacing w:after="0"/>
+            </w:pPr>
+            <w:r/>
+            <w:r>
+              <w:rPr>
+                <w:b/>
+                <w:color w:val="262F37"/>
+                <w:sz w:val="18"/>
+              </w:rPr>
+              <w:t>Объект</w:t>
+            </w:r>
+          </w:p>
+        </w:tc>
+        <w:tc>
+          <w:tcPr>
+            <w:tcW w:type="dxa" w:w="7427"/>
+            <w:vAlign w:val="center"/>
+          </w:tcPr>
+          <w:p>
+            <w:pPr>
+              <w:spacing w:after="0"/>
+            </w:pPr>
+            <w:r/>
+            <w:r>
+              <w:rPr>
+                <w:b w:val="0"/>
+                <w:color w:val="262F37"/>
+                <w:sz w:val="18"/>
+              </w:rPr>
+              <w:t>Наименование, адрес, участок или захватка [___]</w:t>
+            </w:r>
+          </w:p>
+        </w:tc>
+      </w:tr>
+      <w:tr>
+        <w:trPr>
+          <w:cantSplit/>
+        </w:trPr>
+        <w:tc>
+          <w:tcPr>
+            <w:tcW w:type="dxa" w:w="2268"/>
+            <w:vAlign w:val="center"/>
+            <w:shd w:fill="F3F0E8"/>
+          </w:tcPr>
+          <w:p>
+            <w:pPr>
+              <w:spacing w:after="0"/>
+            </w:pPr>
+            <w:r/>
+            <w:r>
+              <w:rPr>
+                <w:b/>
+                <w:color w:val="262F37"/>
+                <w:sz w:val="18"/>
+              </w:rPr>
+              <w:t>Подрядчик</w:t>
+            </w:r>
+          </w:p>
+        </w:tc>
+        <w:tc>
+          <w:tcPr>
+            <w:tcW w:type="dxa" w:w="7427"/>
+            <w:vAlign w:val="center"/>
+          </w:tcPr>
+          <w:p>
+            <w:pPr>
+              <w:spacing w:after="0"/>
+            </w:pPr>
+            <w:r/>
+            <w:r>
+              <w:rPr>
+                <w:b w:val="0"/>
+                <w:color w:val="262F37"/>
+                <w:sz w:val="18"/>
+              </w:rPr>
+              <w:t>Полное наименование, ИНН, адрес [___]</w:t>
+            </w:r>
+          </w:p>
+        </w:tc>
+      </w:tr>
+      <w:tr>
+        <w:trPr>
+          <w:cantSplit/>
+        </w:trPr>
+        <w:tc>
+          <w:tcPr>
+            <w:tcW w:type="dxa" w:w="2268"/>
+            <w:vAlign w:val="center"/>
+            <w:shd w:fill="F3F0E8"/>
+          </w:tcPr>
+          <w:p>
+            <w:pPr>
+              <w:spacing w:after="0"/>
+            </w:pPr>
+            <w:r/>
+            <w:r>
+              <w:rPr>
+                <w:b/>
+                <w:color w:val="262F37"/>
+                <w:sz w:val="18"/>
+              </w:rPr>
+              <w:t>Заказчик</w:t>
+            </w:r>
+          </w:p>
+        </w:tc>
+        <w:tc>
+          <w:tcPr>
+            <w:tcW w:type="dxa" w:w="7427"/>
+            <w:vAlign w:val="center"/>
+          </w:tcPr>
+          <w:p>
+            <w:pPr>
+              <w:spacing w:after="0"/>
+            </w:pPr>
+            <w:r/>
+            <w:r>
+              <w:rPr>
+                <w:b w:val="0"/>
+                <w:color w:val="262F37"/>
+                <w:sz w:val="18"/>
+              </w:rPr>
+              <w:t>Полное наименование, ИНН, адрес [___]</w:t>
+            </w:r>
+          </w:p>
+        </w:tc>
+      </w:tr>
+    </w:tbl>
     <w:p>
       <w:pPr>
-        <w:pStyle w:val="ListBullet"/>
+        <w:pStyle w:val="Heading1"/>
+        <w:keepNext/>
+        <w:pageBreakBefore w:val="0"/>
       </w:pPr>
       <w:r>
-        <w:t>Изменение объёма/исходных данных/фронта: [___]</w:t>
+        <w:t>Событие и исходный график</w:t>
+      </w:r>
+    </w:p>
+    <w:tbl>
+      <w:tblPr>
+        <w:tblStyle w:val="TableGrid"/>
+        <w:tblW w:type="auto" w:w="0"/>
+        <w:jc w:val="center"/>
+        <w:tblLayout w:type="fixed"/>
+        <w:tblLook w:firstColumn="1" w:firstRow="1" w:lastColumn="0" w:lastRow="0" w:noHBand="0" w:noVBand="1" w:val="04A0"/>
+      </w:tblPr>
+      <w:tblGrid>
+        <w:gridCol w:w="2268"/>
+        <w:gridCol w:w="7427"/>
+      </w:tblGrid>
+      <w:tr>
+        <w:trPr>
+          <w:cantSplit/>
+        </w:trPr>
+        <w:tc>
+          <w:tcPr>
+            <w:tcW w:type="dxa" w:w="2268"/>
+            <w:vAlign w:val="center"/>
+            <w:shd w:fill="F3F0E8"/>
+          </w:tcPr>
+          <w:p>
+            <w:pPr>
+              <w:spacing w:after="0"/>
+            </w:pPr>
+            <w:r/>
+            <w:r>
+              <w:rPr>
+                <w:b/>
+                <w:color w:val="262F37"/>
+                <w:sz w:val="18"/>
+              </w:rPr>
+              <w:t>Причина</w:t>
+            </w:r>
+          </w:p>
+        </w:tc>
+        <w:tc>
+          <w:tcPr>
+            <w:tcW w:type="dxa" w:w="7427"/>
+            <w:vAlign w:val="center"/>
+          </w:tcPr>
+          <w:p>
+            <w:pPr>
+              <w:spacing w:after="0"/>
+            </w:pPr>
+            <w:r/>
+            <w:r>
+              <w:rPr>
+                <w:b w:val="0"/>
+                <w:color w:val="262F37"/>
+                <w:sz w:val="18"/>
+              </w:rPr>
+              <w:t>Дополнительный объём / изменение документации / недоступность фронта [___]</w:t>
+            </w:r>
+          </w:p>
+        </w:tc>
+      </w:tr>
+      <w:tr>
+        <w:trPr>
+          <w:cantSplit/>
+        </w:trPr>
+        <w:tc>
+          <w:tcPr>
+            <w:tcW w:type="dxa" w:w="2268"/>
+            <w:vAlign w:val="center"/>
+            <w:shd w:fill="F3F0E8"/>
+          </w:tcPr>
+          <w:p>
+            <w:pPr>
+              <w:spacing w:after="0"/>
+            </w:pPr>
+            <w:r/>
+            <w:r>
+              <w:rPr>
+                <w:b/>
+                <w:color w:val="262F37"/>
+                <w:sz w:val="18"/>
+              </w:rPr>
+              <w:t>Основание</w:t>
+            </w:r>
+          </w:p>
+        </w:tc>
+        <w:tc>
+          <w:tcPr>
+            <w:tcW w:type="dxa" w:w="7427"/>
+            <w:vAlign w:val="center"/>
+          </w:tcPr>
+          <w:p>
+            <w:pPr>
+              <w:spacing w:after="0"/>
+            </w:pPr>
+            <w:r/>
+            <w:r>
+              <w:rPr>
+                <w:b w:val="0"/>
+                <w:color w:val="262F37"/>
+                <w:sz w:val="18"/>
+              </w:rPr>
+              <w:t>Форма 02 № [___], поручение 01 / уведомление 03 № [___], соглашение 11 № [___]</w:t>
+            </w:r>
+          </w:p>
+        </w:tc>
+      </w:tr>
+      <w:tr>
+        <w:trPr>
+          <w:cantSplit/>
+        </w:trPr>
+        <w:tc>
+          <w:tcPr>
+            <w:tcW w:type="dxa" w:w="2268"/>
+            <w:vAlign w:val="center"/>
+            <w:shd w:fill="F3F0E8"/>
+          </w:tcPr>
+          <w:p>
+            <w:pPr>
+              <w:spacing w:after="0"/>
+            </w:pPr>
+            <w:r/>
+            <w:r>
+              <w:rPr>
+                <w:b/>
+                <w:color w:val="262F37"/>
+                <w:sz w:val="18"/>
+              </w:rPr>
+              <w:t>Исходные даты</w:t>
+            </w:r>
+          </w:p>
+        </w:tc>
+        <w:tc>
+          <w:tcPr>
+            <w:tcW w:type="dxa" w:w="7427"/>
+            <w:vAlign w:val="center"/>
+          </w:tcPr>
+          <w:p>
+            <w:pPr>
+              <w:spacing w:after="0"/>
+            </w:pPr>
+            <w:r/>
+            <w:r>
+              <w:rPr>
+                <w:b w:val="0"/>
+                <w:color w:val="262F37"/>
+                <w:sz w:val="18"/>
+              </w:rPr>
+              <w:t>График, редакция, дата и затронутый этап [___]</w:t>
+            </w:r>
+          </w:p>
+        </w:tc>
+      </w:tr>
+      <w:tr>
+        <w:trPr>
+          <w:cantSplit/>
+        </w:trPr>
+        <w:tc>
+          <w:tcPr>
+            <w:tcW w:type="dxa" w:w="2268"/>
+            <w:vAlign w:val="center"/>
+            <w:shd w:fill="F3F0E8"/>
+          </w:tcPr>
+          <w:p>
+            <w:pPr>
+              <w:spacing w:after="0"/>
+            </w:pPr>
+            <w:r/>
+            <w:r>
+              <w:rPr>
+                <w:b/>
+                <w:color w:val="262F37"/>
+                <w:sz w:val="18"/>
+              </w:rPr>
+              <w:t>Факт</w:t>
+            </w:r>
+          </w:p>
+        </w:tc>
+        <w:tc>
+          <w:tcPr>
+            <w:tcW w:type="dxa" w:w="7427"/>
+            <w:vAlign w:val="center"/>
+          </w:tcPr>
+          <w:p>
+            <w:pPr>
+              <w:spacing w:after="0"/>
+            </w:pPr>
+            <w:r/>
+            <w:r>
+              <w:rPr>
+                <w:b w:val="0"/>
+                <w:color w:val="262F37"/>
+                <w:sz w:val="18"/>
+              </w:rPr>
+              <w:t>Когда возникло событие, когда получено решение, записи журнала 08 [___]</w:t>
+            </w:r>
+          </w:p>
+        </w:tc>
+      </w:tr>
+    </w:tbl>
+    <w:p>
+      <w:pPr>
+        <w:pStyle w:val="Heading1"/>
+        <w:keepNext/>
+        <w:pageBreakBefore w:val="0"/>
+      </w:pPr>
+      <w:r>
+        <w:t>Расчёт влияния</w:t>
+      </w:r>
+    </w:p>
+    <w:tbl>
+      <w:tblPr>
+        <w:tblStyle w:val="TableGrid"/>
+        <w:tblW w:type="auto" w:w="0"/>
+        <w:tblLayout w:type="fixed"/>
+        <w:tblLook w:firstColumn="1" w:firstRow="1" w:lastColumn="0" w:lastRow="0" w:noHBand="0" w:noVBand="1" w:val="04A0"/>
+      </w:tblPr>
+      <w:tblGrid>
+        <w:gridCol w:w="1973"/>
+        <w:gridCol w:w="1973"/>
+        <w:gridCol w:w="1973"/>
+        <w:gridCol w:w="1973"/>
+        <w:gridCol w:w="1973"/>
+      </w:tblGrid>
+      <w:tr>
+        <w:trPr>
+          <w:cantSplit/>
+        </w:trPr>
+        <w:tc>
+          <w:tcPr>
+            <w:tcW w:type="dxa" w:w="1973"/>
+            <w:vAlign w:val="center"/>
+            <w:shd w:fill="F3F0E8"/>
+          </w:tcPr>
+          <w:p>
+            <w:pPr>
+              <w:spacing w:after="0"/>
+            </w:pPr>
+            <w:r/>
+            <w:r>
+              <w:rPr>
+                <w:b/>
+                <w:color w:val="262F37"/>
+                <w:sz w:val="18"/>
+              </w:rPr>
+              <w:t>Операция</w:t>
+            </w:r>
+          </w:p>
+        </w:tc>
+        <w:tc>
+          <w:tcPr>
+            <w:tcW w:type="dxa" w:w="1973"/>
+            <w:vAlign w:val="center"/>
+            <w:shd w:fill="F3F0E8"/>
+          </w:tcPr>
+          <w:p>
+            <w:pPr>
+              <w:spacing w:after="0"/>
+            </w:pPr>
+            <w:r/>
+            <w:r>
+              <w:rPr>
+                <w:b/>
+                <w:color w:val="262F37"/>
+                <w:sz w:val="18"/>
+              </w:rPr>
+              <w:t>Было</w:t>
+            </w:r>
+          </w:p>
+        </w:tc>
+        <w:tc>
+          <w:tcPr>
+            <w:tcW w:type="dxa" w:w="1973"/>
+            <w:vAlign w:val="center"/>
+            <w:shd w:fill="F3F0E8"/>
+          </w:tcPr>
+          <w:p>
+            <w:pPr>
+              <w:spacing w:after="0"/>
+            </w:pPr>
+            <w:r/>
+            <w:r>
+              <w:rPr>
+                <w:b/>
+                <w:color w:val="262F37"/>
+                <w:sz w:val="18"/>
+              </w:rPr>
+              <w:t>Доп. работа / ожидание</w:t>
+            </w:r>
+          </w:p>
+        </w:tc>
+        <w:tc>
+          <w:tcPr>
+            <w:tcW w:type="dxa" w:w="1973"/>
+            <w:vAlign w:val="center"/>
+            <w:shd w:fill="F3F0E8"/>
+          </w:tcPr>
+          <w:p>
+            <w:pPr>
+              <w:spacing w:after="0"/>
+            </w:pPr>
+            <w:r/>
+            <w:r>
+              <w:rPr>
+                <w:b/>
+                <w:color w:val="262F37"/>
+                <w:sz w:val="18"/>
+              </w:rPr>
+              <w:t>Влияние, дней</w:t>
+            </w:r>
+          </w:p>
+        </w:tc>
+        <w:tc>
+          <w:tcPr>
+            <w:tcW w:type="dxa" w:w="1973"/>
+            <w:vAlign w:val="center"/>
+            <w:shd w:fill="F3F0E8"/>
+          </w:tcPr>
+          <w:p>
+            <w:pPr>
+              <w:spacing w:after="0"/>
+            </w:pPr>
+            <w:r/>
+            <w:r>
+              <w:rPr>
+                <w:b/>
+                <w:color w:val="262F37"/>
+                <w:sz w:val="18"/>
+              </w:rPr>
+              <w:t>Новая дата</w:t>
+            </w:r>
+          </w:p>
+        </w:tc>
+      </w:tr>
+      <w:tr>
+        <w:trPr>
+          <w:cantSplit/>
+        </w:trPr>
+        <w:tc>
+          <w:tcPr>
+            <w:tcW w:type="dxa" w:w="1973"/>
+            <w:vAlign w:val="center"/>
+          </w:tcPr>
+          <w:p>
+            <w:pPr>
+              <w:spacing w:after="0"/>
+            </w:pPr>
+            <w:r/>
+            <w:r>
+              <w:rPr>
+                <w:b w:val="0"/>
+                <w:color w:val="262F37"/>
+                <w:sz w:val="18"/>
+              </w:rPr>
+              <w:t>[___]</w:t>
+            </w:r>
+          </w:p>
+        </w:tc>
+        <w:tc>
+          <w:tcPr>
+            <w:tcW w:type="dxa" w:w="1973"/>
+            <w:vAlign w:val="center"/>
+          </w:tcPr>
+          <w:p>
+            <w:pPr>
+              <w:spacing w:after="0"/>
+            </w:pPr>
+            <w:r/>
+            <w:r>
+              <w:rPr>
+                <w:b w:val="0"/>
+                <w:color w:val="262F37"/>
+                <w:sz w:val="18"/>
+              </w:rPr>
+              <w:t>[___]</w:t>
+            </w:r>
+          </w:p>
+        </w:tc>
+        <w:tc>
+          <w:tcPr>
+            <w:tcW w:type="dxa" w:w="1973"/>
+            <w:vAlign w:val="center"/>
+          </w:tcPr>
+          <w:p>
+            <w:pPr>
+              <w:spacing w:after="0"/>
+            </w:pPr>
+            <w:r/>
+            <w:r>
+              <w:rPr>
+                <w:b w:val="0"/>
+                <w:color w:val="262F37"/>
+                <w:sz w:val="18"/>
+              </w:rPr>
+              <w:t>[___]</w:t>
+            </w:r>
+          </w:p>
+        </w:tc>
+        <w:tc>
+          <w:tcPr>
+            <w:tcW w:type="dxa" w:w="1973"/>
+            <w:vAlign w:val="center"/>
+          </w:tcPr>
+          <w:p>
+            <w:pPr>
+              <w:spacing w:after="0"/>
+            </w:pPr>
+            <w:r/>
+            <w:r>
+              <w:rPr>
+                <w:b w:val="0"/>
+                <w:color w:val="262F37"/>
+                <w:sz w:val="18"/>
+              </w:rPr>
+              <w:t>[___]</w:t>
+            </w:r>
+          </w:p>
+        </w:tc>
+        <w:tc>
+          <w:tcPr>
+            <w:tcW w:type="dxa" w:w="1973"/>
+            <w:vAlign w:val="center"/>
+          </w:tcPr>
+          <w:p>
+            <w:pPr>
+              <w:spacing w:after="0"/>
+            </w:pPr>
+            <w:r/>
+            <w:r>
+              <w:rPr>
+                <w:b w:val="0"/>
+                <w:color w:val="262F37"/>
+                <w:sz w:val="18"/>
+              </w:rPr>
+              <w:t>[___]</w:t>
+            </w:r>
+          </w:p>
+        </w:tc>
+      </w:tr>
+      <w:tr>
+        <w:trPr>
+          <w:cantSplit/>
+        </w:trPr>
+        <w:tc>
+          <w:tcPr>
+            <w:tcW w:type="dxa" w:w="1973"/>
+            <w:vAlign w:val="center"/>
+          </w:tcPr>
+          <w:p>
+            <w:pPr>
+              <w:spacing w:after="0"/>
+            </w:pPr>
+            <w:r/>
+            <w:r>
+              <w:rPr>
+                <w:b w:val="0"/>
+                <w:color w:val="262F37"/>
+                <w:sz w:val="18"/>
+              </w:rPr>
+              <w:t>[___]</w:t>
+            </w:r>
+          </w:p>
+        </w:tc>
+        <w:tc>
+          <w:tcPr>
+            <w:tcW w:type="dxa" w:w="1973"/>
+            <w:vAlign w:val="center"/>
+          </w:tcPr>
+          <w:p>
+            <w:pPr>
+              <w:spacing w:after="0"/>
+            </w:pPr>
+            <w:r/>
+            <w:r>
+              <w:rPr>
+                <w:b w:val="0"/>
+                <w:color w:val="262F37"/>
+                <w:sz w:val="18"/>
+              </w:rPr>
+              <w:t>[___]</w:t>
+            </w:r>
+          </w:p>
+        </w:tc>
+        <w:tc>
+          <w:tcPr>
+            <w:tcW w:type="dxa" w:w="1973"/>
+            <w:vAlign w:val="center"/>
+          </w:tcPr>
+          <w:p>
+            <w:pPr>
+              <w:spacing w:after="0"/>
+            </w:pPr>
+            <w:r/>
+            <w:r>
+              <w:rPr>
+                <w:b w:val="0"/>
+                <w:color w:val="262F37"/>
+                <w:sz w:val="18"/>
+              </w:rPr>
+              <w:t>[___]</w:t>
+            </w:r>
+          </w:p>
+        </w:tc>
+        <w:tc>
+          <w:tcPr>
+            <w:tcW w:type="dxa" w:w="1973"/>
+            <w:vAlign w:val="center"/>
+          </w:tcPr>
+          <w:p>
+            <w:pPr>
+              <w:spacing w:after="0"/>
+            </w:pPr>
+            <w:r/>
+            <w:r>
+              <w:rPr>
+                <w:b w:val="0"/>
+                <w:color w:val="262F37"/>
+                <w:sz w:val="18"/>
+              </w:rPr>
+              <w:t>[___]</w:t>
+            </w:r>
+          </w:p>
+        </w:tc>
+        <w:tc>
+          <w:tcPr>
+            <w:tcW w:type="dxa" w:w="1973"/>
+            <w:vAlign w:val="center"/>
+          </w:tcPr>
+          <w:p>
+            <w:pPr>
+              <w:spacing w:after="0"/>
+            </w:pPr>
+            <w:r/>
+            <w:r>
+              <w:rPr>
+                <w:b w:val="0"/>
+                <w:color w:val="262F37"/>
+                <w:sz w:val="18"/>
+              </w:rPr>
+              <w:t>[___]</w:t>
+            </w:r>
+          </w:p>
+        </w:tc>
+      </w:tr>
+      <w:tr>
+        <w:trPr>
+          <w:cantSplit/>
+        </w:trPr>
+        <w:tc>
+          <w:tcPr>
+            <w:tcW w:type="dxa" w:w="1973"/>
+            <w:vAlign w:val="center"/>
+          </w:tcPr>
+          <w:p>
+            <w:pPr>
+              <w:spacing w:after="0"/>
+            </w:pPr>
+            <w:r/>
+            <w:r>
+              <w:rPr>
+                <w:b w:val="0"/>
+                <w:color w:val="262F37"/>
+                <w:sz w:val="18"/>
+              </w:rPr>
+              <w:t>[___]</w:t>
+            </w:r>
+          </w:p>
+        </w:tc>
+        <w:tc>
+          <w:tcPr>
+            <w:tcW w:type="dxa" w:w="1973"/>
+            <w:vAlign w:val="center"/>
+          </w:tcPr>
+          <w:p>
+            <w:pPr>
+              <w:spacing w:after="0"/>
+            </w:pPr>
+            <w:r/>
+            <w:r>
+              <w:rPr>
+                <w:b w:val="0"/>
+                <w:color w:val="262F37"/>
+                <w:sz w:val="18"/>
+              </w:rPr>
+              <w:t>[___]</w:t>
+            </w:r>
+          </w:p>
+        </w:tc>
+        <w:tc>
+          <w:tcPr>
+            <w:tcW w:type="dxa" w:w="1973"/>
+            <w:vAlign w:val="center"/>
+          </w:tcPr>
+          <w:p>
+            <w:pPr>
+              <w:spacing w:after="0"/>
+            </w:pPr>
+            <w:r/>
+            <w:r>
+              <w:rPr>
+                <w:b w:val="0"/>
+                <w:color w:val="262F37"/>
+                <w:sz w:val="18"/>
+              </w:rPr>
+              <w:t>[___]</w:t>
+            </w:r>
+          </w:p>
+        </w:tc>
+        <w:tc>
+          <w:tcPr>
+            <w:tcW w:type="dxa" w:w="1973"/>
+            <w:vAlign w:val="center"/>
+          </w:tcPr>
+          <w:p>
+            <w:pPr>
+              <w:spacing w:after="0"/>
+            </w:pPr>
+            <w:r/>
+            <w:r>
+              <w:rPr>
+                <w:b w:val="0"/>
+                <w:color w:val="262F37"/>
+                <w:sz w:val="18"/>
+              </w:rPr>
+              <w:t>[___]</w:t>
+            </w:r>
+          </w:p>
+        </w:tc>
+        <w:tc>
+          <w:tcPr>
+            <w:tcW w:type="dxa" w:w="1973"/>
+            <w:vAlign w:val="center"/>
+          </w:tcPr>
+          <w:p>
+            <w:pPr>
+              <w:spacing w:after="0"/>
+            </w:pPr>
+            <w:r/>
+            <w:r>
+              <w:rPr>
+                <w:b w:val="0"/>
+                <w:color w:val="262F37"/>
+                <w:sz w:val="18"/>
+              </w:rPr>
+              <w:t>[___]</w:t>
+            </w:r>
+          </w:p>
+        </w:tc>
+      </w:tr>
+    </w:tbl>
+    <w:p>
+      <w:r>
+        <w:t>Покажите последовательность и зависимость операций, возможность параллельного выполнения и календарные основания подсчёта. Не складывайте дни параллельных операций как последовательные.</w:t>
       </w:r>
     </w:p>
     <w:p>
       <w:pPr>
         <w:pStyle w:val="Heading1"/>
+        <w:keepNext/>
+        <w:pageBreakBefore w:val="0"/>
       </w:pPr>
       <w:r>
-        <w:t>Расчёт</w:t>
+        <w:t>Вывод и приложения</w:t>
       </w:r>
     </w:p>
-    <w:p>
-      <w:pPr>
-        <w:pStyle w:val="ListBullet"/>
-      </w:pPr>
-      <w:r>
-        <w:t>Затронутые операции: [___]</w:t>
-      </w:r>
-    </w:p>
-    <w:p>
-      <w:pPr>
-        <w:pStyle w:val="ListBullet"/>
-      </w:pPr>
-      <w:r>
-        <w:t>Дополнительная продолжительность: [___]</w:t>
-      </w:r>
-    </w:p>
-    <w:p>
-      <w:pPr>
-        <w:pStyle w:val="ListBullet"/>
-      </w:pPr>
-      <w:r>
-        <w:t>Новая контрольная дата: [___]</w:t>
-      </w:r>
-    </w:p>
+    <w:tbl>
+      <w:tblPr>
+        <w:tblStyle w:val="TableGrid"/>
+        <w:tblW w:type="auto" w:w="0"/>
+        <w:jc w:val="center"/>
+        <w:tblLayout w:type="fixed"/>
+        <w:tblLook w:firstColumn="1" w:firstRow="1" w:lastColumn="0" w:lastRow="0" w:noHBand="0" w:noVBand="1" w:val="04A0"/>
+      </w:tblPr>
+      <w:tblGrid>
+        <w:gridCol w:w="2268"/>
+        <w:gridCol w:w="7427"/>
+      </w:tblGrid>
+      <w:tr>
+        <w:trPr>
+          <w:cantSplit/>
+        </w:trPr>
+        <w:tc>
+          <w:tcPr>
+            <w:tcW w:type="dxa" w:w="2268"/>
+            <w:vAlign w:val="center"/>
+            <w:shd w:fill="F3F0E8"/>
+          </w:tcPr>
+          <w:p>
+            <w:pPr>
+              <w:spacing w:after="0"/>
+            </w:pPr>
+            <w:r/>
+            <w:r>
+              <w:rPr>
+                <w:b/>
+                <w:color w:val="262F37"/>
+                <w:sz w:val="18"/>
+              </w:rPr>
+              <w:t>Итого</w:t>
+            </w:r>
+          </w:p>
+        </w:tc>
+        <w:tc>
+          <w:tcPr>
+            <w:tcW w:type="dxa" w:w="7427"/>
+            <w:vAlign w:val="center"/>
+          </w:tcPr>
+          <w:p>
+            <w:pPr>
+              <w:spacing w:after="0"/>
+            </w:pPr>
+            <w:r/>
+            <w:r>
+              <w:rPr>
+                <w:b w:val="0"/>
+                <w:color w:val="262F37"/>
+                <w:sz w:val="18"/>
+              </w:rPr>
+              <w:t>Затронутый этап [___]; дата по действующему графику [___]; предложенная дата [___]</w:t>
+            </w:r>
+          </w:p>
+        </w:tc>
+      </w:tr>
+      <w:tr>
+        <w:trPr>
+          <w:cantSplit/>
+        </w:trPr>
+        <w:tc>
+          <w:tcPr>
+            <w:tcW w:type="dxa" w:w="2268"/>
+            <w:vAlign w:val="center"/>
+            <w:shd w:fill="F3F0E8"/>
+          </w:tcPr>
+          <w:p>
+            <w:pPr>
+              <w:spacing w:after="0"/>
+            </w:pPr>
+            <w:r/>
+            <w:r>
+              <w:rPr>
+                <w:b/>
+                <w:color w:val="262F37"/>
+                <w:sz w:val="18"/>
+              </w:rPr>
+              <w:t>Согласование</w:t>
+            </w:r>
+          </w:p>
+        </w:tc>
+        <w:tc>
+          <w:tcPr>
+            <w:tcW w:type="dxa" w:w="7427"/>
+            <w:vAlign w:val="center"/>
+          </w:tcPr>
+          <w:p>
+            <w:pPr>
+              <w:spacing w:after="0"/>
+            </w:pPr>
+            <w:r/>
+            <w:r>
+              <w:rPr>
+                <w:b w:val="0"/>
+                <w:color w:val="262F37"/>
+                <w:sz w:val="18"/>
+              </w:rPr>
+              <w:t>Просим рассмотреть изменение срока и подписать соглашение 12 № [___]</w:t>
+            </w:r>
+          </w:p>
+        </w:tc>
+      </w:tr>
+      <w:tr>
+        <w:trPr>
+          <w:cantSplit/>
+        </w:trPr>
+        <w:tc>
+          <w:tcPr>
+            <w:tcW w:type="dxa" w:w="2268"/>
+            <w:vAlign w:val="center"/>
+            <w:shd w:fill="F3F0E8"/>
+          </w:tcPr>
+          <w:p>
+            <w:pPr>
+              <w:spacing w:after="0"/>
+            </w:pPr>
+            <w:r/>
+            <w:r>
+              <w:rPr>
+                <w:b/>
+                <w:color w:val="262F37"/>
+                <w:sz w:val="18"/>
+              </w:rPr>
+              <w:t>Приложения</w:t>
+            </w:r>
+          </w:p>
+        </w:tc>
+        <w:tc>
+          <w:tcPr>
+            <w:tcW w:type="dxa" w:w="7427"/>
+            <w:vAlign w:val="center"/>
+          </w:tcPr>
+          <w:p>
+            <w:pPr>
+              <w:spacing w:after="0"/>
+            </w:pPr>
+            <w:r/>
+            <w:r>
+              <w:rPr>
+                <w:b w:val="0"/>
+                <w:color w:val="262F37"/>
+                <w:sz w:val="18"/>
+              </w:rPr>
+              <w:t>Исходный и обновлённый графики, расчёт, журнал, переписка: № / дата [___]</w:t>
+            </w:r>
+          </w:p>
+        </w:tc>
+      </w:tr>
+    </w:tbl>
     <w:p>
       <w:pPr>
         <w:pStyle w:val="Heading1"/>
+        <w:keepNext/>
+        <w:pageBreakBefore w:val="0"/>
       </w:pPr>
       <w:r>
-        <w:t>Подтверждение</w:t>
+        <w:t>Направление и подписи</w:t>
       </w:r>
     </w:p>
-    <w:p>
-      <w:pPr>
-        <w:pStyle w:val="ListBullet"/>
-      </w:pPr>
-      <w:r>
-        <w:t>Приложен обновлённый график: [___]</w:t>
-      </w:r>
-    </w:p>
+    <w:tbl>
+      <w:tblPr>
+        <w:tblStyle w:val="TableGrid"/>
+        <w:tblW w:type="auto" w:w="0"/>
+        <w:jc w:val="center"/>
+        <w:tblLayout w:type="fixed"/>
+        <w:tblLook w:firstColumn="1" w:firstRow="1" w:lastColumn="0" w:lastRow="0" w:noHBand="0" w:noVBand="1" w:val="04A0"/>
+      </w:tblPr>
+      <w:tblGrid>
+        <w:gridCol w:w="2268"/>
+        <w:gridCol w:w="7427"/>
+      </w:tblGrid>
+      <w:tr>
+        <w:trPr>
+          <w:cantSplit/>
+        </w:trPr>
+        <w:tc>
+          <w:tcPr>
+            <w:tcW w:type="dxa" w:w="2268"/>
+            <w:vAlign w:val="center"/>
+            <w:shd w:fill="F3F0E8"/>
+          </w:tcPr>
+          <w:p>
+            <w:pPr>
+              <w:spacing w:after="0"/>
+            </w:pPr>
+            <w:r/>
+            <w:r>
+              <w:rPr>
+                <w:b/>
+                <w:color w:val="262F37"/>
+                <w:sz w:val="18"/>
+              </w:rPr>
+              <w:t>Передача</w:t>
+            </w:r>
+          </w:p>
+        </w:tc>
+        <w:tc>
+          <w:tcPr>
+            <w:tcW w:type="dxa" w:w="7427"/>
+            <w:vAlign w:val="center"/>
+          </w:tcPr>
+          <w:p>
+            <w:pPr>
+              <w:spacing w:after="0"/>
+            </w:pPr>
+            <w:r/>
+            <w:r>
+              <w:rPr>
+                <w:b w:val="0"/>
+                <w:color w:val="262F37"/>
+                <w:sz w:val="18"/>
+              </w:rPr>
+              <w:t>Канал [___], адресат [___], дата [___], подтверждение доставки [___]</w:t>
+            </w:r>
+          </w:p>
+        </w:tc>
+      </w:tr>
+      <w:tr>
+        <w:trPr>
+          <w:cantSplit/>
+        </w:trPr>
+        <w:tc>
+          <w:tcPr>
+            <w:tcW w:type="dxa" w:w="2268"/>
+            <w:vAlign w:val="center"/>
+            <w:shd w:fill="F3F0E8"/>
+          </w:tcPr>
+          <w:p>
+            <w:pPr>
+              <w:spacing w:after="0"/>
+            </w:pPr>
+            <w:r/>
+            <w:r>
+              <w:rPr>
+                <w:b/>
+                <w:color w:val="262F37"/>
+                <w:sz w:val="18"/>
+              </w:rPr>
+              <w:t>Ответ</w:t>
+            </w:r>
+          </w:p>
+        </w:tc>
+        <w:tc>
+          <w:tcPr>
+            <w:tcW w:type="dxa" w:w="7427"/>
+            <w:vAlign w:val="center"/>
+          </w:tcPr>
+          <w:p>
+            <w:pPr>
+              <w:spacing w:after="0"/>
+            </w:pPr>
+            <w:r/>
+            <w:r>
+              <w:rPr>
+                <w:b w:val="0"/>
+                <w:color w:val="262F37"/>
+                <w:sz w:val="18"/>
+              </w:rPr>
+              <w:t>Дата [___], входящий № / письмо [___], приложен к делу объекта [___]</w:t>
+            </w:r>
+          </w:p>
+        </w:tc>
+      </w:tr>
+    </w:tbl>
+    <w:tbl>
+      <w:tblPr>
+        <w:tblStyle w:val="TableGrid"/>
+        <w:tblW w:type="auto" w:w="0"/>
+        <w:jc w:val="center"/>
+        <w:tblLayout w:type="fixed"/>
+        <w:tblLook w:firstColumn="1" w:firstRow="1" w:lastColumn="0" w:lastRow="0" w:noHBand="0" w:noVBand="1" w:val="04A0"/>
+      </w:tblPr>
+      <w:tblGrid>
+        <w:gridCol w:w="2268"/>
+        <w:gridCol w:w="7427"/>
+      </w:tblGrid>
+      <w:tr>
+        <w:trPr>
+          <w:cantSplit/>
+        </w:trPr>
+        <w:tc>
+          <w:tcPr>
+            <w:tcW w:type="dxa" w:w="2268"/>
+            <w:vAlign w:val="center"/>
+            <w:shd w:fill="F3F0E8"/>
+          </w:tcPr>
+          <w:p>
+            <w:pPr>
+              <w:spacing w:after="0"/>
+            </w:pPr>
+            <w:r/>
+            <w:r>
+              <w:rPr>
+                <w:b/>
+                <w:color w:val="262F37"/>
+                <w:sz w:val="18"/>
+              </w:rPr>
+              <w:t>Подрядчик</w:t>
+            </w:r>
+          </w:p>
+        </w:tc>
+        <w:tc>
+          <w:tcPr>
+            <w:tcW w:type="dxa" w:w="7427"/>
+            <w:vAlign w:val="center"/>
+          </w:tcPr>
+          <w:p>
+            <w:pPr>
+              <w:spacing w:after="0"/>
+            </w:pPr>
+            <w:r/>
+            <w:r>
+              <w:rPr>
+                <w:b w:val="0"/>
+                <w:color w:val="262F37"/>
+                <w:sz w:val="18"/>
+              </w:rPr>
+              <w:t>Должность, Ф. И. О., основание полномочий [___]</w:t>
+            </w:r>
+          </w:p>
+        </w:tc>
+      </w:tr>
+      <w:tr>
+        <w:trPr>
+          <w:cantSplit/>
+        </w:trPr>
+        <w:tc>
+          <w:tcPr>
+            <w:tcW w:type="dxa" w:w="2268"/>
+            <w:vAlign w:val="center"/>
+            <w:shd w:fill="F3F0E8"/>
+          </w:tcPr>
+          <w:p>
+            <w:pPr>
+              <w:spacing w:after="0"/>
+            </w:pPr>
+            <w:r/>
+            <w:r>
+              <w:rPr>
+                <w:b/>
+                <w:color w:val="262F37"/>
+                <w:sz w:val="18"/>
+              </w:rPr>
+              <w:t>Подпись</w:t>
+            </w:r>
+          </w:p>
+        </w:tc>
+        <w:tc>
+          <w:tcPr>
+            <w:tcW w:type="dxa" w:w="7427"/>
+            <w:vAlign w:val="center"/>
+          </w:tcPr>
+          <w:p>
+            <w:pPr>
+              <w:spacing w:after="0"/>
+            </w:pPr>
+            <w:r/>
+            <w:r>
+              <w:rPr>
+                <w:b w:val="0"/>
+                <w:color w:val="262F37"/>
+                <w:sz w:val="18"/>
+              </w:rPr>
+              <w:t>[___]  Дата подписания [___]</w:t>
+            </w:r>
+          </w:p>
+        </w:tc>
+      </w:tr>
+      <w:tr>
+        <w:trPr>
+          <w:cantSplit/>
+        </w:trPr>
+        <w:tc>
+          <w:tcPr>
+            <w:tcW w:type="dxa" w:w="2268"/>
+            <w:vAlign w:val="center"/>
+            <w:shd w:fill="F3F0E8"/>
+          </w:tcPr>
+          <w:p>
+            <w:pPr>
+              <w:spacing w:after="0"/>
+            </w:pPr>
+            <w:r/>
+            <w:r>
+              <w:rPr>
+                <w:b/>
+                <w:color w:val="262F37"/>
+                <w:sz w:val="18"/>
+              </w:rPr>
+              <w:t>Получение</w:t>
+            </w:r>
+          </w:p>
+        </w:tc>
+        <w:tc>
+          <w:tcPr>
+            <w:tcW w:type="dxa" w:w="7427"/>
+            <w:vAlign w:val="center"/>
+          </w:tcPr>
+          <w:p>
+            <w:pPr>
+              <w:spacing w:after="0"/>
+            </w:pPr>
+            <w:r/>
+            <w:r>
+              <w:rPr>
+                <w:b w:val="0"/>
+                <w:color w:val="262F37"/>
+                <w:sz w:val="18"/>
+              </w:rPr>
+              <w:t>Отметка заказчика / входящий № [___] или отдельное подтверждение доставки [___]</w:t>
+            </w:r>
+          </w:p>
+        </w:tc>
+      </w:tr>
+    </w:tbl>
     <w:sectPr>
-      <w:headerReference w:type="default" r:id="rId9"/>
-      <w:footerReference w:type="default" r:id="rId10"/>
-      <w:pgSz w:w="12240" w:h="15840"/>
-      <w:pgMar w:top="1440" w:right="1440" w:bottom="1440" w:left="1440" w:header="708" w:footer="708" w:gutter="0"/>
+      <w:pgSz w:w="11906" w:h="16838"/>
+      <w:pgMar w:top="964" w:right="1020" w:bottom="964" w:left="1020" w:header="720" w:footer="720" w:gutter="0"/>
       <w:cols w:space="720"/>
       <w:docGrid w:linePitch="360"/>
     </w:sectPr>
   </w:body>
 </w:document>
-</file>
-
-<file path=word/footer1.xml><?xml version="1.0" encoding="utf-8"?>
-<w:ftr xmlns:m="http://schemas.openxmlformats.org/officeDocument/2006/math" xmlns:mc="http://schemas.openxmlformats.org/markup-compatibility/2006" xmlns:mo="http://schemas.microsoft.com/office/mac/office/2008/main" xmlns:mv="urn:schemas-microsoft-com:mac:vml" xmlns:o="urn:schemas-microsoft-com:office:office" xmlns:r="http://schemas.openxmlformats.org/officeDocument/2006/relationships" xmlns:v="urn:schemas-microsoft-com:vml" xmlns:w10="urn:schemas-microsoft-com:office:word" xmlns:w14="http://schemas.microsoft.com/office/word/2010/wordml" xmlns:w="http://schemas.openxmlformats.org/wordprocessingml/2006/main" xmlns:wne="http://schemas.microsoft.com/office/word/2006/wordml" xmlns:wp14="http://schemas.microsoft.com/office/word/2010/wordprocessingDrawing" xmlns:wp="http://schemas.openxmlformats.org/drawingml/2006/wordprocessingDrawing" xmlns:wpc="http://schemas.microsoft.com/office/word/2010/wordprocessingCanvas" xmlns:wpg="http://schemas.microsoft.com/office/word/2010/wordprocessingGroup" xmlns:wpi="http://schemas.microsoft.com/office/word/2010/wordprocessingInk" xmlns:wps="http://schemas.microsoft.com/office/word/2010/wordprocessingShape" mc:Ignorable="w14 wp14">
-  <w:p>
-    <w:pPr>
-      <w:pStyle w:val="Footer"/>
-      <w:jc w:val="center"/>
-    </w:pPr>
-    <w:r/>
-  </w:p>
-</w:ftr>
-</file>
-
-<file path=word/header1.xml><?xml version="1.0" encoding="utf-8"?>
-<w:hdr xmlns:m="http://schemas.openxmlformats.org/officeDocument/2006/math" xmlns:mc="http://schemas.openxmlformats.org/markup-compatibility/2006" xmlns:mo="http://schemas.microsoft.com/office/mac/office/2008/main" xmlns:mv="urn:schemas-microsoft-com:mac:vml" xmlns:o="urn:schemas-microsoft-com:office:office" xmlns:r="http://schemas.openxmlformats.org/officeDocument/2006/relationships" xmlns:v="urn:schemas-microsoft-com:vml" xmlns:w10="urn:schemas-microsoft-com:office:word" xmlns:w14="http://schemas.microsoft.com/office/word/2010/wordml" xmlns:w="http://schemas.openxmlformats.org/wordprocessingml/2006/main" xmlns:wne="http://schemas.microsoft.com/office/word/2006/wordml" xmlns:wp14="http://schemas.microsoft.com/office/word/2010/wordprocessingDrawing" xmlns:wp="http://schemas.openxmlformats.org/drawingml/2006/wordprocessingDrawing" xmlns:wpc="http://schemas.microsoft.com/office/word/2010/wordprocessingCanvas" xmlns:wpg="http://schemas.microsoft.com/office/word/2010/wordprocessingGroup" xmlns:wpi="http://schemas.microsoft.com/office/word/2010/wordprocessingInk" xmlns:wps="http://schemas.microsoft.com/office/word/2010/wordprocessingShape" mc:Ignorable="w14 wp14">
-  <w:p>
-    <w:pPr>
-      <w:pStyle w:val="Header"/>
-    </w:pPr>
-    <w:r/>
-  </w:p>
-</w:hdr>
 </file>
 
 <file path=word/numbering.xml><?xml version="1.0" encoding="utf-8"?>
@@ -476,11 +1732,12 @@
     <w:qFormat/>
     <w:rsid w:val="00FC693F"/>
     <w:pPr>
-      <w:spacing w:after="120" w:line="300" w:lineRule="auto"/>
+      <w:spacing w:after="100"/>
     </w:pPr>
     <w:rPr>
-      <w:rFonts w:ascii="Arial" w:hAnsi="Arial"/>
-      <w:sz w:val="22"/>
+      <w:rFonts w:ascii="Times New Roman" w:hAnsi="Times New Roman"/>
+      <w:color w:val="262F37"/>
+      <w:sz w:val="21"/>
     </w:rPr>
   </w:style>
   <w:style w:type="paragraph" w:styleId="Header">
@@ -538,15 +1795,15 @@
     <w:pPr>
       <w:keepNext/>
       <w:keepLines/>
-      <w:spacing w:before="360" w:after="200"/>
+      <w:spacing w:before="180" w:after="100"/>
       <w:outlineLvl w:val="0"/>
     </w:pPr>
     <w:rPr>
-      <w:rFonts w:asciiTheme="majorHAnsi" w:eastAsiaTheme="majorEastAsia" w:hAnsiTheme="majorHAnsi" w:cstheme="majorBidi" w:ascii="Arial" w:hAnsi="Arial"/>
+      <w:rFonts w:asciiTheme="majorHAnsi" w:eastAsiaTheme="majorEastAsia" w:hAnsiTheme="majorHAnsi" w:cstheme="majorBidi" w:ascii="Times New Roman" w:hAnsi="Times New Roman"/>
       <w:b/>
       <w:bCs/>
-      <w:color w:val="2E74B5"/>
-      <w:sz w:val="32"/>
+      <w:color w:val="8E6F32"/>
+      <w:sz w:val="24"/>
       <w:szCs w:val="28"/>
     </w:rPr>
   </w:style>
@@ -562,14 +1819,14 @@
     <w:pPr>
       <w:keepNext/>
       <w:keepLines/>
-      <w:spacing w:before="280" w:after="140"/>
+      <w:spacing w:before="200" w:after="0"/>
       <w:outlineLvl w:val="1"/>
     </w:pPr>
     <w:rPr>
-      <w:rFonts w:asciiTheme="majorHAnsi" w:eastAsiaTheme="majorEastAsia" w:hAnsiTheme="majorHAnsi" w:cstheme="majorBidi" w:ascii="Arial" w:hAnsi="Arial"/>
+      <w:rFonts w:asciiTheme="majorHAnsi" w:eastAsiaTheme="majorEastAsia" w:hAnsiTheme="majorHAnsi" w:cstheme="majorBidi"/>
       <w:b/>
       <w:bCs/>
-      <w:color w:val="2E74B5"/>
+      <w:color w:val="4F81BD" w:themeColor="accent1"/>
       <w:sz w:val="26"/>
       <w:szCs w:val="26"/>
     </w:rPr>
@@ -824,18 +2081,16 @@
     <w:qFormat/>
     <w:rsid w:val="00FC693F"/>
     <w:pPr>
-      <w:pBdr>
-        <w:bottom w:val="single" w:sz="8" w:space="4" w:color="4F81BD" w:themeColor="accent1"/>
-      </w:pBdr>
-      <w:spacing w:after="240" w:line="240" w:lineRule="auto" w:before="0"/>
+      <w:spacing w:after="180" w:line="240" w:lineRule="auto"/>
       <w:contextualSpacing/>
     </w:pPr>
     <w:rPr>
-      <w:rFonts w:asciiTheme="majorHAnsi" w:eastAsiaTheme="majorEastAsia" w:hAnsiTheme="majorHAnsi" w:cstheme="majorBidi" w:ascii="Arial" w:hAnsi="Arial"/>
-      <w:color w:val="242629"/>
+      <w:rFonts w:asciiTheme="majorHAnsi" w:eastAsiaTheme="majorEastAsia" w:hAnsiTheme="majorHAnsi" w:cstheme="majorBidi" w:ascii="Times New Roman" w:hAnsi="Times New Roman"/>
+      <w:b/>
+      <w:color w:val="000000"/>
       <w:spacing w:val="5"/>
       <w:kern w:val="28"/>
-      <w:sz w:val="50"/>
+      <w:sz w:val="34"/>
       <w:szCs w:val="52"/>
     </w:rPr>
   </w:style>

--- a/products-storage/02-dopraboty-bez-poter/05-izmenenie-srokov.docx
+++ b/products-storage/02-dopraboty-bez-poter/05-izmenenie-srokov.docx
@@ -378,7 +378,7 @@
                 <w:color w:val="262F37"/>
                 <w:sz w:val="18"/>
               </w:rPr>
-              <w:t>Форма 02 № [___], поручение 01 / уведомление 03 № [___], соглашение 11 № [___]</w:t>
+              <w:t>Форма 02 № [___], поручение 01 / уведомление 03 № [___]; соглашение 11 № [___], если подписано</w:t>
             </w:r>
           </w:p>
         </w:tc>
@@ -605,7 +605,7 @@
                 <w:color w:val="262F37"/>
                 <w:sz w:val="18"/>
               </w:rPr>
-              <w:t>Новая дата</w:t>
+              <w:t>Предлагаемая дата</w:t>
             </w:r>
           </w:p>
         </w:tc>
@@ -1040,7 +1040,7 @@
                 <w:color w:val="262F37"/>
                 <w:sz w:val="18"/>
               </w:rPr>
-              <w:t>Просим рассмотреть изменение срока и подписать соглашение 12 № [___]</w:t>
+              <w:t>Порядок изменения срока по п. [___] договора; просим рассмотреть и подписать соглашение 12 № [___]</w:t>
             </w:r>
           </w:p>
         </w:tc>

--- a/products-storage/02-dopraboty-bez-poter/05-izmenenie-srokov.docx
+++ b/products-storage/02-dopraboty-bez-poter/05-izmenenie-srokov.docx
@@ -5,238 +5,922 @@
     <w:p>
       <w:pPr>
         <w:pStyle w:val="Title"/>
+        <w:jc w:val="left"/>
       </w:pPr>
       <w:r>
-        <w:rPr>
-          <w:b/>
-        </w:rPr>
-        <w:t>Соглашение / уведомление об изменении сроков</w:t>
+        <w:t>Обоснование изменения сроков дополнительных работ</w:t>
       </w:r>
     </w:p>
     <w:p>
       <w:r>
-        <w:rPr>
-          <w:i/>
-          <w:color w:val="E85D22"/>
-        </w:rPr>
-        <w:t>Заполните поля в квадратных скобках и удалите подсказки перед отправкой.</w:t>
+        <w:t>Покажите затронутые операции и расчёт смещения графика. Передайте обоснование заказчику и перенесите согласованные даты в соглашение 12 и обновлённый график.</w:t>
       </w:r>
     </w:p>
     <w:p>
       <w:pPr>
         <w:pStyle w:val="Heading1"/>
+        <w:keepNext/>
+        <w:pageBreakBefore w:val="0"/>
       </w:pPr>
       <w:r>
-        <w:t>Причина</w:t>
-      </w:r>
-    </w:p>
-    <w:p>
-      <w:pPr>
-        <w:pStyle w:val="ListBullet"/>
-      </w:pPr>
-      <w:r>
-        <w:t>Изменение объёма/исходных данных/фронта: [___]</w:t>
-      </w:r>
-    </w:p>
-    <w:p>
-      <w:pPr>
-        <w:pStyle w:val="Heading1"/>
-      </w:pPr>
-      <w:r>
-        <w:t>Расчёт</w:t>
-      </w:r>
-    </w:p>
-    <w:p>
-      <w:pPr>
-        <w:pStyle w:val="ListBullet"/>
-      </w:pPr>
-      <w:r>
-        <w:t>Затронутые операции: [___]</w:t>
-      </w:r>
-    </w:p>
-    <w:p>
-      <w:pPr>
-        <w:pStyle w:val="ListBullet"/>
-      </w:pPr>
-      <w:r>
-        <w:t>Дополнительная продолжительность: [___]</w:t>
-      </w:r>
-    </w:p>
-    <w:p>
-      <w:pPr>
-        <w:pStyle w:val="ListBullet"/>
-      </w:pPr>
-      <w:r>
-        <w:t>Новая контрольная дата: [___]</w:t>
-      </w:r>
-    </w:p>
-    <w:p>
-      <w:pPr>
-        <w:pStyle w:val="Heading1"/>
-      </w:pPr>
-      <w:r>
-        <w:t>Подтверждение</w:t>
-      </w:r>
-    </w:p>
-    <w:p>
-      <w:pPr>
-        <w:pStyle w:val="ListBullet"/>
-      </w:pPr>
-      <w:r>
-        <w:t>Приложен обновлённый график: [___]</w:t>
-      </w:r>
-    </w:p>
-    <w:p>
-      <w:pPr>
-        <w:pStyle w:val="Heading1"/>
-      </w:pPr>
-      <w:r>
-        <w:t>Контроль перед использованием</w:t>
+        <w:t>Реквизиты</w:t>
       </w:r>
     </w:p>
     <w:tbl>
       <w:tblPr>
+        <w:tblStyle w:val="TableGrid"/>
         <w:tblW w:type="auto" w:w="0"/>
         <w:jc w:val="center"/>
         <w:tblLayout w:type="fixed"/>
         <w:tblLook w:firstColumn="1" w:firstRow="1" w:lastColumn="0" w:lastRow="0" w:noHBand="0" w:noVBand="1" w:val="04A0"/>
       </w:tblPr>
       <w:tblGrid>
-        <w:gridCol w:w="1800"/>
-        <w:gridCol w:w="7560"/>
+        <w:gridCol w:w="2268"/>
+        <w:gridCol w:w="7427"/>
       </w:tblGrid>
       <w:tr>
+        <w:trPr>
+          <w:cantSplit/>
+        </w:trPr>
         <w:tc>
           <w:tcPr>
-            <w:tcW w:type="dxa" w:w="4680"/>
-            <w:shd w:fill="E9E5DC"/>
+            <w:tcW w:type="dxa" w:w="2268"/>
             <w:vAlign w:val="center"/>
+            <w:shd w:fill="F3F0E8"/>
           </w:tcPr>
           <w:p>
+            <w:pPr>
+              <w:spacing w:after="0"/>
+            </w:pPr>
+            <w:r/>
             <w:r>
-              <w:t>Статус</w:t>
+              <w:rPr>
+                <w:b/>
+                <w:color w:val="262F37"/>
+                <w:sz w:val="18"/>
+              </w:rPr>
+              <w:t>Документ</w:t>
             </w:r>
           </w:p>
         </w:tc>
         <w:tc>
           <w:tcPr>
-            <w:tcW w:type="dxa" w:w="4680"/>
-            <w:shd w:fill="E9E5DC"/>
+            <w:tcW w:type="dxa" w:w="7427"/>
             <w:vAlign w:val="center"/>
           </w:tcPr>
           <w:p>
+            <w:pPr>
+              <w:spacing w:after="0"/>
+            </w:pPr>
+            <w:r/>
             <w:r>
-              <w:t>Проверка</w:t>
+              <w:rPr>
+                <w:b w:val="0"/>
+                <w:color w:val="262F37"/>
+                <w:sz w:val="18"/>
+              </w:rPr>
+              <w:t>Обоснование № [___] от [___]; место [___]</w:t>
             </w:r>
           </w:p>
         </w:tc>
       </w:tr>
       <w:tr>
+        <w:trPr>
+          <w:cantSplit/>
+        </w:trPr>
         <w:tc>
           <w:tcPr>
-            <w:tcW w:type="dxa" w:w="1800"/>
+            <w:tcW w:type="dxa" w:w="2268"/>
+            <w:vAlign w:val="center"/>
+            <w:shd w:fill="F3F0E8"/>
           </w:tcPr>
           <w:p>
+            <w:pPr>
+              <w:spacing w:after="0"/>
+            </w:pPr>
+            <w:r/>
             <w:r>
-              <w:t>☐</w:t>
+              <w:rPr>
+                <w:b/>
+                <w:color w:val="262F37"/>
+                <w:sz w:val="18"/>
+              </w:rPr>
+              <w:t>Договор</w:t>
             </w:r>
           </w:p>
         </w:tc>
         <w:tc>
           <w:tcPr>
-            <w:tcW w:type="dxa" w:w="7560"/>
+            <w:tcW w:type="dxa" w:w="7427"/>
+            <w:vAlign w:val="center"/>
           </w:tcPr>
           <w:p>
+            <w:pPr>
+              <w:spacing w:after="0"/>
+            </w:pPr>
+            <w:r/>
             <w:r>
-              <w:t>Сверено с договором и приложениями</w:t>
+              <w:rPr>
+                <w:b w:val="0"/>
+                <w:color w:val="262F37"/>
+                <w:sz w:val="18"/>
+              </w:rPr>
+              <w:t>Договор подряда № [___] от [___]; исходное приложение / смета [___]</w:t>
             </w:r>
           </w:p>
         </w:tc>
       </w:tr>
       <w:tr>
+        <w:trPr>
+          <w:cantSplit/>
+        </w:trPr>
         <w:tc>
           <w:tcPr>
-            <w:tcW w:type="dxa" w:w="1800"/>
+            <w:tcW w:type="dxa" w:w="2268"/>
+            <w:vAlign w:val="center"/>
+            <w:shd w:fill="F3F0E8"/>
           </w:tcPr>
           <w:p>
+            <w:pPr>
+              <w:spacing w:after="0"/>
+            </w:pPr>
+            <w:r/>
             <w:r>
-              <w:t>☐</w:t>
+              <w:rPr>
+                <w:b/>
+                <w:color w:val="262F37"/>
+                <w:sz w:val="18"/>
+              </w:rPr>
+              <w:t>Объект</w:t>
             </w:r>
           </w:p>
         </w:tc>
         <w:tc>
           <w:tcPr>
-            <w:tcW w:type="dxa" w:w="7560"/>
+            <w:tcW w:type="dxa" w:w="7427"/>
+            <w:vAlign w:val="center"/>
           </w:tcPr>
           <w:p>
+            <w:pPr>
+              <w:spacing w:after="0"/>
+            </w:pPr>
+            <w:r/>
             <w:r>
-              <w:t>Проверены полномочия подписанта и адресат</w:t>
+              <w:rPr>
+                <w:b w:val="0"/>
+                <w:color w:val="262F37"/>
+                <w:sz w:val="18"/>
+              </w:rPr>
+              <w:t>Наименование, адрес, участок или захватка [___]</w:t>
             </w:r>
           </w:p>
         </w:tc>
       </w:tr>
       <w:tr>
+        <w:trPr>
+          <w:cantSplit/>
+        </w:trPr>
         <w:tc>
           <w:tcPr>
-            <w:tcW w:type="dxa" w:w="1800"/>
+            <w:tcW w:type="dxa" w:w="2268"/>
+            <w:vAlign w:val="center"/>
+            <w:shd w:fill="F3F0E8"/>
           </w:tcPr>
           <w:p>
+            <w:pPr>
+              <w:spacing w:after="0"/>
+            </w:pPr>
+            <w:r/>
             <w:r>
-              <w:t>☐</w:t>
+              <w:rPr>
+                <w:b/>
+                <w:color w:val="262F37"/>
+                <w:sz w:val="18"/>
+              </w:rPr>
+              <w:t>Подрядчик</w:t>
             </w:r>
           </w:p>
         </w:tc>
         <w:tc>
           <w:tcPr>
-            <w:tcW w:type="dxa" w:w="7560"/>
+            <w:tcW w:type="dxa" w:w="7427"/>
+            <w:vAlign w:val="center"/>
           </w:tcPr>
           <w:p>
+            <w:pPr>
+              <w:spacing w:after="0"/>
+            </w:pPr>
+            <w:r/>
             <w:r>
-              <w:t>Приложения названы и приложены</w:t>
+              <w:rPr>
+                <w:b w:val="0"/>
+                <w:color w:val="262F37"/>
+                <w:sz w:val="18"/>
+              </w:rPr>
+              <w:t>Полное наименование, ИНН, адрес [___]</w:t>
             </w:r>
           </w:p>
         </w:tc>
       </w:tr>
       <w:tr>
+        <w:trPr>
+          <w:cantSplit/>
+        </w:trPr>
         <w:tc>
           <w:tcPr>
-            <w:tcW w:type="dxa" w:w="1800"/>
+            <w:tcW w:type="dxa" w:w="2268"/>
+            <w:vAlign w:val="center"/>
+            <w:shd w:fill="F3F0E8"/>
           </w:tcPr>
           <w:p>
+            <w:pPr>
+              <w:spacing w:after="0"/>
+            </w:pPr>
+            <w:r/>
             <w:r>
-              <w:t>☐</w:t>
+              <w:rPr>
+                <w:b/>
+                <w:color w:val="262F37"/>
+                <w:sz w:val="18"/>
+              </w:rPr>
+              <w:t>Заказчик</w:t>
             </w:r>
           </w:p>
         </w:tc>
         <w:tc>
           <w:tcPr>
-            <w:tcW w:type="dxa" w:w="7560"/>
+            <w:tcW w:type="dxa" w:w="7427"/>
+            <w:vAlign w:val="center"/>
           </w:tcPr>
           <w:p>
+            <w:pPr>
+              <w:spacing w:after="0"/>
+            </w:pPr>
+            <w:r/>
             <w:r>
-              <w:t>Зафиксирован доказуемый канал отправки</w:t>
+              <w:rPr>
+                <w:b w:val="0"/>
+                <w:color w:val="262F37"/>
+                <w:sz w:val="18"/>
+              </w:rPr>
+              <w:t>Полное наименование, ИНН, адрес [___]</w:t>
+            </w:r>
+          </w:p>
+        </w:tc>
+      </w:tr>
+    </w:tbl>
+    <w:p>
+      <w:pPr>
+        <w:pStyle w:val="Heading1"/>
+        <w:keepNext/>
+        <w:pageBreakBefore w:val="0"/>
+      </w:pPr>
+      <w:r>
+        <w:t>Событие и исходный график</w:t>
+      </w:r>
+    </w:p>
+    <w:tbl>
+      <w:tblPr>
+        <w:tblStyle w:val="TableGrid"/>
+        <w:tblW w:type="auto" w:w="0"/>
+        <w:jc w:val="center"/>
+        <w:tblLayout w:type="fixed"/>
+        <w:tblLook w:firstColumn="1" w:firstRow="1" w:lastColumn="0" w:lastRow="0" w:noHBand="0" w:noVBand="1" w:val="04A0"/>
+      </w:tblPr>
+      <w:tblGrid>
+        <w:gridCol w:w="2268"/>
+        <w:gridCol w:w="7427"/>
+      </w:tblGrid>
+      <w:tr>
+        <w:trPr>
+          <w:cantSplit/>
+        </w:trPr>
+        <w:tc>
+          <w:tcPr>
+            <w:tcW w:type="dxa" w:w="2268"/>
+            <w:vAlign w:val="center"/>
+            <w:shd w:fill="F3F0E8"/>
+          </w:tcPr>
+          <w:p>
+            <w:pPr>
+              <w:spacing w:after="0"/>
+            </w:pPr>
+            <w:r/>
+            <w:r>
+              <w:rPr>
+                <w:b/>
+                <w:color w:val="262F37"/>
+                <w:sz w:val="18"/>
+              </w:rPr>
+              <w:t>Причина</w:t>
+            </w:r>
+          </w:p>
+        </w:tc>
+        <w:tc>
+          <w:tcPr>
+            <w:tcW w:type="dxa" w:w="7427"/>
+            <w:vAlign w:val="center"/>
+          </w:tcPr>
+          <w:p>
+            <w:pPr>
+              <w:spacing w:after="0"/>
+            </w:pPr>
+            <w:r/>
+            <w:r>
+              <w:rPr>
+                <w:b w:val="0"/>
+                <w:color w:val="262F37"/>
+                <w:sz w:val="18"/>
+              </w:rPr>
+              <w:t>Дополнительный объём / изменение документации / недоступность фронта [___]</w:t>
             </w:r>
           </w:p>
         </w:tc>
       </w:tr>
       <w:tr>
+        <w:trPr>
+          <w:cantSplit/>
+        </w:trPr>
         <w:tc>
           <w:tcPr>
-            <w:tcW w:type="dxa" w:w="1800"/>
+            <w:tcW w:type="dxa" w:w="2268"/>
+            <w:vAlign w:val="center"/>
+            <w:shd w:fill="F3F0E8"/>
           </w:tcPr>
           <w:p>
+            <w:pPr>
+              <w:spacing w:after="0"/>
+            </w:pPr>
+            <w:r/>
             <w:r>
-              <w:t>☐</w:t>
+              <w:rPr>
+                <w:b/>
+                <w:color w:val="262F37"/>
+                <w:sz w:val="18"/>
+              </w:rPr>
+              <w:t>Основание</w:t>
             </w:r>
           </w:p>
         </w:tc>
         <w:tc>
           <w:tcPr>
-            <w:tcW w:type="dxa" w:w="7560"/>
+            <w:tcW w:type="dxa" w:w="7427"/>
+            <w:vAlign w:val="center"/>
           </w:tcPr>
           <w:p>
+            <w:pPr>
+              <w:spacing w:after="0"/>
+            </w:pPr>
+            <w:r/>
             <w:r>
-              <w:t>Юридически значимые формулировки проверены специалистом под объект</w:t>
+              <w:rPr>
+                <w:b w:val="0"/>
+                <w:color w:val="262F37"/>
+                <w:sz w:val="18"/>
+              </w:rPr>
+              <w:t>Форма 02 № [___], поручение 01 / уведомление 03 № [___]; соглашение 11 № [___], если подписано</w:t>
+            </w:r>
+          </w:p>
+        </w:tc>
+      </w:tr>
+      <w:tr>
+        <w:trPr>
+          <w:cantSplit/>
+        </w:trPr>
+        <w:tc>
+          <w:tcPr>
+            <w:tcW w:type="dxa" w:w="2268"/>
+            <w:vAlign w:val="center"/>
+            <w:shd w:fill="F3F0E8"/>
+          </w:tcPr>
+          <w:p>
+            <w:pPr>
+              <w:spacing w:after="0"/>
+            </w:pPr>
+            <w:r/>
+            <w:r>
+              <w:rPr>
+                <w:b/>
+                <w:color w:val="262F37"/>
+                <w:sz w:val="18"/>
+              </w:rPr>
+              <w:t>Исходные даты</w:t>
+            </w:r>
+          </w:p>
+        </w:tc>
+        <w:tc>
+          <w:tcPr>
+            <w:tcW w:type="dxa" w:w="7427"/>
+            <w:vAlign w:val="center"/>
+          </w:tcPr>
+          <w:p>
+            <w:pPr>
+              <w:spacing w:after="0"/>
+            </w:pPr>
+            <w:r/>
+            <w:r>
+              <w:rPr>
+                <w:b w:val="0"/>
+                <w:color w:val="262F37"/>
+                <w:sz w:val="18"/>
+              </w:rPr>
+              <w:t>График, редакция, дата и затронутый этап [___]</w:t>
+            </w:r>
+          </w:p>
+        </w:tc>
+      </w:tr>
+      <w:tr>
+        <w:trPr>
+          <w:cantSplit/>
+        </w:trPr>
+        <w:tc>
+          <w:tcPr>
+            <w:tcW w:type="dxa" w:w="2268"/>
+            <w:vAlign w:val="center"/>
+            <w:shd w:fill="F3F0E8"/>
+          </w:tcPr>
+          <w:p>
+            <w:pPr>
+              <w:spacing w:after="0"/>
+            </w:pPr>
+            <w:r/>
+            <w:r>
+              <w:rPr>
+                <w:b/>
+                <w:color w:val="262F37"/>
+                <w:sz w:val="18"/>
+              </w:rPr>
+              <w:t>Факт</w:t>
+            </w:r>
+          </w:p>
+        </w:tc>
+        <w:tc>
+          <w:tcPr>
+            <w:tcW w:type="dxa" w:w="7427"/>
+            <w:vAlign w:val="center"/>
+          </w:tcPr>
+          <w:p>
+            <w:pPr>
+              <w:spacing w:after="0"/>
+            </w:pPr>
+            <w:r/>
+            <w:r>
+              <w:rPr>
+                <w:b w:val="0"/>
+                <w:color w:val="262F37"/>
+                <w:sz w:val="18"/>
+              </w:rPr>
+              <w:t>Когда возникло событие, когда получено решение, записи журнала 08 [___]</w:t>
+            </w:r>
+          </w:p>
+        </w:tc>
+      </w:tr>
+    </w:tbl>
+    <w:p>
+      <w:pPr>
+        <w:pStyle w:val="Heading1"/>
+        <w:keepNext/>
+        <w:pageBreakBefore w:val="0"/>
+      </w:pPr>
+      <w:r>
+        <w:t>Расчёт влияния</w:t>
+      </w:r>
+    </w:p>
+    <w:tbl>
+      <w:tblPr>
+        <w:tblStyle w:val="TableGrid"/>
+        <w:tblW w:type="auto" w:w="0"/>
+        <w:tblLayout w:type="fixed"/>
+        <w:tblLook w:firstColumn="1" w:firstRow="1" w:lastColumn="0" w:lastRow="0" w:noHBand="0" w:noVBand="1" w:val="04A0"/>
+      </w:tblPr>
+      <w:tblGrid>
+        <w:gridCol w:w="1973"/>
+        <w:gridCol w:w="1973"/>
+        <w:gridCol w:w="1973"/>
+        <w:gridCol w:w="1973"/>
+        <w:gridCol w:w="1973"/>
+      </w:tblGrid>
+      <w:tr>
+        <w:trPr>
+          <w:cantSplit/>
+        </w:trPr>
+        <w:tc>
+          <w:tcPr>
+            <w:tcW w:type="dxa" w:w="1973"/>
+            <w:vAlign w:val="center"/>
+            <w:shd w:fill="F3F0E8"/>
+          </w:tcPr>
+          <w:p>
+            <w:pPr>
+              <w:spacing w:after="0"/>
+            </w:pPr>
+            <w:r/>
+            <w:r>
+              <w:rPr>
+                <w:b/>
+                <w:color w:val="262F37"/>
+                <w:sz w:val="18"/>
+              </w:rPr>
+              <w:t>Операция</w:t>
+            </w:r>
+          </w:p>
+        </w:tc>
+        <w:tc>
+          <w:tcPr>
+            <w:tcW w:type="dxa" w:w="1973"/>
+            <w:vAlign w:val="center"/>
+            <w:shd w:fill="F3F0E8"/>
+          </w:tcPr>
+          <w:p>
+            <w:pPr>
+              <w:spacing w:after="0"/>
+            </w:pPr>
+            <w:r/>
+            <w:r>
+              <w:rPr>
+                <w:b/>
+                <w:color w:val="262F37"/>
+                <w:sz w:val="18"/>
+              </w:rPr>
+              <w:t>Было</w:t>
+            </w:r>
+          </w:p>
+        </w:tc>
+        <w:tc>
+          <w:tcPr>
+            <w:tcW w:type="dxa" w:w="1973"/>
+            <w:vAlign w:val="center"/>
+            <w:shd w:fill="F3F0E8"/>
+          </w:tcPr>
+          <w:p>
+            <w:pPr>
+              <w:spacing w:after="0"/>
+            </w:pPr>
+            <w:r/>
+            <w:r>
+              <w:rPr>
+                <w:b/>
+                <w:color w:val="262F37"/>
+                <w:sz w:val="18"/>
+              </w:rPr>
+              <w:t>Доп. работа / ожидание</w:t>
+            </w:r>
+          </w:p>
+        </w:tc>
+        <w:tc>
+          <w:tcPr>
+            <w:tcW w:type="dxa" w:w="1973"/>
+            <w:vAlign w:val="center"/>
+            <w:shd w:fill="F3F0E8"/>
+          </w:tcPr>
+          <w:p>
+            <w:pPr>
+              <w:spacing w:after="0"/>
+            </w:pPr>
+            <w:r/>
+            <w:r>
+              <w:rPr>
+                <w:b/>
+                <w:color w:val="262F37"/>
+                <w:sz w:val="18"/>
+              </w:rPr>
+              <w:t>Влияние, дней</w:t>
+            </w:r>
+          </w:p>
+        </w:tc>
+        <w:tc>
+          <w:tcPr>
+            <w:tcW w:type="dxa" w:w="1973"/>
+            <w:vAlign w:val="center"/>
+            <w:shd w:fill="F3F0E8"/>
+          </w:tcPr>
+          <w:p>
+            <w:pPr>
+              <w:spacing w:after="0"/>
+            </w:pPr>
+            <w:r/>
+            <w:r>
+              <w:rPr>
+                <w:b/>
+                <w:color w:val="262F37"/>
+                <w:sz w:val="18"/>
+              </w:rPr>
+              <w:t>Предлагаемая дата</w:t>
+            </w:r>
+          </w:p>
+        </w:tc>
+      </w:tr>
+      <w:tr>
+        <w:trPr>
+          <w:cantSplit/>
+        </w:trPr>
+        <w:tc>
+          <w:tcPr>
+            <w:tcW w:type="dxa" w:w="1973"/>
+            <w:vAlign w:val="center"/>
+          </w:tcPr>
+          <w:p>
+            <w:pPr>
+              <w:spacing w:after="0"/>
+            </w:pPr>
+            <w:r/>
+            <w:r>
+              <w:rPr>
+                <w:b w:val="0"/>
+                <w:color w:val="262F37"/>
+                <w:sz w:val="18"/>
+              </w:rPr>
+              <w:t>[___]</w:t>
+            </w:r>
+          </w:p>
+        </w:tc>
+        <w:tc>
+          <w:tcPr>
+            <w:tcW w:type="dxa" w:w="1973"/>
+            <w:vAlign w:val="center"/>
+          </w:tcPr>
+          <w:p>
+            <w:pPr>
+              <w:spacing w:after="0"/>
+            </w:pPr>
+            <w:r/>
+            <w:r>
+              <w:rPr>
+                <w:b w:val="0"/>
+                <w:color w:val="262F37"/>
+                <w:sz w:val="18"/>
+              </w:rPr>
+              <w:t>[___]</w:t>
+            </w:r>
+          </w:p>
+        </w:tc>
+        <w:tc>
+          <w:tcPr>
+            <w:tcW w:type="dxa" w:w="1973"/>
+            <w:vAlign w:val="center"/>
+          </w:tcPr>
+          <w:p>
+            <w:pPr>
+              <w:spacing w:after="0"/>
+            </w:pPr>
+            <w:r/>
+            <w:r>
+              <w:rPr>
+                <w:b w:val="0"/>
+                <w:color w:val="262F37"/>
+                <w:sz w:val="18"/>
+              </w:rPr>
+              <w:t>[___]</w:t>
+            </w:r>
+          </w:p>
+        </w:tc>
+        <w:tc>
+          <w:tcPr>
+            <w:tcW w:type="dxa" w:w="1973"/>
+            <w:vAlign w:val="center"/>
+          </w:tcPr>
+          <w:p>
+            <w:pPr>
+              <w:spacing w:after="0"/>
+            </w:pPr>
+            <w:r/>
+            <w:r>
+              <w:rPr>
+                <w:b w:val="0"/>
+                <w:color w:val="262F37"/>
+                <w:sz w:val="18"/>
+              </w:rPr>
+              <w:t>[___]</w:t>
+            </w:r>
+          </w:p>
+        </w:tc>
+        <w:tc>
+          <w:tcPr>
+            <w:tcW w:type="dxa" w:w="1973"/>
+            <w:vAlign w:val="center"/>
+          </w:tcPr>
+          <w:p>
+            <w:pPr>
+              <w:spacing w:after="0"/>
+            </w:pPr>
+            <w:r/>
+            <w:r>
+              <w:rPr>
+                <w:b w:val="0"/>
+                <w:color w:val="262F37"/>
+                <w:sz w:val="18"/>
+              </w:rPr>
+              <w:t>[___]</w:t>
+            </w:r>
+          </w:p>
+        </w:tc>
+      </w:tr>
+      <w:tr>
+        <w:trPr>
+          <w:cantSplit/>
+        </w:trPr>
+        <w:tc>
+          <w:tcPr>
+            <w:tcW w:type="dxa" w:w="1973"/>
+            <w:vAlign w:val="center"/>
+          </w:tcPr>
+          <w:p>
+            <w:pPr>
+              <w:spacing w:after="0"/>
+            </w:pPr>
+            <w:r/>
+            <w:r>
+              <w:rPr>
+                <w:b w:val="0"/>
+                <w:color w:val="262F37"/>
+                <w:sz w:val="18"/>
+              </w:rPr>
+              <w:t>[___]</w:t>
+            </w:r>
+          </w:p>
+        </w:tc>
+        <w:tc>
+          <w:tcPr>
+            <w:tcW w:type="dxa" w:w="1973"/>
+            <w:vAlign w:val="center"/>
+          </w:tcPr>
+          <w:p>
+            <w:pPr>
+              <w:spacing w:after="0"/>
+            </w:pPr>
+            <w:r/>
+            <w:r>
+              <w:rPr>
+                <w:b w:val="0"/>
+                <w:color w:val="262F37"/>
+                <w:sz w:val="18"/>
+              </w:rPr>
+              <w:t>[___]</w:t>
+            </w:r>
+          </w:p>
+        </w:tc>
+        <w:tc>
+          <w:tcPr>
+            <w:tcW w:type="dxa" w:w="1973"/>
+            <w:vAlign w:val="center"/>
+          </w:tcPr>
+          <w:p>
+            <w:pPr>
+              <w:spacing w:after="0"/>
+            </w:pPr>
+            <w:r/>
+            <w:r>
+              <w:rPr>
+                <w:b w:val="0"/>
+                <w:color w:val="262F37"/>
+                <w:sz w:val="18"/>
+              </w:rPr>
+              <w:t>[___]</w:t>
+            </w:r>
+          </w:p>
+        </w:tc>
+        <w:tc>
+          <w:tcPr>
+            <w:tcW w:type="dxa" w:w="1973"/>
+            <w:vAlign w:val="center"/>
+          </w:tcPr>
+          <w:p>
+            <w:pPr>
+              <w:spacing w:after="0"/>
+            </w:pPr>
+            <w:r/>
+            <w:r>
+              <w:rPr>
+                <w:b w:val="0"/>
+                <w:color w:val="262F37"/>
+                <w:sz w:val="18"/>
+              </w:rPr>
+              <w:t>[___]</w:t>
+            </w:r>
+          </w:p>
+        </w:tc>
+        <w:tc>
+          <w:tcPr>
+            <w:tcW w:type="dxa" w:w="1973"/>
+            <w:vAlign w:val="center"/>
+          </w:tcPr>
+          <w:p>
+            <w:pPr>
+              <w:spacing w:after="0"/>
+            </w:pPr>
+            <w:r/>
+            <w:r>
+              <w:rPr>
+                <w:b w:val="0"/>
+                <w:color w:val="262F37"/>
+                <w:sz w:val="18"/>
+              </w:rPr>
+              <w:t>[___]</w:t>
+            </w:r>
+          </w:p>
+        </w:tc>
+      </w:tr>
+      <w:tr>
+        <w:trPr>
+          <w:cantSplit/>
+        </w:trPr>
+        <w:tc>
+          <w:tcPr>
+            <w:tcW w:type="dxa" w:w="1973"/>
+            <w:vAlign w:val="center"/>
+          </w:tcPr>
+          <w:p>
+            <w:pPr>
+              <w:spacing w:after="0"/>
+            </w:pPr>
+            <w:r/>
+            <w:r>
+              <w:rPr>
+                <w:b w:val="0"/>
+                <w:color w:val="262F37"/>
+                <w:sz w:val="18"/>
+              </w:rPr>
+              <w:t>[___]</w:t>
+            </w:r>
+          </w:p>
+        </w:tc>
+        <w:tc>
+          <w:tcPr>
+            <w:tcW w:type="dxa" w:w="1973"/>
+            <w:vAlign w:val="center"/>
+          </w:tcPr>
+          <w:p>
+            <w:pPr>
+              <w:spacing w:after="0"/>
+            </w:pPr>
+            <w:r/>
+            <w:r>
+              <w:rPr>
+                <w:b w:val="0"/>
+                <w:color w:val="262F37"/>
+                <w:sz w:val="18"/>
+              </w:rPr>
+              <w:t>[___]</w:t>
+            </w:r>
+          </w:p>
+        </w:tc>
+        <w:tc>
+          <w:tcPr>
+            <w:tcW w:type="dxa" w:w="1973"/>
+            <w:vAlign w:val="center"/>
+          </w:tcPr>
+          <w:p>
+            <w:pPr>
+              <w:spacing w:after="0"/>
+            </w:pPr>
+            <w:r/>
+            <w:r>
+              <w:rPr>
+                <w:b w:val="0"/>
+                <w:color w:val="262F37"/>
+                <w:sz w:val="18"/>
+              </w:rPr>
+              <w:t>[___]</w:t>
+            </w:r>
+          </w:p>
+        </w:tc>
+        <w:tc>
+          <w:tcPr>
+            <w:tcW w:type="dxa" w:w="1973"/>
+            <w:vAlign w:val="center"/>
+          </w:tcPr>
+          <w:p>
+            <w:pPr>
+              <w:spacing w:after="0"/>
+            </w:pPr>
+            <w:r/>
+            <w:r>
+              <w:rPr>
+                <w:b w:val="0"/>
+                <w:color w:val="262F37"/>
+                <w:sz w:val="18"/>
+              </w:rPr>
+              <w:t>[___]</w:t>
+            </w:r>
+          </w:p>
+        </w:tc>
+        <w:tc>
+          <w:tcPr>
+            <w:tcW w:type="dxa" w:w="1973"/>
+            <w:vAlign w:val="center"/>
+          </w:tcPr>
+          <w:p>
+            <w:pPr>
+              <w:spacing w:after="0"/>
+            </w:pPr>
+            <w:r/>
+            <w:r>
+              <w:rPr>
+                <w:b w:val="0"/>
+                <w:color w:val="262F37"/>
+                <w:sz w:val="18"/>
+              </w:rPr>
+              <w:t>[___]</w:t>
             </w:r>
           </w:p>
         </w:tc>
@@ -244,56 +928,444 @@
     </w:tbl>
     <w:p>
       <w:r>
-        <w:t>Важно: шаблон не заменяет анализ договора, проектной документации и обстоятельств конкретного объекта.</w:t>
+        <w:t>Покажите последовательность и зависимость операций, возможность параллельного выполнения и календарные основания подсчёта. Не складывайте дни параллельных операций как последовательные.</w:t>
       </w:r>
     </w:p>
+    <w:p>
+      <w:pPr>
+        <w:pStyle w:val="Heading1"/>
+        <w:keepNext/>
+        <w:pageBreakBefore w:val="0"/>
+      </w:pPr>
+      <w:r>
+        <w:t>Вывод и приложения</w:t>
+      </w:r>
+    </w:p>
+    <w:tbl>
+      <w:tblPr>
+        <w:tblStyle w:val="TableGrid"/>
+        <w:tblW w:type="auto" w:w="0"/>
+        <w:jc w:val="center"/>
+        <w:tblLayout w:type="fixed"/>
+        <w:tblLook w:firstColumn="1" w:firstRow="1" w:lastColumn="0" w:lastRow="0" w:noHBand="0" w:noVBand="1" w:val="04A0"/>
+      </w:tblPr>
+      <w:tblGrid>
+        <w:gridCol w:w="2268"/>
+        <w:gridCol w:w="7427"/>
+      </w:tblGrid>
+      <w:tr>
+        <w:trPr>
+          <w:cantSplit/>
+        </w:trPr>
+        <w:tc>
+          <w:tcPr>
+            <w:tcW w:type="dxa" w:w="2268"/>
+            <w:vAlign w:val="center"/>
+            <w:shd w:fill="F3F0E8"/>
+          </w:tcPr>
+          <w:p>
+            <w:pPr>
+              <w:spacing w:after="0"/>
+            </w:pPr>
+            <w:r/>
+            <w:r>
+              <w:rPr>
+                <w:b/>
+                <w:color w:val="262F37"/>
+                <w:sz w:val="18"/>
+              </w:rPr>
+              <w:t>Итого</w:t>
+            </w:r>
+          </w:p>
+        </w:tc>
+        <w:tc>
+          <w:tcPr>
+            <w:tcW w:type="dxa" w:w="7427"/>
+            <w:vAlign w:val="center"/>
+          </w:tcPr>
+          <w:p>
+            <w:pPr>
+              <w:spacing w:after="0"/>
+            </w:pPr>
+            <w:r/>
+            <w:r>
+              <w:rPr>
+                <w:b w:val="0"/>
+                <w:color w:val="262F37"/>
+                <w:sz w:val="18"/>
+              </w:rPr>
+              <w:t>Затронутый этап [___]; дата по действующему графику [___]; предложенная дата [___]</w:t>
+            </w:r>
+          </w:p>
+        </w:tc>
+      </w:tr>
+      <w:tr>
+        <w:trPr>
+          <w:cantSplit/>
+        </w:trPr>
+        <w:tc>
+          <w:tcPr>
+            <w:tcW w:type="dxa" w:w="2268"/>
+            <w:vAlign w:val="center"/>
+            <w:shd w:fill="F3F0E8"/>
+          </w:tcPr>
+          <w:p>
+            <w:pPr>
+              <w:spacing w:after="0"/>
+            </w:pPr>
+            <w:r/>
+            <w:r>
+              <w:rPr>
+                <w:b/>
+                <w:color w:val="262F37"/>
+                <w:sz w:val="18"/>
+              </w:rPr>
+              <w:t>Согласование</w:t>
+            </w:r>
+          </w:p>
+        </w:tc>
+        <w:tc>
+          <w:tcPr>
+            <w:tcW w:type="dxa" w:w="7427"/>
+            <w:vAlign w:val="center"/>
+          </w:tcPr>
+          <w:p>
+            <w:pPr>
+              <w:spacing w:after="0"/>
+            </w:pPr>
+            <w:r/>
+            <w:r>
+              <w:rPr>
+                <w:b w:val="0"/>
+                <w:color w:val="262F37"/>
+                <w:sz w:val="18"/>
+              </w:rPr>
+              <w:t>Порядок изменения срока по п. [___] договора; просим рассмотреть и подписать соглашение 12 № [___]</w:t>
+            </w:r>
+          </w:p>
+        </w:tc>
+      </w:tr>
+      <w:tr>
+        <w:trPr>
+          <w:cantSplit/>
+        </w:trPr>
+        <w:tc>
+          <w:tcPr>
+            <w:tcW w:type="dxa" w:w="2268"/>
+            <w:vAlign w:val="center"/>
+            <w:shd w:fill="F3F0E8"/>
+          </w:tcPr>
+          <w:p>
+            <w:pPr>
+              <w:spacing w:after="0"/>
+            </w:pPr>
+            <w:r/>
+            <w:r>
+              <w:rPr>
+                <w:b/>
+                <w:color w:val="262F37"/>
+                <w:sz w:val="18"/>
+              </w:rPr>
+              <w:t>Приложения</w:t>
+            </w:r>
+          </w:p>
+        </w:tc>
+        <w:tc>
+          <w:tcPr>
+            <w:tcW w:type="dxa" w:w="7427"/>
+            <w:vAlign w:val="center"/>
+          </w:tcPr>
+          <w:p>
+            <w:pPr>
+              <w:spacing w:after="0"/>
+            </w:pPr>
+            <w:r/>
+            <w:r>
+              <w:rPr>
+                <w:b w:val="0"/>
+                <w:color w:val="262F37"/>
+                <w:sz w:val="18"/>
+              </w:rPr>
+              <w:t>Исходный и обновлённый графики, расчёт, журнал, переписка: № / дата [___]</w:t>
+            </w:r>
+          </w:p>
+        </w:tc>
+      </w:tr>
+    </w:tbl>
+    <w:p>
+      <w:pPr>
+        <w:pStyle w:val="Heading1"/>
+        <w:keepNext/>
+        <w:pageBreakBefore w:val="0"/>
+      </w:pPr>
+      <w:r>
+        <w:t>Направление и подписи</w:t>
+      </w:r>
+    </w:p>
+    <w:tbl>
+      <w:tblPr>
+        <w:tblStyle w:val="TableGrid"/>
+        <w:tblW w:type="auto" w:w="0"/>
+        <w:jc w:val="center"/>
+        <w:tblLayout w:type="fixed"/>
+        <w:tblLook w:firstColumn="1" w:firstRow="1" w:lastColumn="0" w:lastRow="0" w:noHBand="0" w:noVBand="1" w:val="04A0"/>
+      </w:tblPr>
+      <w:tblGrid>
+        <w:gridCol w:w="2268"/>
+        <w:gridCol w:w="7427"/>
+      </w:tblGrid>
+      <w:tr>
+        <w:trPr>
+          <w:cantSplit/>
+        </w:trPr>
+        <w:tc>
+          <w:tcPr>
+            <w:tcW w:type="dxa" w:w="2268"/>
+            <w:vAlign w:val="center"/>
+            <w:shd w:fill="F3F0E8"/>
+          </w:tcPr>
+          <w:p>
+            <w:pPr>
+              <w:spacing w:after="0"/>
+            </w:pPr>
+            <w:r/>
+            <w:r>
+              <w:rPr>
+                <w:b/>
+                <w:color w:val="262F37"/>
+                <w:sz w:val="18"/>
+              </w:rPr>
+              <w:t>Передача</w:t>
+            </w:r>
+          </w:p>
+        </w:tc>
+        <w:tc>
+          <w:tcPr>
+            <w:tcW w:type="dxa" w:w="7427"/>
+            <w:vAlign w:val="center"/>
+          </w:tcPr>
+          <w:p>
+            <w:pPr>
+              <w:spacing w:after="0"/>
+            </w:pPr>
+            <w:r/>
+            <w:r>
+              <w:rPr>
+                <w:b w:val="0"/>
+                <w:color w:val="262F37"/>
+                <w:sz w:val="18"/>
+              </w:rPr>
+              <w:t>Канал [___], адресат [___], дата [___], подтверждение доставки [___]</w:t>
+            </w:r>
+          </w:p>
+        </w:tc>
+      </w:tr>
+      <w:tr>
+        <w:trPr>
+          <w:cantSplit/>
+        </w:trPr>
+        <w:tc>
+          <w:tcPr>
+            <w:tcW w:type="dxa" w:w="2268"/>
+            <w:vAlign w:val="center"/>
+            <w:shd w:fill="F3F0E8"/>
+          </w:tcPr>
+          <w:p>
+            <w:pPr>
+              <w:spacing w:after="0"/>
+            </w:pPr>
+            <w:r/>
+            <w:r>
+              <w:rPr>
+                <w:b/>
+                <w:color w:val="262F37"/>
+                <w:sz w:val="18"/>
+              </w:rPr>
+              <w:t>Ответ</w:t>
+            </w:r>
+          </w:p>
+        </w:tc>
+        <w:tc>
+          <w:tcPr>
+            <w:tcW w:type="dxa" w:w="7427"/>
+            <w:vAlign w:val="center"/>
+          </w:tcPr>
+          <w:p>
+            <w:pPr>
+              <w:spacing w:after="0"/>
+            </w:pPr>
+            <w:r/>
+            <w:r>
+              <w:rPr>
+                <w:b w:val="0"/>
+                <w:color w:val="262F37"/>
+                <w:sz w:val="18"/>
+              </w:rPr>
+              <w:t>Дата [___], входящий № / письмо [___], приложен к делу объекта [___]</w:t>
+            </w:r>
+          </w:p>
+        </w:tc>
+      </w:tr>
+    </w:tbl>
+    <w:tbl>
+      <w:tblPr>
+        <w:tblStyle w:val="TableGrid"/>
+        <w:tblW w:type="auto" w:w="0"/>
+        <w:jc w:val="center"/>
+        <w:tblLayout w:type="fixed"/>
+        <w:tblLook w:firstColumn="1" w:firstRow="1" w:lastColumn="0" w:lastRow="0" w:noHBand="0" w:noVBand="1" w:val="04A0"/>
+      </w:tblPr>
+      <w:tblGrid>
+        <w:gridCol w:w="2268"/>
+        <w:gridCol w:w="7427"/>
+      </w:tblGrid>
+      <w:tr>
+        <w:trPr>
+          <w:cantSplit/>
+        </w:trPr>
+        <w:tc>
+          <w:tcPr>
+            <w:tcW w:type="dxa" w:w="2268"/>
+            <w:vAlign w:val="center"/>
+            <w:shd w:fill="F3F0E8"/>
+          </w:tcPr>
+          <w:p>
+            <w:pPr>
+              <w:spacing w:after="0"/>
+            </w:pPr>
+            <w:r/>
+            <w:r>
+              <w:rPr>
+                <w:b/>
+                <w:color w:val="262F37"/>
+                <w:sz w:val="18"/>
+              </w:rPr>
+              <w:t>Подрядчик</w:t>
+            </w:r>
+          </w:p>
+        </w:tc>
+        <w:tc>
+          <w:tcPr>
+            <w:tcW w:type="dxa" w:w="7427"/>
+            <w:vAlign w:val="center"/>
+          </w:tcPr>
+          <w:p>
+            <w:pPr>
+              <w:spacing w:after="0"/>
+            </w:pPr>
+            <w:r/>
+            <w:r>
+              <w:rPr>
+                <w:b w:val="0"/>
+                <w:color w:val="262F37"/>
+                <w:sz w:val="18"/>
+              </w:rPr>
+              <w:t>Должность, Ф. И. О., основание полномочий [___]</w:t>
+            </w:r>
+          </w:p>
+        </w:tc>
+      </w:tr>
+      <w:tr>
+        <w:trPr>
+          <w:cantSplit/>
+        </w:trPr>
+        <w:tc>
+          <w:tcPr>
+            <w:tcW w:type="dxa" w:w="2268"/>
+            <w:vAlign w:val="center"/>
+            <w:shd w:fill="F3F0E8"/>
+          </w:tcPr>
+          <w:p>
+            <w:pPr>
+              <w:spacing w:after="0"/>
+            </w:pPr>
+            <w:r/>
+            <w:r>
+              <w:rPr>
+                <w:b/>
+                <w:color w:val="262F37"/>
+                <w:sz w:val="18"/>
+              </w:rPr>
+              <w:t>Подпись</w:t>
+            </w:r>
+          </w:p>
+        </w:tc>
+        <w:tc>
+          <w:tcPr>
+            <w:tcW w:type="dxa" w:w="7427"/>
+            <w:vAlign w:val="center"/>
+          </w:tcPr>
+          <w:p>
+            <w:pPr>
+              <w:spacing w:after="0"/>
+            </w:pPr>
+            <w:r/>
+            <w:r>
+              <w:rPr>
+                <w:b w:val="0"/>
+                <w:color w:val="262F37"/>
+                <w:sz w:val="18"/>
+              </w:rPr>
+              <w:t>[___]  Дата подписания [___]</w:t>
+            </w:r>
+          </w:p>
+        </w:tc>
+      </w:tr>
+      <w:tr>
+        <w:trPr>
+          <w:cantSplit/>
+        </w:trPr>
+        <w:tc>
+          <w:tcPr>
+            <w:tcW w:type="dxa" w:w="2268"/>
+            <w:vAlign w:val="center"/>
+            <w:shd w:fill="F3F0E8"/>
+          </w:tcPr>
+          <w:p>
+            <w:pPr>
+              <w:spacing w:after="0"/>
+            </w:pPr>
+            <w:r/>
+            <w:r>
+              <w:rPr>
+                <w:b/>
+                <w:color w:val="262F37"/>
+                <w:sz w:val="18"/>
+              </w:rPr>
+              <w:t>Получение</w:t>
+            </w:r>
+          </w:p>
+        </w:tc>
+        <w:tc>
+          <w:tcPr>
+            <w:tcW w:type="dxa" w:w="7427"/>
+            <w:vAlign w:val="center"/>
+          </w:tcPr>
+          <w:p>
+            <w:pPr>
+              <w:spacing w:after="0"/>
+            </w:pPr>
+            <w:r/>
+            <w:r>
+              <w:rPr>
+                <w:b w:val="0"/>
+                <w:color w:val="262F37"/>
+                <w:sz w:val="18"/>
+              </w:rPr>
+              <w:t>Отметка заказчика / входящий № [___] или отдельное подтверждение доставки [___]</w:t>
+            </w:r>
+          </w:p>
+        </w:tc>
+      </w:tr>
+    </w:tbl>
     <w:sectPr>
-      <w:headerReference w:type="default" r:id="rId9"/>
-      <w:footerReference w:type="default" r:id="rId10"/>
-      <w:pgSz w:w="12240" w:h="15840"/>
-      <w:pgMar w:top="1440" w:right="1440" w:bottom="1440" w:left="1440" w:header="708" w:footer="708" w:gutter="0"/>
+      <w:pgSz w:w="11906" w:h="16838"/>
+      <w:pgMar w:top="964" w:right="1020" w:bottom="964" w:left="1020" w:header="720" w:footer="720" w:gutter="0"/>
       <w:cols w:space="720"/>
       <w:docGrid w:linePitch="360"/>
     </w:sectPr>
   </w:body>
 </w:document>
-</file>
-
-<file path=word/footer1.xml><?xml version="1.0" encoding="utf-8"?>
-<w:ftr xmlns:m="http://schemas.openxmlformats.org/officeDocument/2006/math" xmlns:mc="http://schemas.openxmlformats.org/markup-compatibility/2006" xmlns:mo="http://schemas.microsoft.com/office/mac/office/2008/main" xmlns:mv="urn:schemas-microsoft-com:mac:vml" xmlns:o="urn:schemas-microsoft-com:office:office" xmlns:r="http://schemas.openxmlformats.org/officeDocument/2006/relationships" xmlns:v="urn:schemas-microsoft-com:vml" xmlns:w10="urn:schemas-microsoft-com:office:word" xmlns:w14="http://schemas.microsoft.com/office/word/2010/wordml" xmlns:w="http://schemas.openxmlformats.org/wordprocessingml/2006/main" xmlns:wne="http://schemas.microsoft.com/office/word/2006/wordml" xmlns:wp14="http://schemas.microsoft.com/office/word/2010/wordprocessingDrawing" xmlns:wp="http://schemas.openxmlformats.org/drawingml/2006/wordprocessingDrawing" xmlns:wpc="http://schemas.microsoft.com/office/word/2010/wordprocessingCanvas" xmlns:wpg="http://schemas.microsoft.com/office/word/2010/wordprocessingGroup" xmlns:wpi="http://schemas.microsoft.com/office/word/2010/wordprocessingInk" xmlns:wps="http://schemas.microsoft.com/office/word/2010/wordprocessingShape" mc:Ignorable="w14 wp14">
-  <w:p>
-    <w:pPr>
-      <w:pStyle w:val="Footer"/>
-      <w:jc w:val="center"/>
-    </w:pPr>
-    <w:r>
-      <w:rPr>
-        <w:rFonts w:ascii="Arial" w:hAnsi="Arial"/>
-        <w:color w:val="787878"/>
-        <w:sz w:val="16"/>
-      </w:rPr>
-      <w:t>Соглашение / уведомление об изменении сроков  •  версия 21.07.2026  •  marzhavbetone.ru</w:t>
-    </w:r>
-  </w:p>
-</w:ftr>
-</file>
-
-<file path=word/header1.xml><?xml version="1.0" encoding="utf-8"?>
-<w:hdr xmlns:m="http://schemas.openxmlformats.org/officeDocument/2006/math" xmlns:mc="http://schemas.openxmlformats.org/markup-compatibility/2006" xmlns:mo="http://schemas.microsoft.com/office/mac/office/2008/main" xmlns:mv="urn:schemas-microsoft-com:mac:vml" xmlns:o="urn:schemas-microsoft-com:office:office" xmlns:r="http://schemas.openxmlformats.org/officeDocument/2006/relationships" xmlns:v="urn:schemas-microsoft-com:vml" xmlns:w10="urn:schemas-microsoft-com:office:word" xmlns:w14="http://schemas.microsoft.com/office/word/2010/wordml" xmlns:w="http://schemas.openxmlformats.org/wordprocessingml/2006/main" xmlns:wne="http://schemas.microsoft.com/office/word/2006/wordml" xmlns:wp14="http://schemas.microsoft.com/office/word/2010/wordprocessingDrawing" xmlns:wp="http://schemas.openxmlformats.org/drawingml/2006/wordprocessingDrawing" xmlns:wpc="http://schemas.microsoft.com/office/word/2010/wordprocessingCanvas" xmlns:wpg="http://schemas.microsoft.com/office/word/2010/wordprocessingGroup" xmlns:wpi="http://schemas.microsoft.com/office/word/2010/wordprocessingInk" xmlns:wps="http://schemas.microsoft.com/office/word/2010/wordprocessingShape" mc:Ignorable="w14 wp14">
-  <w:p>
-    <w:pPr>
-      <w:pStyle w:val="Header"/>
-    </w:pPr>
-    <w:r>
-      <w:rPr>
-        <w:rFonts w:ascii="Arial" w:hAnsi="Arial"/>
-        <w:color w:val="646464"/>
-        <w:sz w:val="16"/>
-      </w:rPr>
-      <w:t>МАРЖА В БЕТОНЕ  /  РАБОЧИЙ ШАБЛОН</w:t>
-    </w:r>
-  </w:p>
-</w:hdr>
 </file>
 
 <file path=word/numbering.xml><?xml version="1.0" encoding="utf-8"?>
@@ -660,11 +1732,12 @@
     <w:qFormat/>
     <w:rsid w:val="00FC693F"/>
     <w:pPr>
-      <w:spacing w:after="120" w:line="300" w:lineRule="auto"/>
+      <w:spacing w:after="100"/>
     </w:pPr>
     <w:rPr>
-      <w:rFonts w:ascii="Arial" w:hAnsi="Arial"/>
-      <w:sz w:val="22"/>
+      <w:rFonts w:ascii="Times New Roman" w:hAnsi="Times New Roman"/>
+      <w:color w:val="262F37"/>
+      <w:sz w:val="21"/>
     </w:rPr>
   </w:style>
   <w:style w:type="paragraph" w:styleId="Header">
@@ -722,15 +1795,15 @@
     <w:pPr>
       <w:keepNext/>
       <w:keepLines/>
-      <w:spacing w:before="360" w:after="200"/>
+      <w:spacing w:before="180" w:after="100"/>
       <w:outlineLvl w:val="0"/>
     </w:pPr>
     <w:rPr>
-      <w:rFonts w:asciiTheme="majorHAnsi" w:eastAsiaTheme="majorEastAsia" w:hAnsiTheme="majorHAnsi" w:cstheme="majorBidi" w:ascii="Arial" w:hAnsi="Arial"/>
+      <w:rFonts w:asciiTheme="majorHAnsi" w:eastAsiaTheme="majorEastAsia" w:hAnsiTheme="majorHAnsi" w:cstheme="majorBidi" w:ascii="Times New Roman" w:hAnsi="Times New Roman"/>
       <w:b/>
       <w:bCs/>
-      <w:color w:val="2E74B5"/>
-      <w:sz w:val="32"/>
+      <w:color w:val="8E6F32"/>
+      <w:sz w:val="24"/>
       <w:szCs w:val="28"/>
     </w:rPr>
   </w:style>
@@ -746,14 +1819,14 @@
     <w:pPr>
       <w:keepNext/>
       <w:keepLines/>
-      <w:spacing w:before="280" w:after="140"/>
+      <w:spacing w:before="200" w:after="0"/>
       <w:outlineLvl w:val="1"/>
     </w:pPr>
     <w:rPr>
-      <w:rFonts w:asciiTheme="majorHAnsi" w:eastAsiaTheme="majorEastAsia" w:hAnsiTheme="majorHAnsi" w:cstheme="majorBidi" w:ascii="Arial" w:hAnsi="Arial"/>
+      <w:rFonts w:asciiTheme="majorHAnsi" w:eastAsiaTheme="majorEastAsia" w:hAnsiTheme="majorHAnsi" w:cstheme="majorBidi"/>
       <w:b/>
       <w:bCs/>
-      <w:color w:val="2E74B5"/>
+      <w:color w:val="4F81BD" w:themeColor="accent1"/>
       <w:sz w:val="26"/>
       <w:szCs w:val="26"/>
     </w:rPr>
@@ -1008,18 +2081,16 @@
     <w:qFormat/>
     <w:rsid w:val="00FC693F"/>
     <w:pPr>
-      <w:pBdr>
-        <w:bottom w:val="single" w:sz="8" w:space="4" w:color="4F81BD" w:themeColor="accent1"/>
-      </w:pBdr>
-      <w:spacing w:after="240" w:line="240" w:lineRule="auto" w:before="0"/>
+      <w:spacing w:after="180" w:line="240" w:lineRule="auto"/>
       <w:contextualSpacing/>
     </w:pPr>
     <w:rPr>
-      <w:rFonts w:asciiTheme="majorHAnsi" w:eastAsiaTheme="majorEastAsia" w:hAnsiTheme="majorHAnsi" w:cstheme="majorBidi" w:ascii="Arial" w:hAnsi="Arial"/>
-      <w:color w:val="242629"/>
+      <w:rFonts w:asciiTheme="majorHAnsi" w:eastAsiaTheme="majorEastAsia" w:hAnsiTheme="majorHAnsi" w:cstheme="majorBidi" w:ascii="Times New Roman" w:hAnsi="Times New Roman"/>
+      <w:b/>
+      <w:color w:val="000000"/>
       <w:spacing w:val="5"/>
       <w:kern w:val="28"/>
-      <w:sz w:val="50"/>
+      <w:sz w:val="34"/>
       <w:szCs w:val="52"/>
     </w:rPr>
   </w:style>

--- a/products-storage/02-dopraboty-bez-poter/05-izmenenie-srokov.docx
+++ b/products-storage/02-dopraboty-bez-poter/05-izmenenie-srokov.docx
@@ -8,12 +8,11 @@
         <w:jc w:val="left"/>
       </w:pPr>
       <w:r>
+        <w:rPr>
+          <w:rFonts w:ascii="Arial" w:hAnsi="Arial"/>
+          <w:color w:val="AE8031"/>
+        </w:rPr>
         <w:t>Обоснование изменения сроков дополнительных работ</w:t>
-      </w:r>
-    </w:p>
-    <w:p>
-      <w:r>
-        <w:t>Покажите затронутые операции и расчёт смещения графика. Передайте обоснование заказчику и перенесите согласованные даты в соглашение 12 и обновлённый график.</w:t>
       </w:r>
     </w:p>
     <w:p>
@@ -23,6 +22,9 @@
         <w:pageBreakBefore w:val="0"/>
       </w:pPr>
       <w:r>
+        <w:rPr>
+          <w:rFonts w:ascii="Arial" w:hAnsi="Arial"/>
+        </w:rPr>
         <w:t>Реквизиты</w:t>
       </w:r>
     </w:p>
@@ -55,6 +57,7 @@
             <w:r/>
             <w:r>
               <w:rPr>
+                <w:rFonts w:ascii="Arial" w:hAnsi="Arial"/>
                 <w:b/>
                 <w:color w:val="262F37"/>
                 <w:sz w:val="18"/>
@@ -75,6 +78,7 @@
             <w:r/>
             <w:r>
               <w:rPr>
+                <w:rFonts w:ascii="Arial" w:hAnsi="Arial"/>
                 <w:b w:val="0"/>
                 <w:color w:val="262F37"/>
                 <w:sz w:val="18"/>
@@ -101,6 +105,7 @@
             <w:r/>
             <w:r>
               <w:rPr>
+                <w:rFonts w:ascii="Arial" w:hAnsi="Arial"/>
                 <w:b/>
                 <w:color w:val="262F37"/>
                 <w:sz w:val="18"/>
@@ -121,6 +126,7 @@
             <w:r/>
             <w:r>
               <w:rPr>
+                <w:rFonts w:ascii="Arial" w:hAnsi="Arial"/>
                 <w:b w:val="0"/>
                 <w:color w:val="262F37"/>
                 <w:sz w:val="18"/>
@@ -147,6 +153,7 @@
             <w:r/>
             <w:r>
               <w:rPr>
+                <w:rFonts w:ascii="Arial" w:hAnsi="Arial"/>
                 <w:b/>
                 <w:color w:val="262F37"/>
                 <w:sz w:val="18"/>
@@ -167,6 +174,7 @@
             <w:r/>
             <w:r>
               <w:rPr>
+                <w:rFonts w:ascii="Arial" w:hAnsi="Arial"/>
                 <w:b w:val="0"/>
                 <w:color w:val="262F37"/>
                 <w:sz w:val="18"/>
@@ -193,6 +201,7 @@
             <w:r/>
             <w:r>
               <w:rPr>
+                <w:rFonts w:ascii="Arial" w:hAnsi="Arial"/>
                 <w:b/>
                 <w:color w:val="262F37"/>
                 <w:sz w:val="18"/>
@@ -213,6 +222,7 @@
             <w:r/>
             <w:r>
               <w:rPr>
+                <w:rFonts w:ascii="Arial" w:hAnsi="Arial"/>
                 <w:b w:val="0"/>
                 <w:color w:val="262F37"/>
                 <w:sz w:val="18"/>
@@ -239,6 +249,7 @@
             <w:r/>
             <w:r>
               <w:rPr>
+                <w:rFonts w:ascii="Arial" w:hAnsi="Arial"/>
                 <w:b/>
                 <w:color w:val="262F37"/>
                 <w:sz w:val="18"/>
@@ -259,6 +270,7 @@
             <w:r/>
             <w:r>
               <w:rPr>
+                <w:rFonts w:ascii="Arial" w:hAnsi="Arial"/>
                 <w:b w:val="0"/>
                 <w:color w:val="262F37"/>
                 <w:sz w:val="18"/>
@@ -276,6 +288,9 @@
         <w:pageBreakBefore w:val="0"/>
       </w:pPr>
       <w:r>
+        <w:rPr>
+          <w:rFonts w:ascii="Arial" w:hAnsi="Arial"/>
+        </w:rPr>
         <w:t>Событие и исходный график</w:t>
       </w:r>
     </w:p>
@@ -308,6 +323,7 @@
             <w:r/>
             <w:r>
               <w:rPr>
+                <w:rFonts w:ascii="Arial" w:hAnsi="Arial"/>
                 <w:b/>
                 <w:color w:val="262F37"/>
                 <w:sz w:val="18"/>
@@ -328,6 +344,7 @@
             <w:r/>
             <w:r>
               <w:rPr>
+                <w:rFonts w:ascii="Arial" w:hAnsi="Arial"/>
                 <w:b w:val="0"/>
                 <w:color w:val="262F37"/>
                 <w:sz w:val="18"/>
@@ -354,6 +371,7 @@
             <w:r/>
             <w:r>
               <w:rPr>
+                <w:rFonts w:ascii="Arial" w:hAnsi="Arial"/>
                 <w:b/>
                 <w:color w:val="262F37"/>
                 <w:sz w:val="18"/>
@@ -374,6 +392,7 @@
             <w:r/>
             <w:r>
               <w:rPr>
+                <w:rFonts w:ascii="Arial" w:hAnsi="Arial"/>
                 <w:b w:val="0"/>
                 <w:color w:val="262F37"/>
                 <w:sz w:val="18"/>
@@ -400,6 +419,7 @@
             <w:r/>
             <w:r>
               <w:rPr>
+                <w:rFonts w:ascii="Arial" w:hAnsi="Arial"/>
                 <w:b/>
                 <w:color w:val="262F37"/>
                 <w:sz w:val="18"/>
@@ -420,6 +440,7 @@
             <w:r/>
             <w:r>
               <w:rPr>
+                <w:rFonts w:ascii="Arial" w:hAnsi="Arial"/>
                 <w:b w:val="0"/>
                 <w:color w:val="262F37"/>
                 <w:sz w:val="18"/>
@@ -446,6 +467,7 @@
             <w:r/>
             <w:r>
               <w:rPr>
+                <w:rFonts w:ascii="Arial" w:hAnsi="Arial"/>
                 <w:b/>
                 <w:color w:val="262F37"/>
                 <w:sz w:val="18"/>
@@ -466,6 +488,7 @@
             <w:r/>
             <w:r>
               <w:rPr>
+                <w:rFonts w:ascii="Arial" w:hAnsi="Arial"/>
                 <w:b w:val="0"/>
                 <w:color w:val="262F37"/>
                 <w:sz w:val="18"/>
@@ -483,6 +506,9 @@
         <w:pageBreakBefore w:val="0"/>
       </w:pPr>
       <w:r>
+        <w:rPr>
+          <w:rFonts w:ascii="Arial" w:hAnsi="Arial"/>
+        </w:rPr>
         <w:t>Расчёт влияния</w:t>
       </w:r>
     </w:p>
@@ -517,6 +543,7 @@
             <w:r/>
             <w:r>
               <w:rPr>
+                <w:rFonts w:ascii="Arial" w:hAnsi="Arial"/>
                 <w:b/>
                 <w:color w:val="262F37"/>
                 <w:sz w:val="18"/>
@@ -538,6 +565,7 @@
             <w:r/>
             <w:r>
               <w:rPr>
+                <w:rFonts w:ascii="Arial" w:hAnsi="Arial"/>
                 <w:b/>
                 <w:color w:val="262F37"/>
                 <w:sz w:val="18"/>
@@ -559,6 +587,7 @@
             <w:r/>
             <w:r>
               <w:rPr>
+                <w:rFonts w:ascii="Arial" w:hAnsi="Arial"/>
                 <w:b/>
                 <w:color w:val="262F37"/>
                 <w:sz w:val="18"/>
@@ -580,6 +609,7 @@
             <w:r/>
             <w:r>
               <w:rPr>
+                <w:rFonts w:ascii="Arial" w:hAnsi="Arial"/>
                 <w:b/>
                 <w:color w:val="262F37"/>
                 <w:sz w:val="18"/>
@@ -601,6 +631,7 @@
             <w:r/>
             <w:r>
               <w:rPr>
+                <w:rFonts w:ascii="Arial" w:hAnsi="Arial"/>
                 <w:b/>
                 <w:color w:val="262F37"/>
                 <w:sz w:val="18"/>
@@ -626,6 +657,7 @@
             <w:r/>
             <w:r>
               <w:rPr>
+                <w:rFonts w:ascii="Arial" w:hAnsi="Arial"/>
                 <w:b w:val="0"/>
                 <w:color w:val="262F37"/>
                 <w:sz w:val="18"/>
@@ -646,6 +678,7 @@
             <w:r/>
             <w:r>
               <w:rPr>
+                <w:rFonts w:ascii="Arial" w:hAnsi="Arial"/>
                 <w:b w:val="0"/>
                 <w:color w:val="262F37"/>
                 <w:sz w:val="18"/>
@@ -666,6 +699,7 @@
             <w:r/>
             <w:r>
               <w:rPr>
+                <w:rFonts w:ascii="Arial" w:hAnsi="Arial"/>
                 <w:b w:val="0"/>
                 <w:color w:val="262F37"/>
                 <w:sz w:val="18"/>
@@ -686,6 +720,7 @@
             <w:r/>
             <w:r>
               <w:rPr>
+                <w:rFonts w:ascii="Arial" w:hAnsi="Arial"/>
                 <w:b w:val="0"/>
                 <w:color w:val="262F37"/>
                 <w:sz w:val="18"/>
@@ -706,6 +741,7 @@
             <w:r/>
             <w:r>
               <w:rPr>
+                <w:rFonts w:ascii="Arial" w:hAnsi="Arial"/>
                 <w:b w:val="0"/>
                 <w:color w:val="262F37"/>
                 <w:sz w:val="18"/>
@@ -731,6 +767,7 @@
             <w:r/>
             <w:r>
               <w:rPr>
+                <w:rFonts w:ascii="Arial" w:hAnsi="Arial"/>
                 <w:b w:val="0"/>
                 <w:color w:val="262F37"/>
                 <w:sz w:val="18"/>
@@ -751,6 +788,7 @@
             <w:r/>
             <w:r>
               <w:rPr>
+                <w:rFonts w:ascii="Arial" w:hAnsi="Arial"/>
                 <w:b w:val="0"/>
                 <w:color w:val="262F37"/>
                 <w:sz w:val="18"/>
@@ -771,6 +809,7 @@
             <w:r/>
             <w:r>
               <w:rPr>
+                <w:rFonts w:ascii="Arial" w:hAnsi="Arial"/>
                 <w:b w:val="0"/>
                 <w:color w:val="262F37"/>
                 <w:sz w:val="18"/>
@@ -791,6 +830,7 @@
             <w:r/>
             <w:r>
               <w:rPr>
+                <w:rFonts w:ascii="Arial" w:hAnsi="Arial"/>
                 <w:b w:val="0"/>
                 <w:color w:val="262F37"/>
                 <w:sz w:val="18"/>
@@ -811,6 +851,7 @@
             <w:r/>
             <w:r>
               <w:rPr>
+                <w:rFonts w:ascii="Arial" w:hAnsi="Arial"/>
                 <w:b w:val="0"/>
                 <w:color w:val="262F37"/>
                 <w:sz w:val="18"/>
@@ -836,6 +877,7 @@
             <w:r/>
             <w:r>
               <w:rPr>
+                <w:rFonts w:ascii="Arial" w:hAnsi="Arial"/>
                 <w:b w:val="0"/>
                 <w:color w:val="262F37"/>
                 <w:sz w:val="18"/>
@@ -856,6 +898,7 @@
             <w:r/>
             <w:r>
               <w:rPr>
+                <w:rFonts w:ascii="Arial" w:hAnsi="Arial"/>
                 <w:b w:val="0"/>
                 <w:color w:val="262F37"/>
                 <w:sz w:val="18"/>
@@ -876,6 +919,7 @@
             <w:r/>
             <w:r>
               <w:rPr>
+                <w:rFonts w:ascii="Arial" w:hAnsi="Arial"/>
                 <w:b w:val="0"/>
                 <w:color w:val="262F37"/>
                 <w:sz w:val="18"/>
@@ -896,6 +940,7 @@
             <w:r/>
             <w:r>
               <w:rPr>
+                <w:rFonts w:ascii="Arial" w:hAnsi="Arial"/>
                 <w:b w:val="0"/>
                 <w:color w:val="262F37"/>
                 <w:sz w:val="18"/>
@@ -916,6 +961,7 @@
             <w:r/>
             <w:r>
               <w:rPr>
+                <w:rFonts w:ascii="Arial" w:hAnsi="Arial"/>
                 <w:b w:val="0"/>
                 <w:color w:val="262F37"/>
                 <w:sz w:val="18"/>
@@ -928,6 +974,9 @@
     </w:tbl>
     <w:p>
       <w:r>
+        <w:rPr>
+          <w:rFonts w:ascii="Arial" w:hAnsi="Arial"/>
+        </w:rPr>
         <w:t>Покажите последовательность и зависимость операций, возможность параллельного выполнения и календарные основания подсчёта. Не складывайте дни параллельных операций как последовательные.</w:t>
       </w:r>
     </w:p>
@@ -938,6 +987,9 @@
         <w:pageBreakBefore w:val="0"/>
       </w:pPr>
       <w:r>
+        <w:rPr>
+          <w:rFonts w:ascii="Arial" w:hAnsi="Arial"/>
+        </w:rPr>
         <w:t>Вывод и приложения</w:t>
       </w:r>
     </w:p>
@@ -970,6 +1022,7 @@
             <w:r/>
             <w:r>
               <w:rPr>
+                <w:rFonts w:ascii="Arial" w:hAnsi="Arial"/>
                 <w:b/>
                 <w:color w:val="262F37"/>
                 <w:sz w:val="18"/>
@@ -990,6 +1043,7 @@
             <w:r/>
             <w:r>
               <w:rPr>
+                <w:rFonts w:ascii="Arial" w:hAnsi="Arial"/>
                 <w:b w:val="0"/>
                 <w:color w:val="262F37"/>
                 <w:sz w:val="18"/>
@@ -1016,6 +1070,7 @@
             <w:r/>
             <w:r>
               <w:rPr>
+                <w:rFonts w:ascii="Arial" w:hAnsi="Arial"/>
                 <w:b/>
                 <w:color w:val="262F37"/>
                 <w:sz w:val="18"/>
@@ -1036,6 +1091,7 @@
             <w:r/>
             <w:r>
               <w:rPr>
+                <w:rFonts w:ascii="Arial" w:hAnsi="Arial"/>
                 <w:b w:val="0"/>
                 <w:color w:val="262F37"/>
                 <w:sz w:val="18"/>
@@ -1062,6 +1118,7 @@
             <w:r/>
             <w:r>
               <w:rPr>
+                <w:rFonts w:ascii="Arial" w:hAnsi="Arial"/>
                 <w:b/>
                 <w:color w:val="262F37"/>
                 <w:sz w:val="18"/>
@@ -1082,6 +1139,7 @@
             <w:r/>
             <w:r>
               <w:rPr>
+                <w:rFonts w:ascii="Arial" w:hAnsi="Arial"/>
                 <w:b w:val="0"/>
                 <w:color w:val="262F37"/>
                 <w:sz w:val="18"/>
@@ -1099,6 +1157,9 @@
         <w:pageBreakBefore w:val="0"/>
       </w:pPr>
       <w:r>
+        <w:rPr>
+          <w:rFonts w:ascii="Arial" w:hAnsi="Arial"/>
+        </w:rPr>
         <w:t>Направление и подписи</w:t>
       </w:r>
     </w:p>
@@ -1131,6 +1192,7 @@
             <w:r/>
             <w:r>
               <w:rPr>
+                <w:rFonts w:ascii="Arial" w:hAnsi="Arial"/>
                 <w:b/>
                 <w:color w:val="262F37"/>
                 <w:sz w:val="18"/>
@@ -1151,6 +1213,7 @@
             <w:r/>
             <w:r>
               <w:rPr>
+                <w:rFonts w:ascii="Arial" w:hAnsi="Arial"/>
                 <w:b w:val="0"/>
                 <w:color w:val="262F37"/>
                 <w:sz w:val="18"/>
@@ -1177,6 +1240,7 @@
             <w:r/>
             <w:r>
               <w:rPr>
+                <w:rFonts w:ascii="Arial" w:hAnsi="Arial"/>
                 <w:b/>
                 <w:color w:val="262F37"/>
                 <w:sz w:val="18"/>
@@ -1197,6 +1261,7 @@
             <w:r/>
             <w:r>
               <w:rPr>
+                <w:rFonts w:ascii="Arial" w:hAnsi="Arial"/>
                 <w:b w:val="0"/>
                 <w:color w:val="262F37"/>
                 <w:sz w:val="18"/>
@@ -1236,6 +1301,7 @@
             <w:r/>
             <w:r>
               <w:rPr>
+                <w:rFonts w:ascii="Arial" w:hAnsi="Arial"/>
                 <w:b/>
                 <w:color w:val="262F37"/>
                 <w:sz w:val="18"/>
@@ -1256,6 +1322,7 @@
             <w:r/>
             <w:r>
               <w:rPr>
+                <w:rFonts w:ascii="Arial" w:hAnsi="Arial"/>
                 <w:b w:val="0"/>
                 <w:color w:val="262F37"/>
                 <w:sz w:val="18"/>
@@ -1282,6 +1349,7 @@
             <w:r/>
             <w:r>
               <w:rPr>
+                <w:rFonts w:ascii="Arial" w:hAnsi="Arial"/>
                 <w:b/>
                 <w:color w:val="262F37"/>
                 <w:sz w:val="18"/>
@@ -1302,6 +1370,7 @@
             <w:r/>
             <w:r>
               <w:rPr>
+                <w:rFonts w:ascii="Arial" w:hAnsi="Arial"/>
                 <w:b w:val="0"/>
                 <w:color w:val="262F37"/>
                 <w:sz w:val="18"/>
@@ -1328,6 +1397,7 @@
             <w:r/>
             <w:r>
               <w:rPr>
+                <w:rFonts w:ascii="Arial" w:hAnsi="Arial"/>
                 <w:b/>
                 <w:color w:val="262F37"/>
                 <w:sz w:val="18"/>
@@ -1348,6 +1418,7 @@
             <w:r/>
             <w:r>
               <w:rPr>
+                <w:rFonts w:ascii="Arial" w:hAnsi="Arial"/>
                 <w:b w:val="0"/>
                 <w:color w:val="262F37"/>
                 <w:sz w:val="18"/>
@@ -1359,6 +1430,8 @@
       </w:tr>
     </w:tbl>
     <w:sectPr>
+      <w:headerReference w:type="default" r:id="rId9"/>
+      <w:footerReference w:type="default" r:id="rId10"/>
       <w:pgSz w:w="11906" w:h="16838"/>
       <w:pgMar w:top="964" w:right="1020" w:bottom="964" w:left="1020" w:header="720" w:footer="720" w:gutter="0"/>
       <w:cols w:space="720"/>
@@ -1366,6 +1439,26 @@
     </w:sectPr>
   </w:body>
 </w:document>
+</file>
+
+<file path=word/footer1.xml><?xml version="1.0" encoding="utf-8"?>
+<w:ftr xmlns:m="http://schemas.openxmlformats.org/officeDocument/2006/math" xmlns:mc="http://schemas.openxmlformats.org/markup-compatibility/2006" xmlns:mo="http://schemas.microsoft.com/office/mac/office/2008/main" xmlns:mv="urn:schemas-microsoft-com:mac:vml" xmlns:o="urn:schemas-microsoft-com:office:office" xmlns:r="http://schemas.openxmlformats.org/officeDocument/2006/relationships" xmlns:v="urn:schemas-microsoft-com:vml" xmlns:w10="urn:schemas-microsoft-com:office:word" xmlns:w14="http://schemas.microsoft.com/office/word/2010/wordml" xmlns:w="http://schemas.openxmlformats.org/wordprocessingml/2006/main" xmlns:wne="http://schemas.microsoft.com/office/word/2006/wordml" xmlns:wp14="http://schemas.microsoft.com/office/word/2010/wordprocessingDrawing" xmlns:wp="http://schemas.openxmlformats.org/drawingml/2006/wordprocessingDrawing" xmlns:wpc="http://schemas.microsoft.com/office/word/2010/wordprocessingCanvas" xmlns:wpg="http://schemas.microsoft.com/office/word/2010/wordprocessingGroup" xmlns:wpi="http://schemas.microsoft.com/office/word/2010/wordprocessingInk" xmlns:wps="http://schemas.microsoft.com/office/word/2010/wordprocessingShape" mc:Ignorable="w14 wp14">
+  <w:p>
+    <w:pPr>
+      <w:pStyle w:val="Footer"/>
+    </w:pPr>
+  </w:p>
+</w:ftr>
+</file>
+
+<file path=word/header1.xml><?xml version="1.0" encoding="utf-8"?>
+<w:hdr xmlns:m="http://schemas.openxmlformats.org/officeDocument/2006/math" xmlns:mc="http://schemas.openxmlformats.org/markup-compatibility/2006" xmlns:mo="http://schemas.microsoft.com/office/mac/office/2008/main" xmlns:mv="urn:schemas-microsoft-com:mac:vml" xmlns:o="urn:schemas-microsoft-com:office:office" xmlns:r="http://schemas.openxmlformats.org/officeDocument/2006/relationships" xmlns:v="urn:schemas-microsoft-com:vml" xmlns:w10="urn:schemas-microsoft-com:office:word" xmlns:w14="http://schemas.microsoft.com/office/word/2010/wordml" xmlns:w="http://schemas.openxmlformats.org/wordprocessingml/2006/main" xmlns:wne="http://schemas.microsoft.com/office/word/2006/wordml" xmlns:wp14="http://schemas.microsoft.com/office/word/2010/wordprocessingDrawing" xmlns:wp="http://schemas.openxmlformats.org/drawingml/2006/wordprocessingDrawing" xmlns:wpc="http://schemas.microsoft.com/office/word/2010/wordprocessingCanvas" xmlns:wpg="http://schemas.microsoft.com/office/word/2010/wordprocessingGroup" xmlns:wpi="http://schemas.microsoft.com/office/word/2010/wordprocessingInk" xmlns:wps="http://schemas.microsoft.com/office/word/2010/wordprocessingShape" mc:Ignorable="w14 wp14">
+  <w:p>
+    <w:pPr>
+      <w:pStyle w:val="Header"/>
+    </w:pPr>
+  </w:p>
+</w:hdr>
 </file>
 
 <file path=word/numbering.xml><?xml version="1.0" encoding="utf-8"?>
@@ -1735,7 +1828,7 @@
       <w:spacing w:after="100"/>
     </w:pPr>
     <w:rPr>
-      <w:rFonts w:ascii="Times New Roman" w:hAnsi="Times New Roman"/>
+      <w:rFonts w:ascii="Arial" w:hAnsi="Arial"/>
       <w:color w:val="262F37"/>
       <w:sz w:val="21"/>
     </w:rPr>
@@ -1754,6 +1847,9 @@
       </w:tabs>
       <w:spacing w:after="0" w:line="240" w:lineRule="auto"/>
     </w:pPr>
+    <w:rPr>
+      <w:rFonts w:ascii="Arial" w:hAnsi="Arial"/>
+    </w:rPr>
   </w:style>
   <w:style w:type="character" w:customStyle="1" w:styleId="HeaderChar">
     <w:name w:val="Header Char"/>
@@ -1761,6 +1857,9 @@
     <w:link w:val="Header"/>
     <w:uiPriority w:val="99"/>
     <w:rsid w:val="00E618BF"/>
+    <w:rPr>
+      <w:rFonts w:ascii="Arial" w:hAnsi="Arial"/>
+    </w:rPr>
   </w:style>
   <w:style w:type="paragraph" w:styleId="Footer">
     <w:name w:val="footer"/>
@@ -1776,6 +1875,9 @@
       </w:tabs>
       <w:spacing w:after="0" w:line="240" w:lineRule="auto"/>
     </w:pPr>
+    <w:rPr>
+      <w:rFonts w:ascii="Arial" w:hAnsi="Arial"/>
+    </w:rPr>
   </w:style>
   <w:style w:type="character" w:customStyle="1" w:styleId="FooterChar">
     <w:name w:val="Footer Char"/>
@@ -1783,6 +1885,9 @@
     <w:link w:val="Footer"/>
     <w:uiPriority w:val="99"/>
     <w:rsid w:val="00E618BF"/>
+    <w:rPr>
+      <w:rFonts w:ascii="Arial" w:hAnsi="Arial"/>
+    </w:rPr>
   </w:style>
   <w:style w:type="paragraph" w:styleId="Heading1">
     <w:name w:val="heading 1"/>
@@ -1799,7 +1904,7 @@
       <w:outlineLvl w:val="0"/>
     </w:pPr>
     <w:rPr>
-      <w:rFonts w:asciiTheme="majorHAnsi" w:eastAsiaTheme="majorEastAsia" w:hAnsiTheme="majorHAnsi" w:cstheme="majorBidi" w:ascii="Times New Roman" w:hAnsi="Times New Roman"/>
+      <w:rFonts w:asciiTheme="majorHAnsi" w:eastAsiaTheme="majorEastAsia" w:hAnsiTheme="majorHAnsi" w:cstheme="majorBidi" w:ascii="Arial" w:hAnsi="Arial"/>
       <w:b/>
       <w:bCs/>
       <w:color w:val="8E6F32"/>
@@ -1823,7 +1928,7 @@
       <w:outlineLvl w:val="1"/>
     </w:pPr>
     <w:rPr>
-      <w:rFonts w:asciiTheme="majorHAnsi" w:eastAsiaTheme="majorEastAsia" w:hAnsiTheme="majorHAnsi" w:cstheme="majorBidi"/>
+      <w:rFonts w:asciiTheme="majorHAnsi" w:eastAsiaTheme="majorEastAsia" w:hAnsiTheme="majorHAnsi" w:cstheme="majorBidi" w:ascii="Arial" w:hAnsi="Arial"/>
       <w:b/>
       <w:bCs/>
       <w:color w:val="4F81BD" w:themeColor="accent1"/>
@@ -1847,7 +1952,7 @@
       <w:outlineLvl w:val="2"/>
     </w:pPr>
     <w:rPr>
-      <w:rFonts w:asciiTheme="majorHAnsi" w:eastAsiaTheme="majorEastAsia" w:hAnsiTheme="majorHAnsi" w:cstheme="majorBidi"/>
+      <w:rFonts w:asciiTheme="majorHAnsi" w:eastAsiaTheme="majorEastAsia" w:hAnsiTheme="majorHAnsi" w:cstheme="majorBidi" w:ascii="Arial" w:hAnsi="Arial"/>
       <w:b/>
       <w:bCs/>
       <w:color w:val="4F81BD" w:themeColor="accent1"/>
@@ -1870,7 +1975,7 @@
       <w:outlineLvl w:val="3"/>
     </w:pPr>
     <w:rPr>
-      <w:rFonts w:asciiTheme="majorHAnsi" w:eastAsiaTheme="majorEastAsia" w:hAnsiTheme="majorHAnsi" w:cstheme="majorBidi"/>
+      <w:rFonts w:asciiTheme="majorHAnsi" w:eastAsiaTheme="majorEastAsia" w:hAnsiTheme="majorHAnsi" w:cstheme="majorBidi" w:ascii="Arial" w:hAnsi="Arial"/>
       <w:b/>
       <w:bCs/>
       <w:i/>
@@ -1895,7 +2000,7 @@
       <w:outlineLvl w:val="4"/>
     </w:pPr>
     <w:rPr>
-      <w:rFonts w:asciiTheme="majorHAnsi" w:eastAsiaTheme="majorEastAsia" w:hAnsiTheme="majorHAnsi" w:cstheme="majorBidi"/>
+      <w:rFonts w:asciiTheme="majorHAnsi" w:eastAsiaTheme="majorEastAsia" w:hAnsiTheme="majorHAnsi" w:cstheme="majorBidi" w:ascii="Arial" w:hAnsi="Arial"/>
       <w:color w:val="243F60" w:themeColor="accent1" w:themeShade="7F"/>
     </w:rPr>
   </w:style>
@@ -1916,7 +2021,7 @@
       <w:outlineLvl w:val="5"/>
     </w:pPr>
     <w:rPr>
-      <w:rFonts w:asciiTheme="majorHAnsi" w:eastAsiaTheme="majorEastAsia" w:hAnsiTheme="majorHAnsi" w:cstheme="majorBidi"/>
+      <w:rFonts w:asciiTheme="majorHAnsi" w:eastAsiaTheme="majorEastAsia" w:hAnsiTheme="majorHAnsi" w:cstheme="majorBidi" w:ascii="Arial" w:hAnsi="Arial"/>
       <w:i/>
       <w:iCs/>
       <w:color w:val="243F60" w:themeColor="accent1" w:themeShade="7F"/>
@@ -1939,7 +2044,7 @@
       <w:outlineLvl w:val="6"/>
     </w:pPr>
     <w:rPr>
-      <w:rFonts w:asciiTheme="majorHAnsi" w:eastAsiaTheme="majorEastAsia" w:hAnsiTheme="majorHAnsi" w:cstheme="majorBidi"/>
+      <w:rFonts w:asciiTheme="majorHAnsi" w:eastAsiaTheme="majorEastAsia" w:hAnsiTheme="majorHAnsi" w:cstheme="majorBidi" w:ascii="Arial" w:hAnsi="Arial"/>
       <w:i/>
       <w:iCs/>
       <w:color w:val="404040" w:themeColor="text1" w:themeTint="BF"/>
@@ -1962,7 +2067,7 @@
       <w:outlineLvl w:val="7"/>
     </w:pPr>
     <w:rPr>
-      <w:rFonts w:asciiTheme="majorHAnsi" w:eastAsiaTheme="majorEastAsia" w:hAnsiTheme="majorHAnsi" w:cstheme="majorBidi"/>
+      <w:rFonts w:asciiTheme="majorHAnsi" w:eastAsiaTheme="majorEastAsia" w:hAnsiTheme="majorHAnsi" w:cstheme="majorBidi" w:ascii="Arial" w:hAnsi="Arial"/>
       <w:color w:val="4F81BD" w:themeColor="accent1"/>
       <w:sz w:val="20"/>
       <w:szCs w:val="20"/>
@@ -1985,7 +2090,7 @@
       <w:outlineLvl w:val="8"/>
     </w:pPr>
     <w:rPr>
-      <w:rFonts w:asciiTheme="majorHAnsi" w:eastAsiaTheme="majorEastAsia" w:hAnsiTheme="majorHAnsi" w:cstheme="majorBidi"/>
+      <w:rFonts w:asciiTheme="majorHAnsi" w:eastAsiaTheme="majorEastAsia" w:hAnsiTheme="majorHAnsi" w:cstheme="majorBidi" w:ascii="Arial" w:hAnsi="Arial"/>
       <w:i/>
       <w:iCs/>
       <w:color w:val="404040" w:themeColor="text1" w:themeTint="BF"/>
@@ -1998,12 +2103,18 @@
     <w:uiPriority w:val="1"/>
     <w:semiHidden/>
     <w:unhideWhenUsed/>
+    <w:rPr>
+      <w:rFonts w:ascii="Arial" w:hAnsi="Arial"/>
+    </w:rPr>
   </w:style>
   <w:style w:type="table" w:default="1" w:styleId="TableNormal">
     <w:name w:val="Normal Table"/>
     <w:uiPriority w:val="99"/>
     <w:semiHidden/>
     <w:unhideWhenUsed/>
+    <w:rPr>
+      <w:rFonts w:ascii="Arial" w:hAnsi="Arial"/>
+    </w:rPr>
     <w:tblPr>
       <w:tblInd w:w="0" w:type="dxa"/>
       <w:tblCellMar>
@@ -2028,6 +2139,9 @@
     <w:pPr>
       <w:spacing w:after="0" w:line="240" w:lineRule="auto"/>
     </w:pPr>
+    <w:rPr>
+      <w:rFonts w:ascii="Arial" w:hAnsi="Arial"/>
+    </w:rPr>
   </w:style>
   <w:style w:type="character" w:customStyle="1" w:styleId="Heading1Char">
     <w:name w:val="Heading 1 Char"/>
@@ -2036,7 +2150,7 @@
     <w:uiPriority w:val="9"/>
     <w:rsid w:val="00FC693F"/>
     <w:rPr>
-      <w:rFonts w:asciiTheme="majorHAnsi" w:eastAsiaTheme="majorEastAsia" w:hAnsiTheme="majorHAnsi" w:cstheme="majorBidi"/>
+      <w:rFonts w:asciiTheme="majorHAnsi" w:eastAsiaTheme="majorEastAsia" w:hAnsiTheme="majorHAnsi" w:cstheme="majorBidi" w:ascii="Arial" w:hAnsi="Arial"/>
       <w:b/>
       <w:bCs/>
       <w:color w:val="365F91" w:themeColor="accent1" w:themeShade="BF"/>
@@ -2051,7 +2165,7 @@
     <w:uiPriority w:val="9"/>
     <w:rsid w:val="00FC693F"/>
     <w:rPr>
-      <w:rFonts w:asciiTheme="majorHAnsi" w:eastAsiaTheme="majorEastAsia" w:hAnsiTheme="majorHAnsi" w:cstheme="majorBidi"/>
+      <w:rFonts w:asciiTheme="majorHAnsi" w:eastAsiaTheme="majorEastAsia" w:hAnsiTheme="majorHAnsi" w:cstheme="majorBidi" w:ascii="Arial" w:hAnsi="Arial"/>
       <w:b/>
       <w:bCs/>
       <w:color w:val="4F81BD" w:themeColor="accent1"/>
@@ -2066,7 +2180,7 @@
     <w:uiPriority w:val="9"/>
     <w:rsid w:val="00FC693F"/>
     <w:rPr>
-      <w:rFonts w:asciiTheme="majorHAnsi" w:eastAsiaTheme="majorEastAsia" w:hAnsiTheme="majorHAnsi" w:cstheme="majorBidi"/>
+      <w:rFonts w:asciiTheme="majorHAnsi" w:eastAsiaTheme="majorEastAsia" w:hAnsiTheme="majorHAnsi" w:cstheme="majorBidi" w:ascii="Arial" w:hAnsi="Arial"/>
       <w:b/>
       <w:bCs/>
       <w:color w:val="4F81BD" w:themeColor="accent1"/>
@@ -2085,7 +2199,7 @@
       <w:contextualSpacing/>
     </w:pPr>
     <w:rPr>
-      <w:rFonts w:asciiTheme="majorHAnsi" w:eastAsiaTheme="majorEastAsia" w:hAnsiTheme="majorHAnsi" w:cstheme="majorBidi" w:ascii="Times New Roman" w:hAnsi="Times New Roman"/>
+      <w:rFonts w:asciiTheme="majorHAnsi" w:eastAsiaTheme="majorEastAsia" w:hAnsiTheme="majorHAnsi" w:cstheme="majorBidi" w:ascii="Arial" w:hAnsi="Arial"/>
       <w:b/>
       <w:color w:val="000000"/>
       <w:spacing w:val="5"/>
@@ -2101,7 +2215,7 @@
     <w:uiPriority w:val="10"/>
     <w:rsid w:val="00FC693F"/>
     <w:rPr>
-      <w:rFonts w:asciiTheme="majorHAnsi" w:eastAsiaTheme="majorEastAsia" w:hAnsiTheme="majorHAnsi" w:cstheme="majorBidi"/>
+      <w:rFonts w:asciiTheme="majorHAnsi" w:eastAsiaTheme="majorEastAsia" w:hAnsiTheme="majorHAnsi" w:cstheme="majorBidi" w:ascii="Arial" w:hAnsi="Arial"/>
       <w:color w:val="17365D" w:themeColor="text2" w:themeShade="BF"/>
       <w:spacing w:val="5"/>
       <w:kern w:val="28"/>
@@ -2123,7 +2237,7 @@
       </w:numPr>
     </w:pPr>
     <w:rPr>
-      <w:rFonts w:asciiTheme="majorHAnsi" w:eastAsiaTheme="majorEastAsia" w:hAnsiTheme="majorHAnsi" w:cstheme="majorBidi"/>
+      <w:rFonts w:asciiTheme="majorHAnsi" w:eastAsiaTheme="majorEastAsia" w:hAnsiTheme="majorHAnsi" w:cstheme="majorBidi" w:ascii="Arial" w:hAnsi="Arial"/>
       <w:i/>
       <w:iCs/>
       <w:color w:val="4F81BD" w:themeColor="accent1"/>
@@ -2139,7 +2253,7 @@
     <w:uiPriority w:val="11"/>
     <w:rsid w:val="00FC693F"/>
     <w:rPr>
-      <w:rFonts w:asciiTheme="majorHAnsi" w:eastAsiaTheme="majorEastAsia" w:hAnsiTheme="majorHAnsi" w:cstheme="majorBidi"/>
+      <w:rFonts w:asciiTheme="majorHAnsi" w:eastAsiaTheme="majorEastAsia" w:hAnsiTheme="majorHAnsi" w:cstheme="majorBidi" w:ascii="Arial" w:hAnsi="Arial"/>
       <w:i/>
       <w:iCs/>
       <w:color w:val="4F81BD" w:themeColor="accent1"/>
@@ -2158,6 +2272,9 @@
       <w:ind w:left="720"/>
       <w:contextualSpacing/>
     </w:pPr>
+    <w:rPr>
+      <w:rFonts w:ascii="Arial" w:hAnsi="Arial"/>
+    </w:rPr>
   </w:style>
   <w:style w:type="paragraph" w:styleId="BodyText">
     <w:name w:val="Body Text"/>
@@ -2169,6 +2286,9 @@
     <w:pPr>
       <w:spacing w:after="120"/>
     </w:pPr>
+    <w:rPr>
+      <w:rFonts w:ascii="Arial" w:hAnsi="Arial"/>
+    </w:rPr>
   </w:style>
   <w:style w:type="character" w:customStyle="1" w:styleId="BodyTextChar">
     <w:name w:val="Body Text Char"/>
@@ -2176,6 +2296,9 @@
     <w:link w:val="BodyText"/>
     <w:uiPriority w:val="99"/>
     <w:rsid w:val="00AA1D8D"/>
+    <w:rPr>
+      <w:rFonts w:ascii="Arial" w:hAnsi="Arial"/>
+    </w:rPr>
   </w:style>
   <w:style w:type="paragraph" w:styleId="BodyText2">
     <w:name w:val="Body Text 2"/>
@@ -2187,6 +2310,9 @@
     <w:pPr>
       <w:spacing w:after="120" w:line="480" w:lineRule="auto"/>
     </w:pPr>
+    <w:rPr>
+      <w:rFonts w:ascii="Arial" w:hAnsi="Arial"/>
+    </w:rPr>
   </w:style>
   <w:style w:type="character" w:customStyle="1" w:styleId="BodyText2Char">
     <w:name w:val="Body Text 2 Char"/>
@@ -2194,6 +2320,9 @@
     <w:link w:val="BodyText2"/>
     <w:uiPriority w:val="99"/>
     <w:rsid w:val="00AA1D8D"/>
+    <w:rPr>
+      <w:rFonts w:ascii="Arial" w:hAnsi="Arial"/>
+    </w:rPr>
   </w:style>
   <w:style w:type="paragraph" w:styleId="BodyText3">
     <w:name w:val="Body Text 3"/>
@@ -2206,6 +2335,7 @@
       <w:spacing w:after="120"/>
     </w:pPr>
     <w:rPr>
+      <w:rFonts w:ascii="Arial" w:hAnsi="Arial"/>
       <w:sz w:val="16"/>
       <w:szCs w:val="16"/>
     </w:rPr>
@@ -2217,6 +2347,7 @@
     <w:uiPriority w:val="99"/>
     <w:rsid w:val="00AA1D8D"/>
     <w:rPr>
+      <w:rFonts w:ascii="Arial" w:hAnsi="Arial"/>
       <w:sz w:val="16"/>
       <w:szCs w:val="16"/>
     </w:rPr>
@@ -2231,6 +2362,9 @@
       <w:ind w:left="360" w:hanging="360"/>
       <w:contextualSpacing/>
     </w:pPr>
+    <w:rPr>
+      <w:rFonts w:ascii="Arial" w:hAnsi="Arial"/>
+    </w:rPr>
   </w:style>
   <w:style w:type="paragraph" w:styleId="List2">
     <w:name w:val="List 2"/>
@@ -2242,6 +2376,9 @@
       <w:ind w:left="720" w:hanging="360"/>
       <w:contextualSpacing/>
     </w:pPr>
+    <w:rPr>
+      <w:rFonts w:ascii="Arial" w:hAnsi="Arial"/>
+    </w:rPr>
   </w:style>
   <w:style w:type="paragraph" w:styleId="List3">
     <w:name w:val="List 3"/>
@@ -2253,6 +2390,9 @@
       <w:ind w:left="1080" w:hanging="360"/>
       <w:contextualSpacing/>
     </w:pPr>
+    <w:rPr>
+      <w:rFonts w:ascii="Arial" w:hAnsi="Arial"/>
+    </w:rPr>
   </w:style>
   <w:style w:type="paragraph" w:styleId="ListBullet">
     <w:name w:val="List Bullet"/>
@@ -2266,6 +2406,9 @@
       </w:numPr>
       <w:contextualSpacing/>
     </w:pPr>
+    <w:rPr>
+      <w:rFonts w:ascii="Arial" w:hAnsi="Arial"/>
+    </w:rPr>
   </w:style>
   <w:style w:type="paragraph" w:styleId="ListBullet2">
     <w:name w:val="List Bullet 2"/>
@@ -2279,6 +2422,9 @@
       </w:numPr>
       <w:contextualSpacing/>
     </w:pPr>
+    <w:rPr>
+      <w:rFonts w:ascii="Arial" w:hAnsi="Arial"/>
+    </w:rPr>
   </w:style>
   <w:style w:type="paragraph" w:styleId="ListBullet3">
     <w:name w:val="List Bullet 3"/>
@@ -2292,6 +2438,9 @@
       </w:numPr>
       <w:contextualSpacing/>
     </w:pPr>
+    <w:rPr>
+      <w:rFonts w:ascii="Arial" w:hAnsi="Arial"/>
+    </w:rPr>
   </w:style>
   <w:style w:type="paragraph" w:styleId="ListNumber">
     <w:name w:val="List Number"/>
@@ -2305,6 +2454,9 @@
       </w:numPr>
       <w:contextualSpacing/>
     </w:pPr>
+    <w:rPr>
+      <w:rFonts w:ascii="Arial" w:hAnsi="Arial"/>
+    </w:rPr>
   </w:style>
   <w:style w:type="paragraph" w:styleId="ListNumber2">
     <w:name w:val="List Number 2"/>
@@ -2318,6 +2470,9 @@
       </w:numPr>
       <w:contextualSpacing/>
     </w:pPr>
+    <w:rPr>
+      <w:rFonts w:ascii="Arial" w:hAnsi="Arial"/>
+    </w:rPr>
   </w:style>
   <w:style w:type="paragraph" w:styleId="ListNumber3">
     <w:name w:val="List Number 3"/>
@@ -2331,6 +2486,9 @@
       </w:numPr>
       <w:contextualSpacing/>
     </w:pPr>
+    <w:rPr>
+      <w:rFonts w:ascii="Arial" w:hAnsi="Arial"/>
+    </w:rPr>
   </w:style>
   <w:style w:type="paragraph" w:styleId="ListContinue">
     <w:name w:val="List Continue"/>
@@ -2343,6 +2501,9 @@
       <w:ind w:left="360"/>
       <w:contextualSpacing/>
     </w:pPr>
+    <w:rPr>
+      <w:rFonts w:ascii="Arial" w:hAnsi="Arial"/>
+    </w:rPr>
   </w:style>
   <w:style w:type="paragraph" w:styleId="ListContinue2">
     <w:name w:val="List Continue 2"/>
@@ -2355,6 +2516,9 @@
       <w:ind w:left="720"/>
       <w:contextualSpacing/>
     </w:pPr>
+    <w:rPr>
+      <w:rFonts w:ascii="Arial" w:hAnsi="Arial"/>
+    </w:rPr>
   </w:style>
   <w:style w:type="paragraph" w:styleId="ListContinue3">
     <w:name w:val="List Continue 3"/>
@@ -2367,6 +2531,9 @@
       <w:ind w:left="1080"/>
       <w:contextualSpacing/>
     </w:pPr>
+    <w:rPr>
+      <w:rFonts w:ascii="Arial" w:hAnsi="Arial"/>
+    </w:rPr>
   </w:style>
   <w:style w:type="paragraph" w:styleId="MacroText">
     <w:name w:val="macro"/>
@@ -2386,7 +2553,7 @@
       </w:tabs>
     </w:pPr>
     <w:rPr>
-      <w:rFonts w:ascii="Courier" w:hAnsi="Courier"/>
+      <w:rFonts w:ascii="Arial" w:hAnsi="Arial"/>
       <w:sz w:val="20"/>
       <w:szCs w:val="20"/>
     </w:rPr>
@@ -2398,7 +2565,7 @@
     <w:uiPriority w:val="99"/>
     <w:rsid w:val="0029639D"/>
     <w:rPr>
-      <w:rFonts w:ascii="Courier" w:hAnsi="Courier"/>
+      <w:rFonts w:ascii="Arial" w:hAnsi="Arial"/>
       <w:sz w:val="20"/>
       <w:szCs w:val="20"/>
     </w:rPr>
@@ -2412,6 +2579,7 @@
     <w:qFormat/>
     <w:rsid w:val="00FC693F"/>
     <w:rPr>
+      <w:rFonts w:ascii="Arial" w:hAnsi="Arial"/>
       <w:i/>
       <w:iCs/>
       <w:color w:val="000000" w:themeColor="text1"/>
@@ -2424,6 +2592,7 @@
     <w:uiPriority w:val="29"/>
     <w:rsid w:val="00FC693F"/>
     <w:rPr>
+      <w:rFonts w:ascii="Arial" w:hAnsi="Arial"/>
       <w:i/>
       <w:iCs/>
       <w:color w:val="000000" w:themeColor="text1"/>
@@ -2437,7 +2606,7 @@
     <w:semiHidden/>
     <w:rsid w:val="00FC693F"/>
     <w:rPr>
-      <w:rFonts w:asciiTheme="majorHAnsi" w:eastAsiaTheme="majorEastAsia" w:hAnsiTheme="majorHAnsi" w:cstheme="majorBidi"/>
+      <w:rFonts w:asciiTheme="majorHAnsi" w:eastAsiaTheme="majorEastAsia" w:hAnsiTheme="majorHAnsi" w:cstheme="majorBidi" w:ascii="Arial" w:hAnsi="Arial"/>
       <w:b/>
       <w:bCs/>
       <w:i/>
@@ -2453,7 +2622,7 @@
     <w:semiHidden/>
     <w:rsid w:val="00FC693F"/>
     <w:rPr>
-      <w:rFonts w:asciiTheme="majorHAnsi" w:eastAsiaTheme="majorEastAsia" w:hAnsiTheme="majorHAnsi" w:cstheme="majorBidi"/>
+      <w:rFonts w:asciiTheme="majorHAnsi" w:eastAsiaTheme="majorEastAsia" w:hAnsiTheme="majorHAnsi" w:cstheme="majorBidi" w:ascii="Arial" w:hAnsi="Arial"/>
       <w:color w:val="243F60" w:themeColor="accent1" w:themeShade="7F"/>
     </w:rPr>
   </w:style>
@@ -2465,7 +2634,7 @@
     <w:semiHidden/>
     <w:rsid w:val="00FC693F"/>
     <w:rPr>
-      <w:rFonts w:asciiTheme="majorHAnsi" w:eastAsiaTheme="majorEastAsia" w:hAnsiTheme="majorHAnsi" w:cstheme="majorBidi"/>
+      <w:rFonts w:asciiTheme="majorHAnsi" w:eastAsiaTheme="majorEastAsia" w:hAnsiTheme="majorHAnsi" w:cstheme="majorBidi" w:ascii="Arial" w:hAnsi="Arial"/>
       <w:i/>
       <w:iCs/>
       <w:color w:val="243F60" w:themeColor="accent1" w:themeShade="7F"/>
@@ -2479,7 +2648,7 @@
     <w:semiHidden/>
     <w:rsid w:val="00FC693F"/>
     <w:rPr>
-      <w:rFonts w:asciiTheme="majorHAnsi" w:eastAsiaTheme="majorEastAsia" w:hAnsiTheme="majorHAnsi" w:cstheme="majorBidi"/>
+      <w:rFonts w:asciiTheme="majorHAnsi" w:eastAsiaTheme="majorEastAsia" w:hAnsiTheme="majorHAnsi" w:cstheme="majorBidi" w:ascii="Arial" w:hAnsi="Arial"/>
       <w:i/>
       <w:iCs/>
       <w:color w:val="404040" w:themeColor="text1" w:themeTint="BF"/>
@@ -2493,7 +2662,7 @@
     <w:semiHidden/>
     <w:rsid w:val="00FC693F"/>
     <w:rPr>
-      <w:rFonts w:asciiTheme="majorHAnsi" w:eastAsiaTheme="majorEastAsia" w:hAnsiTheme="majorHAnsi" w:cstheme="majorBidi"/>
+      <w:rFonts w:asciiTheme="majorHAnsi" w:eastAsiaTheme="majorEastAsia" w:hAnsiTheme="majorHAnsi" w:cstheme="majorBidi" w:ascii="Arial" w:hAnsi="Arial"/>
       <w:color w:val="4F81BD" w:themeColor="accent1"/>
       <w:sz w:val="20"/>
       <w:szCs w:val="20"/>
@@ -2507,7 +2676,7 @@
     <w:semiHidden/>
     <w:rsid w:val="00FC693F"/>
     <w:rPr>
-      <w:rFonts w:asciiTheme="majorHAnsi" w:eastAsiaTheme="majorEastAsia" w:hAnsiTheme="majorHAnsi" w:cstheme="majorBidi"/>
+      <w:rFonts w:asciiTheme="majorHAnsi" w:eastAsiaTheme="majorEastAsia" w:hAnsiTheme="majorHAnsi" w:cstheme="majorBidi" w:ascii="Arial" w:hAnsi="Arial"/>
       <w:i/>
       <w:iCs/>
       <w:color w:val="404040" w:themeColor="text1" w:themeTint="BF"/>
@@ -2528,6 +2697,7 @@
       <w:spacing w:line="240" w:lineRule="auto"/>
     </w:pPr>
     <w:rPr>
+      <w:rFonts w:ascii="Arial" w:hAnsi="Arial"/>
       <w:b/>
       <w:bCs/>
       <w:color w:val="4F81BD" w:themeColor="accent1"/>
@@ -2542,6 +2712,7 @@
     <w:qFormat/>
     <w:rsid w:val="00FC693F"/>
     <w:rPr>
+      <w:rFonts w:ascii="Arial" w:hAnsi="Arial"/>
       <w:b/>
       <w:bCs/>
     </w:rPr>
@@ -2553,6 +2724,7 @@
     <w:qFormat/>
     <w:rsid w:val="00FC693F"/>
     <w:rPr>
+      <w:rFonts w:ascii="Arial" w:hAnsi="Arial"/>
       <w:i/>
       <w:iCs/>
     </w:rPr>
@@ -2573,6 +2745,7 @@
       <w:ind w:left="936" w:right="936"/>
     </w:pPr>
     <w:rPr>
+      <w:rFonts w:ascii="Arial" w:hAnsi="Arial"/>
       <w:b/>
       <w:bCs/>
       <w:i/>
@@ -2587,6 +2760,7 @@
     <w:uiPriority w:val="30"/>
     <w:rsid w:val="00FC693F"/>
     <w:rPr>
+      <w:rFonts w:ascii="Arial" w:hAnsi="Arial"/>
       <w:b/>
       <w:bCs/>
       <w:i/>
@@ -2601,6 +2775,7 @@
     <w:qFormat/>
     <w:rsid w:val="00FC693F"/>
     <w:rPr>
+      <w:rFonts w:ascii="Arial" w:hAnsi="Arial"/>
       <w:i/>
       <w:iCs/>
       <w:color w:val="808080" w:themeColor="text1" w:themeTint="7F"/>
@@ -2613,6 +2788,7 @@
     <w:qFormat/>
     <w:rsid w:val="00FC693F"/>
     <w:rPr>
+      <w:rFonts w:ascii="Arial" w:hAnsi="Arial"/>
       <w:b/>
       <w:bCs/>
       <w:i/>
@@ -2627,6 +2803,7 @@
     <w:qFormat/>
     <w:rsid w:val="00FC693F"/>
     <w:rPr>
+      <w:rFonts w:ascii="Arial" w:hAnsi="Arial"/>
       <w:smallCaps/>
       <w:color w:val="C0504D" w:themeColor="accent2"/>
       <w:u w:val="single"/>
@@ -2639,6 +2816,7 @@
     <w:qFormat/>
     <w:rsid w:val="00FC693F"/>
     <w:rPr>
+      <w:rFonts w:ascii="Arial" w:hAnsi="Arial"/>
       <w:b/>
       <w:bCs/>
       <w:smallCaps/>
@@ -2654,6 +2832,7 @@
     <w:qFormat/>
     <w:rsid w:val="00FC693F"/>
     <w:rPr>
+      <w:rFonts w:ascii="Arial" w:hAnsi="Arial"/>
       <w:b/>
       <w:bCs/>
       <w:smallCaps/>
@@ -2672,6 +2851,9 @@
     <w:pPr>
       <w:outlineLvl w:val="9"/>
     </w:pPr>
+    <w:rPr>
+      <w:rFonts w:ascii="Arial" w:hAnsi="Arial"/>
+    </w:rPr>
   </w:style>
   <w:style w:type="table" w:styleId="TableGrid">
     <w:name w:val="Table Grid"/>
@@ -2681,6 +2863,9 @@
     <w:pPr>
       <w:spacing w:after="0" w:line="240" w:lineRule="auto"/>
     </w:pPr>
+    <w:rPr>
+      <w:rFonts w:ascii="Arial" w:hAnsi="Arial"/>
+    </w:rPr>
     <w:tblPr>
       <w:tblInd w:w="0" w:type="dxa"/>
       <w:tblBorders>
@@ -2708,6 +2893,7 @@
       <w:spacing w:after="0" w:line="240" w:lineRule="auto"/>
     </w:pPr>
     <w:rPr>
+      <w:rFonts w:ascii="Arial" w:hAnsi="Arial"/>
       <w:color w:val="000000" w:themeColor="text1" w:themeShade="BF"/>
     </w:rPr>
     <w:tblPr>
@@ -2811,6 +2997,7 @@
       <w:spacing w:after="0" w:line="240" w:lineRule="auto"/>
     </w:pPr>
     <w:rPr>
+      <w:rFonts w:ascii="Arial" w:hAnsi="Arial"/>
       <w:color w:val="365F91" w:themeColor="accent1" w:themeShade="BF"/>
     </w:rPr>
     <w:tblPr>
@@ -2914,6 +3101,7 @@
       <w:spacing w:after="0" w:line="240" w:lineRule="auto"/>
     </w:pPr>
     <w:rPr>
+      <w:rFonts w:ascii="Arial" w:hAnsi="Arial"/>
       <w:color w:val="943634" w:themeColor="accent2" w:themeShade="BF"/>
     </w:rPr>
     <w:tblPr>
@@ -3017,6 +3205,7 @@
       <w:spacing w:after="0" w:line="240" w:lineRule="auto"/>
     </w:pPr>
     <w:rPr>
+      <w:rFonts w:ascii="Arial" w:hAnsi="Arial"/>
       <w:color w:val="76923C" w:themeColor="accent3" w:themeShade="BF"/>
     </w:rPr>
     <w:tblPr>
@@ -3120,6 +3309,7 @@
       <w:spacing w:after="0" w:line="240" w:lineRule="auto"/>
     </w:pPr>
     <w:rPr>
+      <w:rFonts w:ascii="Arial" w:hAnsi="Arial"/>
       <w:color w:val="5F497A" w:themeColor="accent4" w:themeShade="BF"/>
     </w:rPr>
     <w:tblPr>
@@ -3223,6 +3413,7 @@
       <w:spacing w:after="0" w:line="240" w:lineRule="auto"/>
     </w:pPr>
     <w:rPr>
+      <w:rFonts w:ascii="Arial" w:hAnsi="Arial"/>
       <w:color w:val="31849B" w:themeColor="accent5" w:themeShade="BF"/>
     </w:rPr>
     <w:tblPr>
@@ -3326,6 +3517,7 @@
       <w:spacing w:after="0" w:line="240" w:lineRule="auto"/>
     </w:pPr>
     <w:rPr>
+      <w:rFonts w:ascii="Arial" w:hAnsi="Arial"/>
       <w:color w:val="E36C0A" w:themeColor="accent6" w:themeShade="BF"/>
     </w:rPr>
     <w:tblPr>
@@ -3428,6 +3620,9 @@
     <w:pPr>
       <w:spacing w:after="0" w:line="240" w:lineRule="auto"/>
     </w:pPr>
+    <w:rPr>
+      <w:rFonts w:ascii="Arial" w:hAnsi="Arial"/>
+    </w:rPr>
     <w:tblPr>
       <w:tblStyleRowBandSize w:val="1"/>
       <w:tblStyleColBandSize w:val="1"/>
@@ -3520,6 +3715,9 @@
     <w:pPr>
       <w:spacing w:after="0" w:line="240" w:lineRule="auto"/>
     </w:pPr>
+    <w:rPr>
+      <w:rFonts w:ascii="Arial" w:hAnsi="Arial"/>
+    </w:rPr>
     <w:tblPr>
       <w:tblStyleRowBandSize w:val="1"/>
       <w:tblStyleColBandSize w:val="1"/>
@@ -3612,6 +3810,9 @@
     <w:pPr>
       <w:spacing w:after="0" w:line="240" w:lineRule="auto"/>
     </w:pPr>
+    <w:rPr>
+      <w:rFonts w:ascii="Arial" w:hAnsi="Arial"/>
+    </w:rPr>
     <w:tblPr>
       <w:tblStyleRowBandSize w:val="1"/>
       <w:tblStyleColBandSize w:val="1"/>
@@ -3704,6 +3905,9 @@
     <w:pPr>
       <w:spacing w:after="0" w:line="240" w:lineRule="auto"/>
     </w:pPr>
+    <w:rPr>
+      <w:rFonts w:ascii="Arial" w:hAnsi="Arial"/>
+    </w:rPr>
     <w:tblPr>
       <w:tblStyleRowBandSize w:val="1"/>
       <w:tblStyleColBandSize w:val="1"/>
@@ -3796,6 +4000,9 @@
     <w:pPr>
       <w:spacing w:after="0" w:line="240" w:lineRule="auto"/>
     </w:pPr>
+    <w:rPr>
+      <w:rFonts w:ascii="Arial" w:hAnsi="Arial"/>
+    </w:rPr>
     <w:tblPr>
       <w:tblStyleRowBandSize w:val="1"/>
       <w:tblStyleColBandSize w:val="1"/>
@@ -3888,6 +4095,9 @@
     <w:pPr>
       <w:spacing w:after="0" w:line="240" w:lineRule="auto"/>
     </w:pPr>
+    <w:rPr>
+      <w:rFonts w:ascii="Arial" w:hAnsi="Arial"/>
+    </w:rPr>
     <w:tblPr>
       <w:tblStyleRowBandSize w:val="1"/>
       <w:tblStyleColBandSize w:val="1"/>
@@ -3980,6 +4190,9 @@
     <w:pPr>
       <w:spacing w:after="0" w:line="240" w:lineRule="auto"/>
     </w:pPr>
+    <w:rPr>
+      <w:rFonts w:ascii="Arial" w:hAnsi="Arial"/>
+    </w:rPr>
     <w:tblPr>
       <w:tblStyleRowBandSize w:val="1"/>
       <w:tblStyleColBandSize w:val="1"/>
@@ -4072,6 +4285,9 @@
     <w:pPr>
       <w:spacing w:after="0" w:line="240" w:lineRule="auto"/>
     </w:pPr>
+    <w:rPr>
+      <w:rFonts w:ascii="Arial" w:hAnsi="Arial"/>
+    </w:rPr>
     <w:tblPr>
       <w:tblStyleRowBandSize w:val="1"/>
       <w:tblStyleColBandSize w:val="1"/>
@@ -4202,6 +4418,9 @@
     <w:pPr>
       <w:spacing w:after="0" w:line="240" w:lineRule="auto"/>
     </w:pPr>
+    <w:rPr>
+      <w:rFonts w:ascii="Arial" w:hAnsi="Arial"/>
+    </w:rPr>
     <w:tblPr>
       <w:tblStyleRowBandSize w:val="1"/>
       <w:tblStyleColBandSize w:val="1"/>
@@ -4332,6 +4551,9 @@
     <w:pPr>
       <w:spacing w:after="0" w:line="240" w:lineRule="auto"/>
     </w:pPr>
+    <w:rPr>
+      <w:rFonts w:ascii="Arial" w:hAnsi="Arial"/>
+    </w:rPr>
     <w:tblPr>
       <w:tblStyleRowBandSize w:val="1"/>
       <w:tblStyleColBandSize w:val="1"/>
@@ -4462,6 +4684,9 @@
     <w:pPr>
       <w:spacing w:after="0" w:line="240" w:lineRule="auto"/>
     </w:pPr>
+    <w:rPr>
+      <w:rFonts w:ascii="Arial" w:hAnsi="Arial"/>
+    </w:rPr>
     <w:tblPr>
       <w:tblStyleRowBandSize w:val="1"/>
       <w:tblStyleColBandSize w:val="1"/>
@@ -4592,6 +4817,9 @@
     <w:pPr>
       <w:spacing w:after="0" w:line="240" w:lineRule="auto"/>
     </w:pPr>
+    <w:rPr>
+      <w:rFonts w:ascii="Arial" w:hAnsi="Arial"/>
+    </w:rPr>
     <w:tblPr>
       <w:tblStyleRowBandSize w:val="1"/>
       <w:tblStyleColBandSize w:val="1"/>
@@ -4722,6 +4950,9 @@
     <w:pPr>
       <w:spacing w:after="0" w:line="240" w:lineRule="auto"/>
     </w:pPr>
+    <w:rPr>
+      <w:rFonts w:ascii="Arial" w:hAnsi="Arial"/>
+    </w:rPr>
     <w:tblPr>
       <w:tblStyleRowBandSize w:val="1"/>
       <w:tblStyleColBandSize w:val="1"/>
@@ -4852,6 +5083,9 @@
     <w:pPr>
       <w:spacing w:after="0" w:line="240" w:lineRule="auto"/>
     </w:pPr>
+    <w:rPr>
+      <w:rFonts w:ascii="Arial" w:hAnsi="Arial"/>
+    </w:rPr>
     <w:tblPr>
       <w:tblStyleRowBandSize w:val="1"/>
       <w:tblStyleColBandSize w:val="1"/>
@@ -4982,6 +5216,9 @@
     <w:pPr>
       <w:spacing w:after="0" w:line="240" w:lineRule="auto"/>
     </w:pPr>
+    <w:rPr>
+      <w:rFonts w:ascii="Arial" w:hAnsi="Arial"/>
+    </w:rPr>
     <w:tblPr>
       <w:tblStyleRowBandSize w:val="1"/>
       <w:tblStyleColBandSize w:val="1"/>
@@ -5088,6 +5325,9 @@
     <w:pPr>
       <w:spacing w:after="0" w:line="240" w:lineRule="auto"/>
     </w:pPr>
+    <w:rPr>
+      <w:rFonts w:ascii="Arial" w:hAnsi="Arial"/>
+    </w:rPr>
     <w:tblPr>
       <w:tblStyleRowBandSize w:val="1"/>
       <w:tblStyleColBandSize w:val="1"/>
@@ -5194,6 +5434,9 @@
     <w:pPr>
       <w:spacing w:after="0" w:line="240" w:lineRule="auto"/>
     </w:pPr>
+    <w:rPr>
+      <w:rFonts w:ascii="Arial" w:hAnsi="Arial"/>
+    </w:rPr>
     <w:tblPr>
       <w:tblStyleRowBandSize w:val="1"/>
       <w:tblStyleColBandSize w:val="1"/>
@@ -5300,6 +5543,9 @@
     <w:pPr>
       <w:spacing w:after="0" w:line="240" w:lineRule="auto"/>
     </w:pPr>
+    <w:rPr>
+      <w:rFonts w:ascii="Arial" w:hAnsi="Arial"/>
+    </w:rPr>
     <w:tblPr>
       <w:tblStyleRowBandSize w:val="1"/>
       <w:tblStyleColBandSize w:val="1"/>
@@ -5406,6 +5652,9 @@
     <w:pPr>
       <w:spacing w:after="0" w:line="240" w:lineRule="auto"/>
     </w:pPr>
+    <w:rPr>
+      <w:rFonts w:ascii="Arial" w:hAnsi="Arial"/>
+    </w:rPr>
     <w:tblPr>
       <w:tblStyleRowBandSize w:val="1"/>
       <w:tblStyleColBandSize w:val="1"/>
@@ -5512,6 +5761,9 @@
     <w:pPr>
       <w:spacing w:after="0" w:line="240" w:lineRule="auto"/>
     </w:pPr>
+    <w:rPr>
+      <w:rFonts w:ascii="Arial" w:hAnsi="Arial"/>
+    </w:rPr>
     <w:tblPr>
       <w:tblStyleRowBandSize w:val="1"/>
       <w:tblStyleColBandSize w:val="1"/>
@@ -5618,6 +5870,9 @@
     <w:pPr>
       <w:spacing w:after="0" w:line="240" w:lineRule="auto"/>
     </w:pPr>
+    <w:rPr>
+      <w:rFonts w:ascii="Arial" w:hAnsi="Arial"/>
+    </w:rPr>
     <w:tblPr>
       <w:tblStyleRowBandSize w:val="1"/>
       <w:tblStyleColBandSize w:val="1"/>
@@ -5724,6 +5979,9 @@
     <w:pPr>
       <w:spacing w:after="0" w:line="240" w:lineRule="auto"/>
     </w:pPr>
+    <w:rPr>
+      <w:rFonts w:ascii="Arial" w:hAnsi="Arial"/>
+    </w:rPr>
     <w:tblPr>
       <w:tblStyleRowBandSize w:val="1"/>
       <w:tblStyleColBandSize w:val="1"/>
@@ -5873,6 +6131,9 @@
     <w:pPr>
       <w:spacing w:after="0" w:line="240" w:lineRule="auto"/>
     </w:pPr>
+    <w:rPr>
+      <w:rFonts w:ascii="Arial" w:hAnsi="Arial"/>
+    </w:rPr>
     <w:tblPr>
       <w:tblStyleRowBandSize w:val="1"/>
       <w:tblStyleColBandSize w:val="1"/>
@@ -6022,6 +6283,9 @@
     <w:pPr>
       <w:spacing w:after="0" w:line="240" w:lineRule="auto"/>
     </w:pPr>
+    <w:rPr>
+      <w:rFonts w:ascii="Arial" w:hAnsi="Arial"/>
+    </w:rPr>
     <w:tblPr>
       <w:tblStyleRowBandSize w:val="1"/>
       <w:tblStyleColBandSize w:val="1"/>
@@ -6171,6 +6435,9 @@
     <w:pPr>
       <w:spacing w:after="0" w:line="240" w:lineRule="auto"/>
     </w:pPr>
+    <w:rPr>
+      <w:rFonts w:ascii="Arial" w:hAnsi="Arial"/>
+    </w:rPr>
     <w:tblPr>
       <w:tblStyleRowBandSize w:val="1"/>
       <w:tblStyleColBandSize w:val="1"/>
@@ -6320,6 +6587,9 @@
     <w:pPr>
       <w:spacing w:after="0" w:line="240" w:lineRule="auto"/>
     </w:pPr>
+    <w:rPr>
+      <w:rFonts w:ascii="Arial" w:hAnsi="Arial"/>
+    </w:rPr>
     <w:tblPr>
       <w:tblStyleRowBandSize w:val="1"/>
       <w:tblStyleColBandSize w:val="1"/>
@@ -6469,6 +6739,9 @@
     <w:pPr>
       <w:spacing w:after="0" w:line="240" w:lineRule="auto"/>
     </w:pPr>
+    <w:rPr>
+      <w:rFonts w:ascii="Arial" w:hAnsi="Arial"/>
+    </w:rPr>
     <w:tblPr>
       <w:tblStyleRowBandSize w:val="1"/>
       <w:tblStyleColBandSize w:val="1"/>
@@ -6618,6 +6891,9 @@
     <w:pPr>
       <w:spacing w:after="0" w:line="240" w:lineRule="auto"/>
     </w:pPr>
+    <w:rPr>
+      <w:rFonts w:ascii="Arial" w:hAnsi="Arial"/>
+    </w:rPr>
     <w:tblPr>
       <w:tblStyleRowBandSize w:val="1"/>
       <w:tblStyleColBandSize w:val="1"/>
@@ -6768,6 +7044,7 @@
       <w:spacing w:after="0" w:line="240" w:lineRule="auto"/>
     </w:pPr>
     <w:rPr>
+      <w:rFonts w:ascii="Arial" w:hAnsi="Arial"/>
       <w:color w:val="000000" w:themeColor="text1"/>
     </w:rPr>
     <w:tblPr>
@@ -6852,6 +7129,7 @@
       <w:spacing w:after="0" w:line="240" w:lineRule="auto"/>
     </w:pPr>
     <w:rPr>
+      <w:rFonts w:ascii="Arial" w:hAnsi="Arial"/>
       <w:color w:val="000000" w:themeColor="text1"/>
     </w:rPr>
     <w:tblPr>
@@ -6936,6 +7214,7 @@
       <w:spacing w:after="0" w:line="240" w:lineRule="auto"/>
     </w:pPr>
     <w:rPr>
+      <w:rFonts w:ascii="Arial" w:hAnsi="Arial"/>
       <w:color w:val="000000" w:themeColor="text1"/>
     </w:rPr>
     <w:tblPr>
@@ -7020,6 +7299,7 @@
       <w:spacing w:after="0" w:line="240" w:lineRule="auto"/>
     </w:pPr>
     <w:rPr>
+      <w:rFonts w:ascii="Arial" w:hAnsi="Arial"/>
       <w:color w:val="000000" w:themeColor="text1"/>
     </w:rPr>
     <w:tblPr>
@@ -7104,6 +7384,7 @@
       <w:spacing w:after="0" w:line="240" w:lineRule="auto"/>
     </w:pPr>
     <w:rPr>
+      <w:rFonts w:ascii="Arial" w:hAnsi="Arial"/>
       <w:color w:val="000000" w:themeColor="text1"/>
     </w:rPr>
     <w:tblPr>
@@ -7188,6 +7469,7 @@
       <w:spacing w:after="0" w:line="240" w:lineRule="auto"/>
     </w:pPr>
     <w:rPr>
+      <w:rFonts w:ascii="Arial" w:hAnsi="Arial"/>
       <w:color w:val="000000" w:themeColor="text1"/>
     </w:rPr>
     <w:tblPr>
@@ -7272,6 +7554,7 @@
       <w:spacing w:after="0" w:line="240" w:lineRule="auto"/>
     </w:pPr>
     <w:rPr>
+      <w:rFonts w:ascii="Arial" w:hAnsi="Arial"/>
       <w:color w:val="000000" w:themeColor="text1"/>
     </w:rPr>
     <w:tblPr>
@@ -7356,7 +7639,7 @@
       <w:spacing w:after="0" w:line="240" w:lineRule="auto"/>
     </w:pPr>
     <w:rPr>
-      <w:rFonts w:asciiTheme="majorHAnsi" w:eastAsiaTheme="majorEastAsia" w:hAnsiTheme="majorHAnsi" w:cstheme="majorBidi"/>
+      <w:rFonts w:asciiTheme="majorHAnsi" w:eastAsiaTheme="majorEastAsia" w:hAnsiTheme="majorHAnsi" w:cstheme="majorBidi" w:ascii="Arial" w:hAnsi="Arial"/>
       <w:color w:val="000000" w:themeColor="text1"/>
     </w:rPr>
     <w:tblPr>
@@ -7484,7 +7767,7 @@
       <w:spacing w:after="0" w:line="240" w:lineRule="auto"/>
     </w:pPr>
     <w:rPr>
-      <w:rFonts w:asciiTheme="majorHAnsi" w:eastAsiaTheme="majorEastAsia" w:hAnsiTheme="majorHAnsi" w:cstheme="majorBidi"/>
+      <w:rFonts w:asciiTheme="majorHAnsi" w:eastAsiaTheme="majorEastAsia" w:hAnsiTheme="majorHAnsi" w:cstheme="majorBidi" w:ascii="Arial" w:hAnsi="Arial"/>
       <w:color w:val="000000" w:themeColor="text1"/>
     </w:rPr>
     <w:tblPr>
@@ -7612,7 +7895,7 @@
       <w:spacing w:after="0" w:line="240" w:lineRule="auto"/>
     </w:pPr>
     <w:rPr>
-      <w:rFonts w:asciiTheme="majorHAnsi" w:eastAsiaTheme="majorEastAsia" w:hAnsiTheme="majorHAnsi" w:cstheme="majorBidi"/>
+      <w:rFonts w:asciiTheme="majorHAnsi" w:eastAsiaTheme="majorEastAsia" w:hAnsiTheme="majorHAnsi" w:cstheme="majorBidi" w:ascii="Arial" w:hAnsi="Arial"/>
       <w:color w:val="000000" w:themeColor="text1"/>
     </w:rPr>
     <w:tblPr>
@@ -7740,7 +8023,7 @@
       <w:spacing w:after="0" w:line="240" w:lineRule="auto"/>
     </w:pPr>
     <w:rPr>
-      <w:rFonts w:asciiTheme="majorHAnsi" w:eastAsiaTheme="majorEastAsia" w:hAnsiTheme="majorHAnsi" w:cstheme="majorBidi"/>
+      <w:rFonts w:asciiTheme="majorHAnsi" w:eastAsiaTheme="majorEastAsia" w:hAnsiTheme="majorHAnsi" w:cstheme="majorBidi" w:ascii="Arial" w:hAnsi="Arial"/>
       <w:color w:val="000000" w:themeColor="text1"/>
     </w:rPr>
     <w:tblPr>
@@ -7868,7 +8151,7 @@
       <w:spacing w:after="0" w:line="240" w:lineRule="auto"/>
     </w:pPr>
     <w:rPr>
-      <w:rFonts w:asciiTheme="majorHAnsi" w:eastAsiaTheme="majorEastAsia" w:hAnsiTheme="majorHAnsi" w:cstheme="majorBidi"/>
+      <w:rFonts w:asciiTheme="majorHAnsi" w:eastAsiaTheme="majorEastAsia" w:hAnsiTheme="majorHAnsi" w:cstheme="majorBidi" w:ascii="Arial" w:hAnsi="Arial"/>
       <w:color w:val="000000" w:themeColor="text1"/>
     </w:rPr>
     <w:tblPr>
@@ -7996,7 +8279,7 @@
       <w:spacing w:after="0" w:line="240" w:lineRule="auto"/>
     </w:pPr>
     <w:rPr>
-      <w:rFonts w:asciiTheme="majorHAnsi" w:eastAsiaTheme="majorEastAsia" w:hAnsiTheme="majorHAnsi" w:cstheme="majorBidi"/>
+      <w:rFonts w:asciiTheme="majorHAnsi" w:eastAsiaTheme="majorEastAsia" w:hAnsiTheme="majorHAnsi" w:cstheme="majorBidi" w:ascii="Arial" w:hAnsi="Arial"/>
       <w:color w:val="000000" w:themeColor="text1"/>
     </w:rPr>
     <w:tblPr>
@@ -8124,7 +8407,7 @@
       <w:spacing w:after="0" w:line="240" w:lineRule="auto"/>
     </w:pPr>
     <w:rPr>
-      <w:rFonts w:asciiTheme="majorHAnsi" w:eastAsiaTheme="majorEastAsia" w:hAnsiTheme="majorHAnsi" w:cstheme="majorBidi"/>
+      <w:rFonts w:asciiTheme="majorHAnsi" w:eastAsiaTheme="majorEastAsia" w:hAnsiTheme="majorHAnsi" w:cstheme="majorBidi" w:ascii="Arial" w:hAnsi="Arial"/>
       <w:color w:val="000000" w:themeColor="text1"/>
     </w:rPr>
     <w:tblPr>
@@ -8251,6 +8534,9 @@
     <w:pPr>
       <w:spacing w:after="0" w:line="240" w:lineRule="auto"/>
     </w:pPr>
+    <w:rPr>
+      <w:rFonts w:ascii="Arial" w:hAnsi="Arial"/>
+    </w:rPr>
     <w:tblPr>
       <w:tblStyleRowBandSize w:val="1"/>
       <w:tblStyleColBandSize w:val="1"/>
@@ -8324,6 +8610,9 @@
     <w:pPr>
       <w:spacing w:after="0" w:line="240" w:lineRule="auto"/>
     </w:pPr>
+    <w:rPr>
+      <w:rFonts w:ascii="Arial" w:hAnsi="Arial"/>
+    </w:rPr>
     <w:tblPr>
       <w:tblStyleRowBandSize w:val="1"/>
       <w:tblStyleColBandSize w:val="1"/>
@@ -8397,6 +8686,9 @@
     <w:pPr>
       <w:spacing w:after="0" w:line="240" w:lineRule="auto"/>
     </w:pPr>
+    <w:rPr>
+      <w:rFonts w:ascii="Arial" w:hAnsi="Arial"/>
+    </w:rPr>
     <w:tblPr>
       <w:tblStyleRowBandSize w:val="1"/>
       <w:tblStyleColBandSize w:val="1"/>
@@ -8470,6 +8762,9 @@
     <w:pPr>
       <w:spacing w:after="0" w:line="240" w:lineRule="auto"/>
     </w:pPr>
+    <w:rPr>
+      <w:rFonts w:ascii="Arial" w:hAnsi="Arial"/>
+    </w:rPr>
     <w:tblPr>
       <w:tblStyleRowBandSize w:val="1"/>
       <w:tblStyleColBandSize w:val="1"/>
@@ -8543,6 +8838,9 @@
     <w:pPr>
       <w:spacing w:after="0" w:line="240" w:lineRule="auto"/>
     </w:pPr>
+    <w:rPr>
+      <w:rFonts w:ascii="Arial" w:hAnsi="Arial"/>
+    </w:rPr>
     <w:tblPr>
       <w:tblStyleRowBandSize w:val="1"/>
       <w:tblStyleColBandSize w:val="1"/>
@@ -8616,6 +8914,9 @@
     <w:pPr>
       <w:spacing w:after="0" w:line="240" w:lineRule="auto"/>
     </w:pPr>
+    <w:rPr>
+      <w:rFonts w:ascii="Arial" w:hAnsi="Arial"/>
+    </w:rPr>
     <w:tblPr>
       <w:tblStyleRowBandSize w:val="1"/>
       <w:tblStyleColBandSize w:val="1"/>
@@ -8689,6 +8990,9 @@
     <w:pPr>
       <w:spacing w:after="0" w:line="240" w:lineRule="auto"/>
     </w:pPr>
+    <w:rPr>
+      <w:rFonts w:ascii="Arial" w:hAnsi="Arial"/>
+    </w:rPr>
     <w:tblPr>
       <w:tblStyleRowBandSize w:val="1"/>
       <w:tblStyleColBandSize w:val="1"/>
@@ -8763,7 +9067,7 @@
       <w:spacing w:after="0" w:line="240" w:lineRule="auto"/>
     </w:pPr>
     <w:rPr>
-      <w:rFonts w:asciiTheme="majorHAnsi" w:eastAsiaTheme="majorEastAsia" w:hAnsiTheme="majorHAnsi" w:cstheme="majorBidi"/>
+      <w:rFonts w:asciiTheme="majorHAnsi" w:eastAsiaTheme="majorEastAsia" w:hAnsiTheme="majorHAnsi" w:cstheme="majorBidi" w:ascii="Arial" w:hAnsi="Arial"/>
       <w:color w:val="000000" w:themeColor="text1"/>
     </w:rPr>
     <w:tblPr>
@@ -8888,7 +9192,7 @@
       <w:spacing w:after="0" w:line="240" w:lineRule="auto"/>
     </w:pPr>
     <w:rPr>
-      <w:rFonts w:asciiTheme="majorHAnsi" w:eastAsiaTheme="majorEastAsia" w:hAnsiTheme="majorHAnsi" w:cstheme="majorBidi"/>
+      <w:rFonts w:asciiTheme="majorHAnsi" w:eastAsiaTheme="majorEastAsia" w:hAnsiTheme="majorHAnsi" w:cstheme="majorBidi" w:ascii="Arial" w:hAnsi="Arial"/>
       <w:color w:val="000000" w:themeColor="text1"/>
     </w:rPr>
     <w:tblPr>
@@ -9013,7 +9317,7 @@
       <w:spacing w:after="0" w:line="240" w:lineRule="auto"/>
     </w:pPr>
     <w:rPr>
-      <w:rFonts w:asciiTheme="majorHAnsi" w:eastAsiaTheme="majorEastAsia" w:hAnsiTheme="majorHAnsi" w:cstheme="majorBidi"/>
+      <w:rFonts w:asciiTheme="majorHAnsi" w:eastAsiaTheme="majorEastAsia" w:hAnsiTheme="majorHAnsi" w:cstheme="majorBidi" w:ascii="Arial" w:hAnsi="Arial"/>
       <w:color w:val="000000" w:themeColor="text1"/>
     </w:rPr>
     <w:tblPr>
@@ -9138,7 +9442,7 @@
       <w:spacing w:after="0" w:line="240" w:lineRule="auto"/>
     </w:pPr>
     <w:rPr>
-      <w:rFonts w:asciiTheme="majorHAnsi" w:eastAsiaTheme="majorEastAsia" w:hAnsiTheme="majorHAnsi" w:cstheme="majorBidi"/>
+      <w:rFonts w:asciiTheme="majorHAnsi" w:eastAsiaTheme="majorEastAsia" w:hAnsiTheme="majorHAnsi" w:cstheme="majorBidi" w:ascii="Arial" w:hAnsi="Arial"/>
       <w:color w:val="000000" w:themeColor="text1"/>
     </w:rPr>
     <w:tblPr>
@@ -9263,7 +9567,7 @@
       <w:spacing w:after="0" w:line="240" w:lineRule="auto"/>
     </w:pPr>
     <w:rPr>
-      <w:rFonts w:asciiTheme="majorHAnsi" w:eastAsiaTheme="majorEastAsia" w:hAnsiTheme="majorHAnsi" w:cstheme="majorBidi"/>
+      <w:rFonts w:asciiTheme="majorHAnsi" w:eastAsiaTheme="majorEastAsia" w:hAnsiTheme="majorHAnsi" w:cstheme="majorBidi" w:ascii="Arial" w:hAnsi="Arial"/>
       <w:color w:val="000000" w:themeColor="text1"/>
     </w:rPr>
     <w:tblPr>
@@ -9388,7 +9692,7 @@
       <w:spacing w:after="0" w:line="240" w:lineRule="auto"/>
     </w:pPr>
     <w:rPr>
-      <w:rFonts w:asciiTheme="majorHAnsi" w:eastAsiaTheme="majorEastAsia" w:hAnsiTheme="majorHAnsi" w:cstheme="majorBidi"/>
+      <w:rFonts w:asciiTheme="majorHAnsi" w:eastAsiaTheme="majorEastAsia" w:hAnsiTheme="majorHAnsi" w:cstheme="majorBidi" w:ascii="Arial" w:hAnsi="Arial"/>
       <w:color w:val="000000" w:themeColor="text1"/>
     </w:rPr>
     <w:tblPr>
@@ -9513,7 +9817,7 @@
       <w:spacing w:after="0" w:line="240" w:lineRule="auto"/>
     </w:pPr>
     <w:rPr>
-      <w:rFonts w:asciiTheme="majorHAnsi" w:eastAsiaTheme="majorEastAsia" w:hAnsiTheme="majorHAnsi" w:cstheme="majorBidi"/>
+      <w:rFonts w:asciiTheme="majorHAnsi" w:eastAsiaTheme="majorEastAsia" w:hAnsiTheme="majorHAnsi" w:cstheme="majorBidi" w:ascii="Arial" w:hAnsi="Arial"/>
       <w:color w:val="000000" w:themeColor="text1"/>
     </w:rPr>
     <w:tblPr>
@@ -9637,6 +9941,9 @@
     <w:pPr>
       <w:spacing w:after="0" w:line="240" w:lineRule="auto"/>
     </w:pPr>
+    <w:rPr>
+      <w:rFonts w:ascii="Arial" w:hAnsi="Arial"/>
+    </w:rPr>
     <w:tblPr>
       <w:tblStyleRowBandSize w:val="1"/>
       <w:tblStyleColBandSize w:val="1"/>
@@ -9778,6 +10085,9 @@
     <w:pPr>
       <w:spacing w:after="0" w:line="240" w:lineRule="auto"/>
     </w:pPr>
+    <w:rPr>
+      <w:rFonts w:ascii="Arial" w:hAnsi="Arial"/>
+    </w:rPr>
     <w:tblPr>
       <w:tblStyleRowBandSize w:val="1"/>
       <w:tblStyleColBandSize w:val="1"/>
@@ -9919,6 +10229,9 @@
     <w:pPr>
       <w:spacing w:after="0" w:line="240" w:lineRule="auto"/>
     </w:pPr>
+    <w:rPr>
+      <w:rFonts w:ascii="Arial" w:hAnsi="Arial"/>
+    </w:rPr>
     <w:tblPr>
       <w:tblStyleRowBandSize w:val="1"/>
       <w:tblStyleColBandSize w:val="1"/>
@@ -10060,6 +10373,9 @@
     <w:pPr>
       <w:spacing w:after="0" w:line="240" w:lineRule="auto"/>
     </w:pPr>
+    <w:rPr>
+      <w:rFonts w:ascii="Arial" w:hAnsi="Arial"/>
+    </w:rPr>
     <w:tblPr>
       <w:tblStyleRowBandSize w:val="1"/>
       <w:tblStyleColBandSize w:val="1"/>
@@ -10201,6 +10517,9 @@
     <w:pPr>
       <w:spacing w:after="0" w:line="240" w:lineRule="auto"/>
     </w:pPr>
+    <w:rPr>
+      <w:rFonts w:ascii="Arial" w:hAnsi="Arial"/>
+    </w:rPr>
     <w:tblPr>
       <w:tblStyleRowBandSize w:val="1"/>
       <w:tblStyleColBandSize w:val="1"/>
@@ -10342,6 +10661,9 @@
     <w:pPr>
       <w:spacing w:after="0" w:line="240" w:lineRule="auto"/>
     </w:pPr>
+    <w:rPr>
+      <w:rFonts w:ascii="Arial" w:hAnsi="Arial"/>
+    </w:rPr>
     <w:tblPr>
       <w:tblStyleRowBandSize w:val="1"/>
       <w:tblStyleColBandSize w:val="1"/>
@@ -10483,6 +10805,9 @@
     <w:pPr>
       <w:spacing w:after="0" w:line="240" w:lineRule="auto"/>
     </w:pPr>
+    <w:rPr>
+      <w:rFonts w:ascii="Arial" w:hAnsi="Arial"/>
+    </w:rPr>
     <w:tblPr>
       <w:tblStyleRowBandSize w:val="1"/>
       <w:tblStyleColBandSize w:val="1"/>
@@ -10625,6 +10950,7 @@
       <w:spacing w:after="0" w:line="240" w:lineRule="auto"/>
     </w:pPr>
     <w:rPr>
+      <w:rFonts w:ascii="Arial" w:hAnsi="Arial"/>
       <w:color w:val="FFFFFF" w:themeColor="background1"/>
     </w:rPr>
     <w:tblPr>
@@ -10739,6 +11065,7 @@
       <w:spacing w:after="0" w:line="240" w:lineRule="auto"/>
     </w:pPr>
     <w:rPr>
+      <w:rFonts w:ascii="Arial" w:hAnsi="Arial"/>
       <w:color w:val="FFFFFF" w:themeColor="background1"/>
     </w:rPr>
     <w:tblPr>
@@ -10853,6 +11180,7 @@
       <w:spacing w:after="0" w:line="240" w:lineRule="auto"/>
     </w:pPr>
     <w:rPr>
+      <w:rFonts w:ascii="Arial" w:hAnsi="Arial"/>
       <w:color w:val="FFFFFF" w:themeColor="background1"/>
     </w:rPr>
     <w:tblPr>
@@ -10967,6 +11295,7 @@
       <w:spacing w:after="0" w:line="240" w:lineRule="auto"/>
     </w:pPr>
     <w:rPr>
+      <w:rFonts w:ascii="Arial" w:hAnsi="Arial"/>
       <w:color w:val="FFFFFF" w:themeColor="background1"/>
     </w:rPr>
     <w:tblPr>
@@ -11081,6 +11410,7 @@
       <w:spacing w:after="0" w:line="240" w:lineRule="auto"/>
     </w:pPr>
     <w:rPr>
+      <w:rFonts w:ascii="Arial" w:hAnsi="Arial"/>
       <w:color w:val="FFFFFF" w:themeColor="background1"/>
     </w:rPr>
     <w:tblPr>
@@ -11195,6 +11525,7 @@
       <w:spacing w:after="0" w:line="240" w:lineRule="auto"/>
     </w:pPr>
     <w:rPr>
+      <w:rFonts w:ascii="Arial" w:hAnsi="Arial"/>
       <w:color w:val="FFFFFF" w:themeColor="background1"/>
     </w:rPr>
     <w:tblPr>
@@ -11309,6 +11640,7 @@
       <w:spacing w:after="0" w:line="240" w:lineRule="auto"/>
     </w:pPr>
     <w:rPr>
+      <w:rFonts w:ascii="Arial" w:hAnsi="Arial"/>
       <w:color w:val="FFFFFF" w:themeColor="background1"/>
     </w:rPr>
     <w:tblPr>
@@ -11423,6 +11755,7 @@
       <w:spacing w:after="0" w:line="240" w:lineRule="auto"/>
     </w:pPr>
     <w:rPr>
+      <w:rFonts w:ascii="Arial" w:hAnsi="Arial"/>
       <w:color w:val="000000" w:themeColor="text1"/>
     </w:rPr>
     <w:tblPr>
@@ -11545,6 +11878,7 @@
       <w:spacing w:after="0" w:line="240" w:lineRule="auto"/>
     </w:pPr>
     <w:rPr>
+      <w:rFonts w:ascii="Arial" w:hAnsi="Arial"/>
       <w:color w:val="000000" w:themeColor="text1"/>
     </w:rPr>
     <w:tblPr>
@@ -11667,6 +12001,7 @@
       <w:spacing w:after="0" w:line="240" w:lineRule="auto"/>
     </w:pPr>
     <w:rPr>
+      <w:rFonts w:ascii="Arial" w:hAnsi="Arial"/>
       <w:color w:val="000000" w:themeColor="text1"/>
     </w:rPr>
     <w:tblPr>
@@ -11789,6 +12124,7 @@
       <w:spacing w:after="0" w:line="240" w:lineRule="auto"/>
     </w:pPr>
     <w:rPr>
+      <w:rFonts w:ascii="Arial" w:hAnsi="Arial"/>
       <w:color w:val="000000" w:themeColor="text1"/>
     </w:rPr>
     <w:tblPr>
@@ -11901,6 +12237,7 @@
       <w:spacing w:after="0" w:line="240" w:lineRule="auto"/>
     </w:pPr>
     <w:rPr>
+      <w:rFonts w:ascii="Arial" w:hAnsi="Arial"/>
       <w:color w:val="000000" w:themeColor="text1"/>
     </w:rPr>
     <w:tblPr>
@@ -12023,6 +12360,7 @@
       <w:spacing w:after="0" w:line="240" w:lineRule="auto"/>
     </w:pPr>
     <w:rPr>
+      <w:rFonts w:ascii="Arial" w:hAnsi="Arial"/>
       <w:color w:val="000000" w:themeColor="text1"/>
     </w:rPr>
     <w:tblPr>
@@ -12145,6 +12483,7 @@
       <w:spacing w:after="0" w:line="240" w:lineRule="auto"/>
     </w:pPr>
     <w:rPr>
+      <w:rFonts w:ascii="Arial" w:hAnsi="Arial"/>
       <w:color w:val="000000" w:themeColor="text1"/>
     </w:rPr>
     <w:tblPr>
@@ -12267,6 +12606,7 @@
       <w:spacing w:after="0" w:line="240" w:lineRule="auto"/>
     </w:pPr>
     <w:rPr>
+      <w:rFonts w:ascii="Arial" w:hAnsi="Arial"/>
       <w:color w:val="000000" w:themeColor="text1"/>
     </w:rPr>
     <w:tblPr>
@@ -12353,6 +12693,7 @@
       <w:spacing w:after="0" w:line="240" w:lineRule="auto"/>
     </w:pPr>
     <w:rPr>
+      <w:rFonts w:ascii="Arial" w:hAnsi="Arial"/>
       <w:color w:val="000000" w:themeColor="text1"/>
     </w:rPr>
     <w:tblPr>
@@ -12439,6 +12780,7 @@
       <w:spacing w:after="0" w:line="240" w:lineRule="auto"/>
     </w:pPr>
     <w:rPr>
+      <w:rFonts w:ascii="Arial" w:hAnsi="Arial"/>
       <w:color w:val="000000" w:themeColor="text1"/>
     </w:rPr>
     <w:tblPr>
@@ -12525,6 +12867,7 @@
       <w:spacing w:after="0" w:line="240" w:lineRule="auto"/>
     </w:pPr>
     <w:rPr>
+      <w:rFonts w:ascii="Arial" w:hAnsi="Arial"/>
       <w:color w:val="000000" w:themeColor="text1"/>
     </w:rPr>
     <w:tblPr>
@@ -12611,6 +12954,7 @@
       <w:spacing w:after="0" w:line="240" w:lineRule="auto"/>
     </w:pPr>
     <w:rPr>
+      <w:rFonts w:ascii="Arial" w:hAnsi="Arial"/>
       <w:color w:val="000000" w:themeColor="text1"/>
     </w:rPr>
     <w:tblPr>
@@ -12697,6 +13041,7 @@
       <w:spacing w:after="0" w:line="240" w:lineRule="auto"/>
     </w:pPr>
     <w:rPr>
+      <w:rFonts w:ascii="Arial" w:hAnsi="Arial"/>
       <w:color w:val="000000" w:themeColor="text1"/>
     </w:rPr>
     <w:tblPr>
@@ -12783,6 +13128,7 @@
       <w:spacing w:after="0" w:line="240" w:lineRule="auto"/>
     </w:pPr>
     <w:rPr>
+      <w:rFonts w:ascii="Arial" w:hAnsi="Arial"/>
       <w:color w:val="000000" w:themeColor="text1"/>
     </w:rPr>
     <w:tblPr>
@@ -12869,6 +13215,7 @@
       <w:spacing w:after="0" w:line="240" w:lineRule="auto"/>
     </w:pPr>
     <w:rPr>
+      <w:rFonts w:ascii="Arial" w:hAnsi="Arial"/>
       <w:color w:val="000000" w:themeColor="text1"/>
     </w:rPr>
     <w:tblPr>
@@ -12949,6 +13296,7 @@
       <w:spacing w:after="0" w:line="240" w:lineRule="auto"/>
     </w:pPr>
     <w:rPr>
+      <w:rFonts w:ascii="Arial" w:hAnsi="Arial"/>
       <w:color w:val="000000" w:themeColor="text1"/>
     </w:rPr>
     <w:tblPr>
@@ -13029,6 +13377,7 @@
       <w:spacing w:after="0" w:line="240" w:lineRule="auto"/>
     </w:pPr>
     <w:rPr>
+      <w:rFonts w:ascii="Arial" w:hAnsi="Arial"/>
       <w:color w:val="000000" w:themeColor="text1"/>
     </w:rPr>
     <w:tblPr>
@@ -13109,6 +13458,7 @@
       <w:spacing w:after="0" w:line="240" w:lineRule="auto"/>
     </w:pPr>
     <w:rPr>
+      <w:rFonts w:ascii="Arial" w:hAnsi="Arial"/>
       <w:color w:val="000000" w:themeColor="text1"/>
     </w:rPr>
     <w:tblPr>
@@ -13189,6 +13539,7 @@
       <w:spacing w:after="0" w:line="240" w:lineRule="auto"/>
     </w:pPr>
     <w:rPr>
+      <w:rFonts w:ascii="Arial" w:hAnsi="Arial"/>
       <w:color w:val="000000" w:themeColor="text1"/>
     </w:rPr>
     <w:tblPr>
@@ -13269,6 +13620,7 @@
       <w:spacing w:after="0" w:line="240" w:lineRule="auto"/>
     </w:pPr>
     <w:rPr>
+      <w:rFonts w:ascii="Arial" w:hAnsi="Arial"/>
       <w:color w:val="000000" w:themeColor="text1"/>
     </w:rPr>
     <w:tblPr>
@@ -13349,6 +13701,7 @@
       <w:spacing w:after="0" w:line="240" w:lineRule="auto"/>
     </w:pPr>
     <w:rPr>
+      <w:rFonts w:ascii="Arial" w:hAnsi="Arial"/>
       <w:color w:val="000000" w:themeColor="text1"/>
     </w:rPr>
     <w:tblPr>
